--- a/CU-REVISADOS/CU3_ASIGNACIONSOLICITUD.docx
+++ b/CU-REVISADOS/CU3_ASIGNACIONSOLICITUD.docx
@@ -8,13 +8,13 @@
         <w:spacing w:before="0" w:after="0"/>
         <w:rPr>
           <w:rFonts w:ascii="Times New Roman" w:hAnsi="Times New Roman" w:cs="Times New Roman"/>
-          <w:lang w:val="es-ES"/>
+          <w:lang w:val="es-GT"/>
         </w:rPr>
       </w:pPr>
       <w:r>
         <w:rPr>
           <w:rFonts w:ascii="Times New Roman" w:hAnsi="Times New Roman" w:cs="Times New Roman"/>
-          <w:lang w:val="es-ES"/>
+          <w:lang w:val="es-GT"/>
         </w:rPr>
         <w:t xml:space="preserve">Caso de Uso </w:t>
       </w:r>
@@ -42,22 +42,33 @@
     <w:p>
       <w:pPr>
         <w:pStyle w:val="ByLine"/>
-        <w:ind w:left="708" w:hanging="708"/>
+        <w:rPr>
+          <w:lang w:val="es-GT"/>
+        </w:rPr>
+      </w:pPr>
+      <w:r>
         <w:rPr>
           <w:rFonts w:ascii="Times New Roman" w:hAnsi="Times New Roman" w:cs="Times New Roman"/>
           <w:sz w:val="36"/>
           <w:szCs w:val="36"/>
-          <w:lang w:val="es-ES"/>
+          <w:lang w:val="es-GT"/>
+        </w:rPr>
+        <w:t>Asignación de Solicitudes</w:t>
+      </w:r>
+    </w:p>
+    <w:p>
+      <w:pPr>
+        <w:pStyle w:val="ByLine"/>
+        <w:rPr>
+          <w:lang w:val="es-GT"/>
         </w:rPr>
       </w:pPr>
       <w:r>
         <w:rPr>
           <w:rFonts w:ascii="Times New Roman" w:hAnsi="Times New Roman" w:cs="Times New Roman"/>
-          <w:sz w:val="36"/>
-          <w:szCs w:val="36"/>
-          <w:lang w:val="es-ES"/>
-        </w:rPr>
-        <w:t>Asignación de Solicitudes</w:t>
+          <w:lang w:val="es-GT"/>
+        </w:rPr>
+        <w:t>Versión 1.0</w:t>
       </w:r>
     </w:p>
     <w:p>
@@ -70,41 +81,49 @@
       <w:r>
         <w:rPr>
           <w:rFonts w:ascii="Times New Roman" w:hAnsi="Times New Roman" w:cs="Times New Roman"/>
-          <w:lang w:val="es-ES"/>
-        </w:rPr>
-        <w:t>Versión 1.0</w:t>
+          <w:lang w:val="es-GT"/>
+        </w:rPr>
+        <w:t>Elaborado por</w:t>
+      </w:r>
+      <w:r>
+        <w:rPr>
+          <w:rFonts w:ascii="Times New Roman" w:hAnsi="Times New Roman" w:cs="Times New Roman"/>
+          <w:lang w:val="es-GT"/>
+        </w:rPr>
+        <w:t xml:space="preserve"> Cindy Pú</w:t>
       </w:r>
     </w:p>
     <w:p>
       <w:pPr>
         <w:pStyle w:val="ByLine"/>
+      </w:pPr>
+      <w:proofErr w:type="spellStart"/>
+      <w:r>
         <w:rPr>
           <w:rFonts w:ascii="Times New Roman" w:hAnsi="Times New Roman" w:cs="Times New Roman"/>
-          <w:lang w:val="es-ES"/>
-        </w:rPr>
-      </w:pPr>
+        </w:rPr>
+        <w:t>Fecha</w:t>
+      </w:r>
+      <w:proofErr w:type="spellEnd"/>
       <w:r>
         <w:rPr>
           <w:rFonts w:ascii="Times New Roman" w:hAnsi="Times New Roman" w:cs="Times New Roman"/>
-          <w:lang w:val="es-ES"/>
-        </w:rPr>
-        <w:t>Elaborado por Cindy Pú</w:t>
-      </w:r>
-    </w:p>
-    <w:p>
-      <w:pPr>
-        <w:pStyle w:val="ByLine"/>
+        </w:rPr>
+        <w:t xml:space="preserve"> </w:t>
+      </w:r>
+      <w:proofErr w:type="spellStart"/>
+      <w:r>
         <w:rPr>
           <w:rFonts w:ascii="Times New Roman" w:hAnsi="Times New Roman" w:cs="Times New Roman"/>
-          <w:lang w:val="es-GT" w:eastAsia="en-US"/>
-        </w:rPr>
-      </w:pPr>
+        </w:rPr>
+        <w:t>Elaboración</w:t>
+      </w:r>
+      <w:proofErr w:type="spellEnd"/>
       <w:r>
         <w:rPr>
           <w:rFonts w:ascii="Times New Roman" w:hAnsi="Times New Roman" w:cs="Times New Roman"/>
-          <w:lang w:val="es-GT" w:eastAsia="en-US"/>
-        </w:rPr>
-        <w:t>Fecha Elaboración 22/08/2026</w:t>
+        </w:rPr>
+        <w:t xml:space="preserve"> 24/08/2026</w:t>
       </w:r>
     </w:p>
     <w:p>
@@ -113,26 +132,44 @@
         <w:jc w:val="left"/>
         <w:rPr>
           <w:rFonts w:ascii="Times New Roman" w:hAnsi="Times New Roman" w:cs="Times New Roman"/>
-          <w:b w:val="0"/>
           <w:sz w:val="28"/>
-          <w:lang w:val="es-GT" w:eastAsia="en-US"/>
-        </w:rPr>
-      </w:pPr>
+          <w:szCs w:val="28"/>
+        </w:rPr>
+      </w:pPr>
+      <w:proofErr w:type="spellStart"/>
       <w:r>
         <w:rPr>
           <w:rFonts w:ascii="Times New Roman" w:hAnsi="Times New Roman" w:cs="Times New Roman"/>
-          <w:b w:val="0"/>
           <w:sz w:val="28"/>
-          <w:lang w:val="es-GT" w:eastAsia="en-US"/>
-        </w:rPr>
-        <w:t>Historial Revisiones</w:t>
-      </w:r>
+          <w:szCs w:val="28"/>
+        </w:rPr>
+        <w:t>Historial</w:t>
+      </w:r>
+      <w:proofErr w:type="spellEnd"/>
+      <w:r>
+        <w:rPr>
+          <w:rFonts w:ascii="Times New Roman" w:hAnsi="Times New Roman" w:cs="Times New Roman"/>
+          <w:sz w:val="28"/>
+          <w:szCs w:val="28"/>
+        </w:rPr>
+        <w:t xml:space="preserve"> </w:t>
+      </w:r>
+      <w:proofErr w:type="spellStart"/>
+      <w:r>
+        <w:rPr>
+          <w:rFonts w:ascii="Times New Roman" w:hAnsi="Times New Roman" w:cs="Times New Roman"/>
+          <w:sz w:val="28"/>
+          <w:szCs w:val="28"/>
+        </w:rPr>
+        <w:t>Revisiones</w:t>
+      </w:r>
+      <w:proofErr w:type="spellEnd"/>
     </w:p>
     <w:tbl>
       <w:tblPr>
         <w:tblW w:w="8613" w:type="dxa"/>
         <w:tblLayout w:type="fixed"/>
-        <w:tblLook w:val="0000" w:firstRow="0" w:lastRow="0" w:firstColumn="0" w:lastColumn="0" w:noHBand="0" w:noVBand="0"/>
+        <w:tblLook w:val="04A0" w:firstRow="1" w:lastRow="0" w:firstColumn="1" w:lastColumn="0" w:noHBand="0" w:noVBand="1"/>
       </w:tblPr>
       <w:tblGrid>
         <w:gridCol w:w="2160"/>
@@ -986,58 +1023,14 @@
         </w:tc>
       </w:tr>
     </w:tbl>
-    <w:p>
-      <w:pPr>
-        <w:jc w:val="center"/>
-        <w:rPr>
-          <w:b/>
-          <w:sz w:val="28"/>
-          <w:lang w:val="es-GT" w:eastAsia="en-US"/>
-        </w:rPr>
-      </w:pPr>
-    </w:p>
-    <w:p>
-      <w:pPr>
-        <w:pStyle w:val="NormalWeb"/>
-        <w:spacing w:line="360" w:lineRule="auto"/>
-        <w:ind w:right="300"/>
-        <w:rPr>
-          <w:b/>
-          <w:bCs/>
-          <w:sz w:val="27"/>
-          <w:szCs w:val="27"/>
-          <w:lang w:val="es-ES_tradnl" w:eastAsia="en-US"/>
-        </w:rPr>
-      </w:pPr>
-    </w:p>
-    <w:p>
-      <w:pPr>
-        <w:pStyle w:val="NormalWeb"/>
-        <w:spacing w:line="360" w:lineRule="auto"/>
-        <w:ind w:right="300"/>
-        <w:rPr>
-          <w:b/>
-          <w:bCs/>
-          <w:sz w:val="27"/>
-          <w:szCs w:val="27"/>
-          <w:lang w:val="es-ES_tradnl"/>
-        </w:rPr>
-      </w:pPr>
-    </w:p>
-    <w:p>
-      <w:pPr>
-        <w:pStyle w:val="NormalWeb"/>
-        <w:spacing w:line="360" w:lineRule="auto"/>
-        <w:ind w:right="300"/>
-        <w:rPr>
-          <w:b/>
-          <w:bCs/>
-          <w:sz w:val="27"/>
-          <w:szCs w:val="27"/>
-          <w:lang w:val="es-ES_tradnl"/>
-        </w:rPr>
-      </w:pPr>
-    </w:p>
+    <w:p/>
+    <w:p/>
+    <w:p/>
+    <w:p/>
+    <w:p/>
+    <w:p/>
+    <w:p/>
+    <w:p/>
     <w:p>
       <w:pPr>
         <w:pStyle w:val="Ttulo1"/>
@@ -1059,18 +1052,49 @@
     </w:p>
     <w:p>
       <w:pPr>
-        <w:spacing w:after="120"/>
-      </w:pPr>
-      <w:r>
-        <w:t xml:space="preserve">El presente documento describe la forma en que el sistema distribuye automáticamente las solicitudes entre los técnicos de soporte de </w:t>
+        <w:spacing w:after="120" w:line="276" w:lineRule="auto"/>
+      </w:pPr>
+      <w:r>
+        <w:rPr>
+          <w:rFonts w:eastAsia="Calibri"/>
+          <w:sz w:val="22"/>
+          <w:szCs w:val="22"/>
+        </w:rPr>
+        <w:t xml:space="preserve">El presente documento describe el algoritmo de asignación por demanda mediante el cual el sistema distribuye automáticamente las solicitudes de la bolsa de demanda entre los técnicos de soporte de </w:t>
       </w:r>
       <w:proofErr w:type="spellStart"/>
       <w:r>
+        <w:rPr>
+          <w:rFonts w:eastAsia="Calibri"/>
+          <w:sz w:val="22"/>
+          <w:szCs w:val="22"/>
+        </w:rPr>
         <w:t>SolTec</w:t>
       </w:r>
       <w:proofErr w:type="spellEnd"/>
       <w:r>
-        <w:t xml:space="preserve"> Servicios Tecnológicos, S.A., determinando por sí mismo cuál es el técnico más adecuado para atender cada caso, sin que medie la intervención de un supervisor ni la elección del propio técnico.</w:t>
+        <w:rPr>
+          <w:rFonts w:eastAsia="Calibri"/>
+          <w:sz w:val="22"/>
+          <w:szCs w:val="22"/>
+        </w:rPr>
+        <w:t xml:space="preserve"> Servicios Tecnológicos, S.A. La distribución ocurre </w:t>
+      </w:r>
+      <w:r>
+        <w:rPr>
+          <w:rFonts w:eastAsia="Calibri"/>
+          <w:sz w:val="22"/>
+          <w:szCs w:val="22"/>
+        </w:rPr>
+        <w:t>en el momento en que se genera la demanda, al ingresar una solicitud, o en el momento en que se genera capacidad para atenderla, al liberarse un cupo, y en ella el sistema determina por sí mismo cuál es el técnico más adecuado para atender cada caso, sin q</w:t>
+      </w:r>
+      <w:r>
+        <w:rPr>
+          <w:rFonts w:eastAsia="Calibri"/>
+          <w:sz w:val="22"/>
+          <w:szCs w:val="22"/>
+        </w:rPr>
+        <w:t>ue medie la intervención de un supervisor ni la elección del propio técnico.</w:t>
       </w:r>
     </w:p>
     <w:p>
@@ -1081,8 +1105,6 @@
           <w:szCs w:val="28"/>
         </w:rPr>
       </w:pPr>
-      <w:bookmarkStart w:id="0" w:name="_Hlk235644657"/>
-      <w:bookmarkEnd w:id="0"/>
       <w:r>
         <w:rPr>
           <w:b/>
@@ -1095,18 +1117,23 @@
     </w:p>
     <w:p>
       <w:pPr>
-        <w:pStyle w:val="Ttulo1"/>
-        <w:spacing w:before="300" w:after="160"/>
-      </w:pPr>
-      <w:r>
-        <w:rPr>
-          <w:b w:val="0"/>
-          <w:bCs w:val="0"/>
-          <w:kern w:val="0"/>
-          <w:sz w:val="24"/>
-          <w:szCs w:val="24"/>
-        </w:rPr>
-        <w:t>Garantizar que toda solicitud que requiera atención técnica sea entregada al técnico en mejores condiciones de resolverla, considerando la urgencia del caso, el tiempo que lleva esperando, la especialidad requerida y la carga de trabajo de cada técnico, de manera que la distribución sea equitativa y ningún caso quede sin atender.</w:t>
+        <w:spacing w:after="120" w:line="276" w:lineRule="auto"/>
+      </w:pPr>
+      <w:r>
+        <w:rPr>
+          <w:rFonts w:eastAsia="Calibri"/>
+          <w:sz w:val="22"/>
+          <w:szCs w:val="22"/>
+        </w:rPr>
+        <w:t>Garantizar que toda solicitud que requiera atención técnica sea entregada al técnico en mejores condiciones de resolverla, considerando la urgencia del caso, el tiemp</w:t>
+      </w:r>
+      <w:r>
+        <w:rPr>
+          <w:rFonts w:eastAsia="Calibri"/>
+          <w:sz w:val="22"/>
+          <w:szCs w:val="22"/>
+        </w:rPr>
+        <w:t>o que lleva esperando, la especialidad requerida y la carga de trabajo de cada técnico, de manera que la distribución sea equitativa y ningún caso quede sin atender.</w:t>
       </w:r>
     </w:p>
     <w:p>
@@ -1139,8 +1166,16 @@
           <w:numId w:val="6"/>
         </w:numPr>
         <w:spacing w:after="80"/>
-      </w:pPr>
-      <w:r>
+        <w:rPr>
+          <w:sz w:val="22"/>
+          <w:szCs w:val="22"/>
+        </w:rPr>
+      </w:pPr>
+      <w:r>
+        <w:rPr>
+          <w:sz w:val="22"/>
+          <w:szCs w:val="22"/>
+        </w:rPr>
         <w:t>Sistema Informático (actor principal)</w:t>
       </w:r>
     </w:p>
@@ -1152,8 +1187,16 @@
           <w:numId w:val="6"/>
         </w:numPr>
         <w:spacing w:after="80"/>
-      </w:pPr>
-      <w:r>
+        <w:rPr>
+          <w:sz w:val="22"/>
+          <w:szCs w:val="22"/>
+        </w:rPr>
+      </w:pPr>
+      <w:r>
+        <w:rPr>
+          <w:sz w:val="22"/>
+          <w:szCs w:val="22"/>
+        </w:rPr>
         <w:t>Técnico de Soporte (actor secundario)</w:t>
       </w:r>
     </w:p>
@@ -1165,17 +1208,18 @@
           <w:numId w:val="6"/>
         </w:numPr>
         <w:spacing w:after="80"/>
-      </w:pPr>
-      <w:r>
+        <w:rPr>
+          <w:sz w:val="22"/>
+          <w:szCs w:val="22"/>
+        </w:rPr>
+      </w:pPr>
+      <w:r>
+        <w:rPr>
+          <w:sz w:val="22"/>
+          <w:szCs w:val="22"/>
+        </w:rPr>
         <w:t>Supervisor de Soporte (actor secundario)</w:t>
       </w:r>
-    </w:p>
-    <w:p>
-      <w:pPr>
-        <w:pStyle w:val="Prrafodelista"/>
-        <w:spacing w:after="80"/>
-        <w:ind w:left="720"/>
-      </w:pPr>
     </w:p>
     <w:p>
       <w:pPr>
@@ -1192,49 +1236,95 @@
     </w:p>
     <w:p>
       <w:pPr>
+        <w:pStyle w:val="Prrafodelista"/>
         <w:numPr>
           <w:ilvl w:val="2"/>
           <w:numId w:val="6"/>
         </w:numPr>
-      </w:pPr>
-      <w:r>
+        <w:spacing w:after="80"/>
+        <w:rPr>
+          <w:sz w:val="22"/>
+          <w:szCs w:val="22"/>
+        </w:rPr>
+      </w:pPr>
+      <w:r>
+        <w:rPr>
+          <w:sz w:val="22"/>
+          <w:szCs w:val="22"/>
+        </w:rPr>
         <w:t>Deben existir técnicos de soporte registrados y habilitados en el sistema.</w:t>
       </w:r>
     </w:p>
     <w:p>
       <w:pPr>
+        <w:pStyle w:val="Prrafodelista"/>
         <w:numPr>
           <w:ilvl w:val="2"/>
           <w:numId w:val="6"/>
         </w:numPr>
-      </w:pPr>
-      <w:r>
+        <w:spacing w:after="80"/>
+        <w:rPr>
+          <w:sz w:val="22"/>
+          <w:szCs w:val="22"/>
+        </w:rPr>
+      </w:pPr>
+      <w:r>
+        <w:rPr>
+          <w:sz w:val="22"/>
+          <w:szCs w:val="22"/>
+        </w:rPr>
         <w:t>Cada técnico debe tener definida su capacidad máxima de casos y sus especialidades.</w:t>
       </w:r>
     </w:p>
     <w:p>
       <w:pPr>
+        <w:pStyle w:val="Prrafodelista"/>
         <w:numPr>
           <w:ilvl w:val="2"/>
           <w:numId w:val="6"/>
         </w:numPr>
-      </w:pPr>
-      <w:r>
-        <w:t>Los parámetros de distribución deben estar configurados en el sistema.</w:t>
-      </w:r>
-    </w:p>
-    <w:p>
-      <w:pPr>
+        <w:spacing w:after="80"/>
+        <w:rPr>
+          <w:sz w:val="22"/>
+          <w:szCs w:val="22"/>
+        </w:rPr>
+      </w:pPr>
+      <w:r>
+        <w:rPr>
+          <w:sz w:val="22"/>
+          <w:szCs w:val="22"/>
+        </w:rPr>
+        <w:t>Los parámetros del algoritmo deben estar configurados en el sistema: el peso de cada criterio, el</w:t>
+      </w:r>
+      <w:r>
+        <w:rPr>
+          <w:sz w:val="22"/>
+          <w:szCs w:val="22"/>
+        </w:rPr>
+        <w:t xml:space="preserve"> factor de antigüedad y el tiempo de alerta de solicitudes sin asignar.</w:t>
+      </w:r>
+    </w:p>
+    <w:p>
+      <w:pPr>
+        <w:pStyle w:val="Prrafodelista"/>
         <w:numPr>
           <w:ilvl w:val="2"/>
           <w:numId w:val="6"/>
         </w:numPr>
-      </w:pPr>
-      <w:r>
-        <w:t>Debe existir al menos una solicitud pendiente de asignación.</w:t>
-      </w:r>
-    </w:p>
-    <w:p/>
+        <w:spacing w:after="80"/>
+        <w:rPr>
+          <w:sz w:val="22"/>
+          <w:szCs w:val="22"/>
+        </w:rPr>
+      </w:pPr>
+      <w:r>
+        <w:rPr>
+          <w:sz w:val="22"/>
+          <w:szCs w:val="22"/>
+        </w:rPr>
+        <w:t>Debe existir al menos una solicitud en la bolsa de demanda.</w:t>
+      </w:r>
+    </w:p>
     <w:p>
       <w:pPr>
         <w:pStyle w:val="Ttulo2"/>
@@ -1255,18 +1345,34 @@
           <w:ilvl w:val="2"/>
           <w:numId w:val="6"/>
         </w:numPr>
-        <w:spacing w:after="80" w:line="276" w:lineRule="auto"/>
-        <w:rPr>
-          <w:sz w:val="22"/>
-          <w:szCs w:val="22"/>
-        </w:rPr>
-      </w:pPr>
-      <w:r>
-        <w:rPr>
-          <w:sz w:val="22"/>
-          <w:szCs w:val="22"/>
-        </w:rPr>
-        <w:t>El sistema detecta que una solicitud ingresó a la bolsa de casos pendientes. FA01, FA02, FA05</w:t>
+        <w:spacing w:after="80"/>
+        <w:rPr>
+          <w:sz w:val="22"/>
+          <w:szCs w:val="22"/>
+        </w:rPr>
+      </w:pPr>
+      <w:r>
+        <w:rPr>
+          <w:sz w:val="22"/>
+          <w:szCs w:val="22"/>
+        </w:rPr>
+        <w:t>El sistema registra una nueva solicitud de tipo Queja o Reclamo y la ingresa a la bolsa de demanda en la</w:t>
+      </w:r>
+      <w:r>
+        <w:rPr>
+          <w:sz w:val="22"/>
+          <w:szCs w:val="22"/>
+        </w:rPr>
+        <w:t xml:space="preserve"> situación “En cola de demanda”. </w:t>
+      </w:r>
+      <w:r>
+        <w:rPr>
+          <w:b/>
+          <w:bCs/>
+          <w:sz w:val="22"/>
+          <w:szCs w:val="22"/>
+        </w:rPr>
+        <w:t>RN01, FA01</w:t>
       </w:r>
     </w:p>
     <w:p>
@@ -1276,18 +1382,184 @@
           <w:ilvl w:val="2"/>
           <w:numId w:val="6"/>
         </w:numPr>
-        <w:spacing w:after="80" w:line="276" w:lineRule="auto"/>
-        <w:rPr>
-          <w:sz w:val="22"/>
-          <w:szCs w:val="22"/>
-        </w:rPr>
-      </w:pPr>
-      <w:r>
-        <w:rPr>
-          <w:sz w:val="22"/>
-          <w:szCs w:val="22"/>
-        </w:rPr>
-        <w:t>El sistema obtiene el listado de los técnicos habilitados para recibir casos. RN01</w:t>
+        <w:spacing w:after="80"/>
+        <w:rPr>
+          <w:sz w:val="22"/>
+          <w:szCs w:val="22"/>
+        </w:rPr>
+      </w:pPr>
+      <w:r>
+        <w:rPr>
+          <w:sz w:val="22"/>
+          <w:szCs w:val="22"/>
+        </w:rPr>
+        <w:t xml:space="preserve">El sistema inicia de inmediato la asignación de la solicitud, sin que medie la intervención del supervisor ni del técnico. La asignación también se inicia cuando: </w:t>
+      </w:r>
+      <w:r>
+        <w:rPr>
+          <w:b/>
+          <w:bCs/>
+          <w:sz w:val="22"/>
+          <w:szCs w:val="22"/>
+        </w:rPr>
+        <w:t>FA02, FA03, FA04, FA05, FA06</w:t>
+      </w:r>
+    </w:p>
+    <w:p>
+      <w:pPr>
+        <w:pStyle w:val="Prrafodelista"/>
+        <w:numPr>
+          <w:ilvl w:val="0"/>
+          <w:numId w:val="5"/>
+        </w:numPr>
+        <w:spacing w:after="80"/>
+        <w:rPr>
+          <w:sz w:val="22"/>
+          <w:szCs w:val="22"/>
+        </w:rPr>
+      </w:pPr>
+      <w:r>
+        <w:rPr>
+          <w:sz w:val="22"/>
+          <w:szCs w:val="22"/>
+        </w:rPr>
+        <w:t>Un técnico libera ca</w:t>
+      </w:r>
+      <w:r>
+        <w:rPr>
+          <w:sz w:val="22"/>
+          <w:szCs w:val="22"/>
+        </w:rPr>
+        <w:t xml:space="preserve">pacidad </w:t>
+      </w:r>
+      <w:r>
+        <w:rPr>
+          <w:b/>
+          <w:bCs/>
+          <w:sz w:val="22"/>
+          <w:szCs w:val="22"/>
+        </w:rPr>
+        <w:t>FA02</w:t>
+      </w:r>
+    </w:p>
+    <w:p>
+      <w:pPr>
+        <w:pStyle w:val="Prrafodelista"/>
+        <w:numPr>
+          <w:ilvl w:val="0"/>
+          <w:numId w:val="5"/>
+        </w:numPr>
+        <w:spacing w:after="80"/>
+        <w:rPr>
+          <w:sz w:val="22"/>
+          <w:szCs w:val="22"/>
+        </w:rPr>
+      </w:pPr>
+      <w:r>
+        <w:rPr>
+          <w:sz w:val="22"/>
+          <w:szCs w:val="22"/>
+        </w:rPr>
+        <w:t xml:space="preserve">Un técnico se incorpora a la distribución o aumenta su capacidad </w:t>
+      </w:r>
+      <w:r>
+        <w:rPr>
+          <w:b/>
+          <w:bCs/>
+          <w:sz w:val="22"/>
+          <w:szCs w:val="22"/>
+        </w:rPr>
+        <w:t>FA03</w:t>
+      </w:r>
+    </w:p>
+    <w:p>
+      <w:pPr>
+        <w:pStyle w:val="Prrafodelista"/>
+        <w:numPr>
+          <w:ilvl w:val="0"/>
+          <w:numId w:val="5"/>
+        </w:numPr>
+        <w:spacing w:after="80"/>
+        <w:rPr>
+          <w:sz w:val="22"/>
+          <w:szCs w:val="22"/>
+        </w:rPr>
+      </w:pPr>
+      <w:r>
+        <w:rPr>
+          <w:sz w:val="22"/>
+          <w:szCs w:val="22"/>
+        </w:rPr>
+        <w:t xml:space="preserve">Se ejecuta el barrido periódico de la bolsa de demanda </w:t>
+      </w:r>
+      <w:r>
+        <w:rPr>
+          <w:b/>
+          <w:bCs/>
+          <w:sz w:val="22"/>
+          <w:szCs w:val="22"/>
+        </w:rPr>
+        <w:t>FA04</w:t>
+      </w:r>
+    </w:p>
+    <w:p>
+      <w:pPr>
+        <w:pStyle w:val="Prrafodelista"/>
+        <w:numPr>
+          <w:ilvl w:val="0"/>
+          <w:numId w:val="5"/>
+        </w:numPr>
+        <w:spacing w:after="80"/>
+        <w:rPr>
+          <w:sz w:val="22"/>
+          <w:szCs w:val="22"/>
+        </w:rPr>
+      </w:pPr>
+      <w:r>
+        <w:rPr>
+          <w:sz w:val="22"/>
+          <w:szCs w:val="22"/>
+        </w:rPr>
+        <w:t xml:space="preserve">El supervisor devuelve una solicitud escalada </w:t>
+      </w:r>
+      <w:r>
+        <w:rPr>
+          <w:b/>
+          <w:bCs/>
+          <w:sz w:val="22"/>
+          <w:szCs w:val="22"/>
+        </w:rPr>
+        <w:t>FA05</w:t>
+      </w:r>
+    </w:p>
+    <w:p>
+      <w:pPr>
+        <w:pStyle w:val="Prrafodelista"/>
+        <w:numPr>
+          <w:ilvl w:val="0"/>
+          <w:numId w:val="5"/>
+        </w:numPr>
+        <w:spacing w:after="80"/>
+        <w:rPr>
+          <w:sz w:val="22"/>
+          <w:szCs w:val="22"/>
+        </w:rPr>
+      </w:pPr>
+      <w:r>
+        <w:rPr>
+          <w:sz w:val="22"/>
+          <w:szCs w:val="22"/>
+        </w:rPr>
+        <w:t xml:space="preserve">Un técnico deja de estar disponible </w:t>
+      </w:r>
+      <w:r>
+        <w:rPr>
+          <w:b/>
+          <w:bCs/>
+          <w:sz w:val="22"/>
+          <w:szCs w:val="22"/>
+        </w:rPr>
+        <w:t>FA06</w:t>
       </w:r>
     </w:p>
     <w:p>
@@ -1297,18 +1569,34 @@
           <w:ilvl w:val="2"/>
           <w:numId w:val="6"/>
         </w:numPr>
-        <w:spacing w:after="80" w:line="276" w:lineRule="auto"/>
-        <w:rPr>
-          <w:sz w:val="22"/>
-          <w:szCs w:val="22"/>
-        </w:rPr>
-      </w:pPr>
-      <w:r>
-        <w:rPr>
-          <w:sz w:val="22"/>
-          <w:szCs w:val="22"/>
-        </w:rPr>
-        <w:t>El sistema descarta a los técnicos que se encuentren señalados como involucrados en la solicitud. RN02</w:t>
+        <w:spacing w:after="80"/>
+        <w:rPr>
+          <w:sz w:val="22"/>
+          <w:szCs w:val="22"/>
+        </w:rPr>
+      </w:pPr>
+      <w:r>
+        <w:rPr>
+          <w:sz w:val="22"/>
+          <w:szCs w:val="22"/>
+        </w:rPr>
+        <w:t>El sistema verifica q</w:t>
+      </w:r>
+      <w:r>
+        <w:rPr>
+          <w:sz w:val="22"/>
+          <w:szCs w:val="22"/>
+        </w:rPr>
+        <w:t xml:space="preserve">ue la solicitud continúe en la situación “En cola de demanda” y sin técnico asignado. </w:t>
+      </w:r>
+      <w:r>
+        <w:rPr>
+          <w:b/>
+          <w:bCs/>
+          <w:sz w:val="22"/>
+          <w:szCs w:val="22"/>
+        </w:rPr>
+        <w:t>RN02, FA07</w:t>
       </w:r>
     </w:p>
     <w:p>
@@ -1318,18 +1606,28 @@
           <w:ilvl w:val="2"/>
           <w:numId w:val="6"/>
         </w:numPr>
-        <w:spacing w:after="80" w:line="276" w:lineRule="auto"/>
-        <w:rPr>
-          <w:sz w:val="22"/>
-          <w:szCs w:val="22"/>
-        </w:rPr>
-      </w:pPr>
-      <w:r>
-        <w:rPr>
-          <w:sz w:val="22"/>
-          <w:szCs w:val="22"/>
-        </w:rPr>
-        <w:t>El sistema calcula la puntuación de cada técnico para esa solicitud. RN03</w:t>
+        <w:spacing w:after="80"/>
+        <w:rPr>
+          <w:sz w:val="22"/>
+          <w:szCs w:val="22"/>
+        </w:rPr>
+      </w:pPr>
+      <w:r>
+        <w:rPr>
+          <w:sz w:val="22"/>
+          <w:szCs w:val="22"/>
+        </w:rPr>
+        <w:lastRenderedPageBreak/>
+        <w:t xml:space="preserve">El sistema obtiene el listado de los técnicos habilitados para recibir casos. </w:t>
+      </w:r>
+      <w:r>
+        <w:rPr>
+          <w:b/>
+          <w:bCs/>
+          <w:sz w:val="22"/>
+          <w:szCs w:val="22"/>
+        </w:rPr>
+        <w:t>RN03</w:t>
       </w:r>
     </w:p>
     <w:p>
@@ -1339,18 +1637,34 @@
           <w:ilvl w:val="2"/>
           <w:numId w:val="6"/>
         </w:numPr>
-        <w:spacing w:after="80" w:line="276" w:lineRule="auto"/>
-        <w:rPr>
-          <w:sz w:val="22"/>
-          <w:szCs w:val="22"/>
-        </w:rPr>
-      </w:pPr>
-      <w:r>
-        <w:rPr>
-          <w:sz w:val="22"/>
-          <w:szCs w:val="22"/>
-        </w:rPr>
-        <w:t>El sistema selecciona al técnico que obtuvo la mayor puntuación. FA03</w:t>
+        <w:spacing w:after="80"/>
+        <w:rPr>
+          <w:sz w:val="22"/>
+          <w:szCs w:val="22"/>
+        </w:rPr>
+      </w:pPr>
+      <w:r>
+        <w:rPr>
+          <w:sz w:val="22"/>
+          <w:szCs w:val="22"/>
+        </w:rPr>
+        <w:t>El sistema descarta a los técnicos que se encuentren señalados como involucr</w:t>
+      </w:r>
+      <w:r>
+        <w:rPr>
+          <w:sz w:val="22"/>
+          <w:szCs w:val="22"/>
+        </w:rPr>
+        <w:t xml:space="preserve">ados en la solicitud. </w:t>
+      </w:r>
+      <w:r>
+        <w:rPr>
+          <w:b/>
+          <w:bCs/>
+          <w:sz w:val="22"/>
+          <w:szCs w:val="22"/>
+        </w:rPr>
+        <w:t>RN04</w:t>
       </w:r>
     </w:p>
     <w:p>
@@ -1360,18 +1674,27 @@
           <w:ilvl w:val="2"/>
           <w:numId w:val="6"/>
         </w:numPr>
-        <w:spacing w:after="80" w:line="276" w:lineRule="auto"/>
-        <w:rPr>
-          <w:sz w:val="22"/>
-          <w:szCs w:val="22"/>
-        </w:rPr>
-      </w:pPr>
-      <w:r>
-        <w:rPr>
-          <w:sz w:val="22"/>
-          <w:szCs w:val="22"/>
-        </w:rPr>
-        <w:t>El sistema asigna la solicitud al técnico seleccionado y cambia su estado a “Asignado”. RN04</w:t>
+        <w:spacing w:after="80"/>
+        <w:rPr>
+          <w:sz w:val="22"/>
+          <w:szCs w:val="22"/>
+        </w:rPr>
+      </w:pPr>
+      <w:r>
+        <w:rPr>
+          <w:sz w:val="22"/>
+          <w:szCs w:val="22"/>
+        </w:rPr>
+        <w:t xml:space="preserve">El sistema calcula la puntuación de cada técnico habilitado para esa solicitud. </w:t>
+      </w:r>
+      <w:r>
+        <w:rPr>
+          <w:b/>
+          <w:bCs/>
+          <w:sz w:val="22"/>
+          <w:szCs w:val="22"/>
+        </w:rPr>
+        <w:t>RN05</w:t>
       </w:r>
     </w:p>
     <w:p>
@@ -1381,18 +1704,27 @@
           <w:ilvl w:val="2"/>
           <w:numId w:val="6"/>
         </w:numPr>
-        <w:spacing w:after="80" w:line="276" w:lineRule="auto"/>
-        <w:rPr>
-          <w:sz w:val="22"/>
-          <w:szCs w:val="22"/>
-        </w:rPr>
-      </w:pPr>
-      <w:r>
-        <w:rPr>
-          <w:sz w:val="22"/>
-          <w:szCs w:val="22"/>
-        </w:rPr>
-        <w:t>El sistema registra el avance correspondiente en el historial de la solicitud. RN05</w:t>
+        <w:spacing w:after="80"/>
+        <w:rPr>
+          <w:sz w:val="22"/>
+          <w:szCs w:val="22"/>
+        </w:rPr>
+      </w:pPr>
+      <w:r>
+        <w:rPr>
+          <w:sz w:val="22"/>
+          <w:szCs w:val="22"/>
+        </w:rPr>
+        <w:t xml:space="preserve">El sistema selecciona al técnico que obtuvo la mayor puntuación. </w:t>
+      </w:r>
+      <w:r>
+        <w:rPr>
+          <w:b/>
+          <w:bCs/>
+          <w:sz w:val="22"/>
+          <w:szCs w:val="22"/>
+        </w:rPr>
+        <w:t>FA08</w:t>
       </w:r>
     </w:p>
     <w:p>
@@ -1402,18 +1734,34 @@
           <w:ilvl w:val="2"/>
           <w:numId w:val="6"/>
         </w:numPr>
-        <w:spacing w:after="80" w:line="276" w:lineRule="auto"/>
-        <w:rPr>
-          <w:sz w:val="22"/>
-          <w:szCs w:val="22"/>
-        </w:rPr>
-      </w:pPr>
-      <w:r>
-        <w:rPr>
-          <w:sz w:val="22"/>
-          <w:szCs w:val="22"/>
-        </w:rPr>
-        <w:t>El sistema deja constancia de la asignación y de la puntuación obtenida. RN09</w:t>
+        <w:spacing w:after="80"/>
+        <w:rPr>
+          <w:sz w:val="22"/>
+          <w:szCs w:val="22"/>
+        </w:rPr>
+      </w:pPr>
+      <w:r>
+        <w:rPr>
+          <w:sz w:val="22"/>
+          <w:szCs w:val="22"/>
+        </w:rPr>
+        <w:t>El sistema asigna la solicitud al técnico seleccionado, cambia su situació</w:t>
+      </w:r>
+      <w:r>
+        <w:rPr>
+          <w:sz w:val="22"/>
+          <w:szCs w:val="22"/>
+        </w:rPr>
+        <w:t xml:space="preserve">n a “Asignado” y registra la fecha y hora de asignación. </w:t>
+      </w:r>
+      <w:r>
+        <w:rPr>
+          <w:b/>
+          <w:bCs/>
+          <w:sz w:val="22"/>
+          <w:szCs w:val="22"/>
+        </w:rPr>
+        <w:t>RN06</w:t>
       </w:r>
     </w:p>
     <w:p>
@@ -1423,18 +1771,27 @@
           <w:ilvl w:val="2"/>
           <w:numId w:val="6"/>
         </w:numPr>
-        <w:spacing w:after="80" w:line="276" w:lineRule="auto"/>
-        <w:rPr>
-          <w:sz w:val="22"/>
-          <w:szCs w:val="22"/>
-        </w:rPr>
-      </w:pPr>
-      <w:r>
-        <w:rPr>
-          <w:sz w:val="22"/>
-          <w:szCs w:val="22"/>
-        </w:rPr>
-        <w:t>El sistema registra la operación en la bitácora. RN06</w:t>
+        <w:spacing w:after="80"/>
+        <w:rPr>
+          <w:sz w:val="22"/>
+          <w:szCs w:val="22"/>
+        </w:rPr>
+      </w:pPr>
+      <w:r>
+        <w:rPr>
+          <w:sz w:val="22"/>
+          <w:szCs w:val="22"/>
+        </w:rPr>
+        <w:t xml:space="preserve">El sistema deja constancia de la asignación y de la puntuación obtenida. </w:t>
+      </w:r>
+      <w:r>
+        <w:rPr>
+          <w:b/>
+          <w:bCs/>
+          <w:sz w:val="22"/>
+          <w:szCs w:val="22"/>
+        </w:rPr>
+        <w:t>RN07</w:t>
       </w:r>
     </w:p>
     <w:p>
@@ -1444,19 +1801,27 @@
           <w:ilvl w:val="2"/>
           <w:numId w:val="6"/>
         </w:numPr>
-        <w:spacing w:after="80" w:line="276" w:lineRule="auto"/>
-        <w:rPr>
-          <w:sz w:val="22"/>
-          <w:szCs w:val="22"/>
-        </w:rPr>
-      </w:pPr>
-      <w:r>
-        <w:rPr>
-          <w:sz w:val="22"/>
-          <w:szCs w:val="22"/>
-        </w:rPr>
-        <w:lastRenderedPageBreak/>
-        <w:t>La solicitud queda visible en el listado de casos del técnico asignado.</w:t>
+        <w:spacing w:after="80"/>
+        <w:rPr>
+          <w:sz w:val="22"/>
+          <w:szCs w:val="22"/>
+        </w:rPr>
+      </w:pPr>
+      <w:r>
+        <w:rPr>
+          <w:sz w:val="22"/>
+          <w:szCs w:val="22"/>
+        </w:rPr>
+        <w:t xml:space="preserve">El sistema incorpora al historial de la solicitud el avance “Caso asignado por el sistema para su atención”. </w:t>
+      </w:r>
+      <w:r>
+        <w:rPr>
+          <w:b/>
+          <w:bCs/>
+          <w:sz w:val="22"/>
+          <w:szCs w:val="22"/>
+        </w:rPr>
+        <w:t>RN08</w:t>
       </w:r>
     </w:p>
     <w:p>
@@ -1466,7 +1831,88 @@
           <w:ilvl w:val="2"/>
           <w:numId w:val="6"/>
         </w:numPr>
-        <w:spacing w:after="80" w:line="276" w:lineRule="auto"/>
+        <w:spacing w:after="80"/>
+        <w:rPr>
+          <w:sz w:val="22"/>
+          <w:szCs w:val="22"/>
+        </w:rPr>
+      </w:pPr>
+      <w:r>
+        <w:rPr>
+          <w:sz w:val="22"/>
+          <w:szCs w:val="22"/>
+        </w:rPr>
+        <w:t>El</w:t>
+      </w:r>
+      <w:r>
+        <w:rPr>
+          <w:sz w:val="22"/>
+          <w:szCs w:val="22"/>
+        </w:rPr>
+        <w:t xml:space="preserve"> sistema registra la operación en la bitácora. </w:t>
+      </w:r>
+      <w:r>
+        <w:rPr>
+          <w:b/>
+          <w:bCs/>
+          <w:sz w:val="22"/>
+          <w:szCs w:val="22"/>
+        </w:rPr>
+        <w:t>RN09</w:t>
+      </w:r>
+    </w:p>
+    <w:p>
+      <w:pPr>
+        <w:pStyle w:val="Prrafodelista"/>
+        <w:numPr>
+          <w:ilvl w:val="2"/>
+          <w:numId w:val="6"/>
+        </w:numPr>
+        <w:spacing w:after="80"/>
+        <w:rPr>
+          <w:sz w:val="22"/>
+          <w:szCs w:val="22"/>
+        </w:rPr>
+      </w:pPr>
+      <w:r>
+        <w:rPr>
+          <w:sz w:val="22"/>
+          <w:szCs w:val="22"/>
+        </w:rPr>
+        <w:t>La solicitud queda visible en el listado “Mis casos” del técnico asignado (Ver caso de uso “</w:t>
+      </w:r>
+      <w:proofErr w:type="spellStart"/>
+      <w:r>
+        <w:rPr>
+          <w:sz w:val="22"/>
+          <w:szCs w:val="22"/>
+        </w:rPr>
+        <w:t>Dashboard</w:t>
+      </w:r>
+      <w:proofErr w:type="spellEnd"/>
+      <w:r>
+        <w:rPr>
+          <w:sz w:val="22"/>
+          <w:szCs w:val="22"/>
+        </w:rPr>
+        <w:t xml:space="preserve"> del Técnico de Soporte”) y el cliente puede consultar en su panel que su solicitud se encuentra “Asign</w:t>
+      </w:r>
+      <w:r>
+        <w:rPr>
+          <w:sz w:val="22"/>
+          <w:szCs w:val="22"/>
+        </w:rPr>
+        <w:t>ado”.</w:t>
+      </w:r>
+    </w:p>
+    <w:p>
+      <w:pPr>
+        <w:pStyle w:val="Prrafodelista"/>
+        <w:numPr>
+          <w:ilvl w:val="2"/>
+          <w:numId w:val="6"/>
+        </w:numPr>
+        <w:spacing w:after="80"/>
         <w:rPr>
           <w:sz w:val="22"/>
           <w:szCs w:val="22"/>
@@ -1483,17 +1929,20 @@
     <w:p>
       <w:pPr>
         <w:pStyle w:val="Ttulo2"/>
-        <w:spacing w:before="240" w:after="140"/>
-      </w:pPr>
-      <w:r>
-        <w:t>2.4 Flujos Alternos</w:t>
-      </w:r>
-    </w:p>
-    <w:p>
-      <w:pPr>
+        <w:numPr>
+          <w:ilvl w:val="1"/>
+          <w:numId w:val="6"/>
+        </w:numPr>
+        <w:spacing w:after="0"/>
+      </w:pPr>
+      <w:r>
+        <w:t>Flujos Alternos</w:t>
+      </w:r>
+    </w:p>
+    <w:p>
+      <w:pPr>
+        <w:keepNext/>
         <w:spacing w:before="160" w:after="100"/>
-      </w:pPr>
-      <w:r>
         <w:rPr>
           <w:rFonts w:eastAsia="Calibri"/>
           <w:b/>
@@ -1501,8 +1950,1878 @@
           <w:sz w:val="22"/>
           <w:szCs w:val="22"/>
         </w:rPr>
-        <w:t>FA01 Un técnico concluye la atención de un caso</w:t>
-      </w:r>
+      </w:pPr>
+      <w:r>
+        <w:rPr>
+          <w:rFonts w:eastAsia="Calibri"/>
+          <w:b/>
+          <w:bCs/>
+          <w:sz w:val="22"/>
+          <w:szCs w:val="22"/>
+        </w:rPr>
+        <w:t>FA01 La solicitud no ingresa a la bolsa de demanda</w:t>
+      </w:r>
+    </w:p>
+    <w:p>
+      <w:pPr>
+        <w:pStyle w:val="Prrafodelista"/>
+        <w:numPr>
+          <w:ilvl w:val="0"/>
+          <w:numId w:val="25"/>
+        </w:numPr>
+        <w:spacing w:after="80"/>
+        <w:rPr>
+          <w:sz w:val="22"/>
+          <w:szCs w:val="22"/>
+        </w:rPr>
+      </w:pPr>
+      <w:r>
+        <w:rPr>
+          <w:sz w:val="22"/>
+          <w:szCs w:val="22"/>
+        </w:rPr>
+        <w:t xml:space="preserve">El sistema verifica el tipo de la solicitud registrada. </w:t>
+      </w:r>
+      <w:r>
+        <w:rPr>
+          <w:b/>
+          <w:bCs/>
+          <w:sz w:val="22"/>
+          <w:szCs w:val="22"/>
+        </w:rPr>
+        <w:t>RN01</w:t>
+      </w:r>
+    </w:p>
+    <w:p>
+      <w:pPr>
+        <w:pStyle w:val="Prrafodelista"/>
+        <w:numPr>
+          <w:ilvl w:val="0"/>
+          <w:numId w:val="25"/>
+        </w:numPr>
+        <w:spacing w:after="80"/>
+        <w:rPr>
+          <w:sz w:val="22"/>
+          <w:szCs w:val="22"/>
+        </w:rPr>
+      </w:pPr>
+      <w:r>
+        <w:rPr>
+          <w:sz w:val="22"/>
+          <w:szCs w:val="22"/>
+        </w:rPr>
+        <w:t>Si se trata de una denuncia, el sistema la traslada a la situación “En revisión del supervisor”. (Ver caso de uso “Atención de Denuncias”).</w:t>
+      </w:r>
+    </w:p>
+    <w:p>
+      <w:pPr>
+        <w:pStyle w:val="Prrafodelista"/>
+        <w:numPr>
+          <w:ilvl w:val="0"/>
+          <w:numId w:val="25"/>
+        </w:numPr>
+        <w:spacing w:after="80"/>
+        <w:rPr>
+          <w:sz w:val="22"/>
+          <w:szCs w:val="22"/>
+        </w:rPr>
+      </w:pPr>
+      <w:r>
+        <w:rPr>
+          <w:sz w:val="22"/>
+          <w:szCs w:val="22"/>
+        </w:rPr>
+        <w:t>Si se trata de una sugerencia, el sistema la traslada a la situación “En backlog de mejoras”. (Ver caso de uso “Revisión de Sugerencias”).</w:t>
+      </w:r>
+    </w:p>
+    <w:p>
+      <w:pPr>
+        <w:pStyle w:val="Prrafodelista"/>
+        <w:numPr>
+          <w:ilvl w:val="0"/>
+          <w:numId w:val="25"/>
+        </w:numPr>
+        <w:spacing w:after="80"/>
+        <w:rPr>
+          <w:sz w:val="22"/>
+          <w:szCs w:val="22"/>
+        </w:rPr>
+      </w:pPr>
+      <w:r>
+        <w:rPr>
+          <w:sz w:val="22"/>
+          <w:szCs w:val="22"/>
+        </w:rPr>
+        <w:t>El sistema no ejecuta la asignación, por cuanto dichas solicitudes son atendidas por el Supervisor de Soporte.</w:t>
+      </w:r>
+    </w:p>
+    <w:p>
+      <w:pPr>
+        <w:pStyle w:val="Prrafodelista"/>
+        <w:numPr>
+          <w:ilvl w:val="0"/>
+          <w:numId w:val="25"/>
+        </w:numPr>
+        <w:spacing w:after="80"/>
+        <w:rPr>
+          <w:sz w:val="22"/>
+          <w:szCs w:val="22"/>
+        </w:rPr>
+      </w:pPr>
+      <w:r>
+        <w:rPr>
+          <w:sz w:val="22"/>
+          <w:szCs w:val="22"/>
+        </w:rPr>
+        <w:t>Fin de</w:t>
+      </w:r>
+      <w:r>
+        <w:rPr>
+          <w:sz w:val="22"/>
+          <w:szCs w:val="22"/>
+        </w:rPr>
+        <w:t>l flujo alterno.</w:t>
+      </w:r>
+    </w:p>
+    <w:p>
+      <w:pPr>
+        <w:keepNext/>
+        <w:spacing w:before="160" w:after="100"/>
+        <w:rPr>
+          <w:rFonts w:eastAsia="Calibri"/>
+          <w:b/>
+          <w:bCs/>
+          <w:sz w:val="22"/>
+          <w:szCs w:val="22"/>
+        </w:rPr>
+      </w:pPr>
+      <w:r>
+        <w:rPr>
+          <w:rFonts w:eastAsia="Calibri"/>
+          <w:b/>
+          <w:bCs/>
+          <w:sz w:val="22"/>
+          <w:szCs w:val="22"/>
+        </w:rPr>
+        <w:t>FA02 Un técnico libera capacidad</w:t>
+      </w:r>
+    </w:p>
+    <w:p>
+      <w:pPr>
+        <w:pStyle w:val="Prrafodelista"/>
+        <w:numPr>
+          <w:ilvl w:val="0"/>
+          <w:numId w:val="26"/>
+        </w:numPr>
+        <w:spacing w:after="80"/>
+        <w:rPr>
+          <w:sz w:val="22"/>
+          <w:szCs w:val="22"/>
+        </w:rPr>
+      </w:pPr>
+      <w:r>
+        <w:rPr>
+          <w:sz w:val="22"/>
+          <w:szCs w:val="22"/>
+        </w:rPr>
+        <w:t>El sistema detecta que un caso dejó de ocupar la capacidad de un técnico porque fue cerrado, declarado improcedente o escalado. (Ver caso de uso “Atención de la Solicitud”).</w:t>
+      </w:r>
+    </w:p>
+    <w:p>
+      <w:pPr>
+        <w:pStyle w:val="Prrafodelista"/>
+        <w:numPr>
+          <w:ilvl w:val="0"/>
+          <w:numId w:val="26"/>
+        </w:numPr>
+        <w:spacing w:after="80"/>
+        <w:rPr>
+          <w:sz w:val="22"/>
+          <w:szCs w:val="22"/>
+        </w:rPr>
+      </w:pPr>
+      <w:r>
+        <w:rPr>
+          <w:sz w:val="22"/>
+          <w:szCs w:val="22"/>
+        </w:rPr>
+        <w:t>El sistema toma de la bolsa de d</w:t>
+      </w:r>
+      <w:r>
+        <w:rPr>
+          <w:sz w:val="22"/>
+          <w:szCs w:val="22"/>
+        </w:rPr>
+        <w:t xml:space="preserve">emanda la solicitud con mayor puntuación de atención. </w:t>
+      </w:r>
+      <w:r>
+        <w:rPr>
+          <w:b/>
+          <w:bCs/>
+          <w:sz w:val="22"/>
+          <w:szCs w:val="22"/>
+        </w:rPr>
+        <w:t>RN10</w:t>
+      </w:r>
+    </w:p>
+    <w:p>
+      <w:pPr>
+        <w:pStyle w:val="Prrafodelista"/>
+        <w:numPr>
+          <w:ilvl w:val="0"/>
+          <w:numId w:val="26"/>
+        </w:numPr>
+        <w:spacing w:after="80"/>
+        <w:rPr>
+          <w:sz w:val="22"/>
+          <w:szCs w:val="22"/>
+        </w:rPr>
+      </w:pPr>
+      <w:r>
+        <w:rPr>
+          <w:sz w:val="22"/>
+          <w:szCs w:val="22"/>
+        </w:rPr>
+        <w:t>El sistema continúa con el paso 2.3.3 del flujo normal básico.</w:t>
+      </w:r>
+    </w:p>
+    <w:p>
+      <w:pPr>
+        <w:pStyle w:val="Prrafodelista"/>
+        <w:numPr>
+          <w:ilvl w:val="0"/>
+          <w:numId w:val="26"/>
+        </w:numPr>
+        <w:spacing w:after="80"/>
+        <w:rPr>
+          <w:sz w:val="22"/>
+          <w:szCs w:val="22"/>
+        </w:rPr>
+      </w:pPr>
+      <w:r>
+        <w:rPr>
+          <w:sz w:val="22"/>
+          <w:szCs w:val="22"/>
+        </w:rPr>
+        <w:t>Fin del flujo alterno.</w:t>
+      </w:r>
+    </w:p>
+    <w:p>
+      <w:pPr>
+        <w:keepNext/>
+        <w:spacing w:before="160" w:after="100"/>
+        <w:rPr>
+          <w:rFonts w:eastAsia="Calibri"/>
+          <w:b/>
+          <w:bCs/>
+          <w:sz w:val="22"/>
+          <w:szCs w:val="22"/>
+        </w:rPr>
+      </w:pPr>
+      <w:r>
+        <w:rPr>
+          <w:rFonts w:eastAsia="Calibri"/>
+          <w:b/>
+          <w:bCs/>
+          <w:sz w:val="22"/>
+          <w:szCs w:val="22"/>
+        </w:rPr>
+        <w:t>FA03 Un técnico se incorpora a la distribución o aumenta su capacidad</w:t>
+      </w:r>
+    </w:p>
+    <w:p>
+      <w:pPr>
+        <w:pStyle w:val="Prrafodelista"/>
+        <w:numPr>
+          <w:ilvl w:val="0"/>
+          <w:numId w:val="27"/>
+        </w:numPr>
+        <w:spacing w:after="80"/>
+        <w:rPr>
+          <w:sz w:val="22"/>
+          <w:szCs w:val="22"/>
+        </w:rPr>
+      </w:pPr>
+      <w:r>
+        <w:rPr>
+          <w:sz w:val="22"/>
+          <w:szCs w:val="22"/>
+        </w:rPr>
+        <w:t>El supervisor marca a un técnico como dis</w:t>
+      </w:r>
+      <w:r>
+        <w:rPr>
+          <w:sz w:val="22"/>
+          <w:szCs w:val="22"/>
+        </w:rPr>
+        <w:t>ponible o aumenta su capacidad máxima. (Ver caso de uso “Administración de Técnicos”).</w:t>
+      </w:r>
+    </w:p>
+    <w:p>
+      <w:pPr>
+        <w:pStyle w:val="Prrafodelista"/>
+        <w:numPr>
+          <w:ilvl w:val="0"/>
+          <w:numId w:val="27"/>
+        </w:numPr>
+        <w:spacing w:after="80"/>
+        <w:rPr>
+          <w:sz w:val="22"/>
+          <w:szCs w:val="22"/>
+        </w:rPr>
+      </w:pPr>
+      <w:r>
+        <w:rPr>
+          <w:sz w:val="22"/>
+          <w:szCs w:val="22"/>
+        </w:rPr>
+        <w:t xml:space="preserve">El sistema recorre la bolsa de demanda en el orden de la puntuación de atención de las solicitudes. </w:t>
+      </w:r>
+      <w:r>
+        <w:rPr>
+          <w:b/>
+          <w:bCs/>
+          <w:sz w:val="22"/>
+          <w:szCs w:val="22"/>
+        </w:rPr>
+        <w:t>RN10</w:t>
+      </w:r>
+    </w:p>
+    <w:p>
+      <w:pPr>
+        <w:pStyle w:val="Prrafodelista"/>
+        <w:numPr>
+          <w:ilvl w:val="0"/>
+          <w:numId w:val="27"/>
+        </w:numPr>
+        <w:spacing w:after="80"/>
+        <w:rPr>
+          <w:sz w:val="22"/>
+          <w:szCs w:val="22"/>
+        </w:rPr>
+      </w:pPr>
+      <w:r>
+        <w:rPr>
+          <w:sz w:val="22"/>
+          <w:szCs w:val="22"/>
+        </w:rPr>
+        <w:t xml:space="preserve">Por cada solicitud de la bolsa, el sistema continúa con el paso </w:t>
+      </w:r>
+      <w:r>
+        <w:rPr>
+          <w:sz w:val="22"/>
+          <w:szCs w:val="22"/>
+        </w:rPr>
+        <w:t>2.3.3 del flujo normal básico.</w:t>
+      </w:r>
+    </w:p>
+    <w:p>
+      <w:pPr>
+        <w:pStyle w:val="Prrafodelista"/>
+        <w:numPr>
+          <w:ilvl w:val="0"/>
+          <w:numId w:val="27"/>
+        </w:numPr>
+        <w:spacing w:after="80"/>
+        <w:rPr>
+          <w:sz w:val="22"/>
+          <w:szCs w:val="22"/>
+        </w:rPr>
+      </w:pPr>
+      <w:r>
+        <w:rPr>
+          <w:sz w:val="22"/>
+          <w:szCs w:val="22"/>
+        </w:rPr>
+        <w:t>Fin del flujo alterno.</w:t>
+      </w:r>
+    </w:p>
+    <w:p>
+      <w:pPr>
+        <w:keepNext/>
+        <w:spacing w:before="160" w:after="100"/>
+        <w:rPr>
+          <w:rFonts w:eastAsia="Calibri"/>
+          <w:b/>
+          <w:bCs/>
+          <w:sz w:val="22"/>
+          <w:szCs w:val="22"/>
+        </w:rPr>
+      </w:pPr>
+      <w:r>
+        <w:rPr>
+          <w:rFonts w:eastAsia="Calibri"/>
+          <w:b/>
+          <w:bCs/>
+          <w:sz w:val="22"/>
+          <w:szCs w:val="22"/>
+        </w:rPr>
+        <w:lastRenderedPageBreak/>
+        <w:t>FA04 Barrido periódico de la bolsa de demanda</w:t>
+      </w:r>
+    </w:p>
+    <w:p>
+      <w:pPr>
+        <w:pStyle w:val="Prrafodelista"/>
+        <w:numPr>
+          <w:ilvl w:val="0"/>
+          <w:numId w:val="28"/>
+        </w:numPr>
+        <w:spacing w:after="80"/>
+        <w:rPr>
+          <w:sz w:val="22"/>
+          <w:szCs w:val="22"/>
+        </w:rPr>
+      </w:pPr>
+      <w:r>
+        <w:rPr>
+          <w:sz w:val="22"/>
+          <w:szCs w:val="22"/>
+        </w:rPr>
+        <w:t>Cada cinco minutos, el sistema revisa la bolsa de demanda en busca de solicitudes que no pudieron ser asignadas.</w:t>
+      </w:r>
+    </w:p>
+    <w:p>
+      <w:pPr>
+        <w:pStyle w:val="Prrafodelista"/>
+        <w:numPr>
+          <w:ilvl w:val="0"/>
+          <w:numId w:val="28"/>
+        </w:numPr>
+        <w:spacing w:after="80"/>
+        <w:rPr>
+          <w:sz w:val="22"/>
+          <w:szCs w:val="22"/>
+        </w:rPr>
+      </w:pPr>
+      <w:r>
+        <w:rPr>
+          <w:sz w:val="22"/>
+          <w:szCs w:val="22"/>
+        </w:rPr>
+        <w:t>El sistema recorre la bolsa de demanda en e</w:t>
+      </w:r>
+      <w:r>
+        <w:rPr>
+          <w:sz w:val="22"/>
+          <w:szCs w:val="22"/>
+        </w:rPr>
+        <w:t xml:space="preserve">l orden de la puntuación de atención de las solicitudes. </w:t>
+      </w:r>
+      <w:r>
+        <w:rPr>
+          <w:b/>
+          <w:bCs/>
+          <w:sz w:val="22"/>
+          <w:szCs w:val="22"/>
+        </w:rPr>
+        <w:t>RN10</w:t>
+      </w:r>
+    </w:p>
+    <w:p>
+      <w:pPr>
+        <w:pStyle w:val="Prrafodelista"/>
+        <w:numPr>
+          <w:ilvl w:val="0"/>
+          <w:numId w:val="28"/>
+        </w:numPr>
+        <w:spacing w:after="80"/>
+        <w:rPr>
+          <w:sz w:val="22"/>
+          <w:szCs w:val="22"/>
+        </w:rPr>
+      </w:pPr>
+      <w:r>
+        <w:rPr>
+          <w:sz w:val="22"/>
+          <w:szCs w:val="22"/>
+        </w:rPr>
+        <w:t>Por cada solicitud encontrada, el sistema continúa con el paso 2.3.3 del flujo normal básico.</w:t>
+      </w:r>
+    </w:p>
+    <w:p>
+      <w:pPr>
+        <w:pStyle w:val="Prrafodelista"/>
+        <w:numPr>
+          <w:ilvl w:val="0"/>
+          <w:numId w:val="28"/>
+        </w:numPr>
+        <w:spacing w:after="80"/>
+        <w:rPr>
+          <w:sz w:val="22"/>
+          <w:szCs w:val="22"/>
+        </w:rPr>
+      </w:pPr>
+      <w:r>
+        <w:rPr>
+          <w:sz w:val="22"/>
+          <w:szCs w:val="22"/>
+        </w:rPr>
+        <w:t>Este mecanismo garantiza que ninguna solicitud quede indefinidamente sin atender por no haber existi</w:t>
+      </w:r>
+      <w:r>
+        <w:rPr>
+          <w:sz w:val="22"/>
+          <w:szCs w:val="22"/>
+        </w:rPr>
+        <w:t>do técnicos disponibles al momento de su registro.</w:t>
+      </w:r>
+    </w:p>
+    <w:p>
+      <w:pPr>
+        <w:pStyle w:val="Prrafodelista"/>
+        <w:numPr>
+          <w:ilvl w:val="0"/>
+          <w:numId w:val="28"/>
+        </w:numPr>
+        <w:spacing w:after="80"/>
+        <w:rPr>
+          <w:sz w:val="22"/>
+          <w:szCs w:val="22"/>
+        </w:rPr>
+      </w:pPr>
+      <w:r>
+        <w:rPr>
+          <w:sz w:val="22"/>
+          <w:szCs w:val="22"/>
+        </w:rPr>
+        <w:t>Fin del flujo alterno.</w:t>
+      </w:r>
+    </w:p>
+    <w:p>
+      <w:pPr>
+        <w:keepNext/>
+        <w:spacing w:before="160" w:after="100"/>
+        <w:rPr>
+          <w:rFonts w:eastAsia="Calibri"/>
+          <w:b/>
+          <w:bCs/>
+          <w:sz w:val="22"/>
+          <w:szCs w:val="22"/>
+        </w:rPr>
+      </w:pPr>
+      <w:r>
+        <w:rPr>
+          <w:rFonts w:eastAsia="Calibri"/>
+          <w:b/>
+          <w:bCs/>
+          <w:sz w:val="22"/>
+          <w:szCs w:val="22"/>
+        </w:rPr>
+        <w:t>FA05 El supervisor devuelve una solicitud escalada</w:t>
+      </w:r>
+    </w:p>
+    <w:p>
+      <w:pPr>
+        <w:pStyle w:val="Prrafodelista"/>
+        <w:numPr>
+          <w:ilvl w:val="0"/>
+          <w:numId w:val="29"/>
+        </w:numPr>
+        <w:spacing w:after="80"/>
+        <w:rPr>
+          <w:sz w:val="22"/>
+          <w:szCs w:val="22"/>
+        </w:rPr>
+      </w:pPr>
+      <w:r>
+        <w:rPr>
+          <w:sz w:val="22"/>
+          <w:szCs w:val="22"/>
+        </w:rPr>
+        <w:t>El supervisor devuelve a la bolsa de demanda una solicitud escalada. (Ver caso de uso “Revisión de Escalamientos”).</w:t>
+      </w:r>
+    </w:p>
+    <w:p>
+      <w:pPr>
+        <w:pStyle w:val="Prrafodelista"/>
+        <w:numPr>
+          <w:ilvl w:val="0"/>
+          <w:numId w:val="29"/>
+        </w:numPr>
+        <w:spacing w:after="80"/>
+        <w:rPr>
+          <w:sz w:val="22"/>
+          <w:szCs w:val="22"/>
+        </w:rPr>
+      </w:pPr>
+      <w:r>
+        <w:rPr>
+          <w:sz w:val="22"/>
+          <w:szCs w:val="22"/>
+        </w:rPr>
+        <w:t>El sistema regi</w:t>
+      </w:r>
+      <w:r>
+        <w:rPr>
+          <w:sz w:val="22"/>
+          <w:szCs w:val="22"/>
+        </w:rPr>
+        <w:t xml:space="preserve">stra al técnico que escaló la solicitud como involucrado, con el motivo “Escaló la solicitud”, de manera que no le sea entregada nuevamente. </w:t>
+      </w:r>
+      <w:r>
+        <w:rPr>
+          <w:b/>
+          <w:bCs/>
+          <w:sz w:val="22"/>
+          <w:szCs w:val="22"/>
+        </w:rPr>
+        <w:t>RN04</w:t>
+      </w:r>
+    </w:p>
+    <w:p>
+      <w:pPr>
+        <w:pStyle w:val="Prrafodelista"/>
+        <w:numPr>
+          <w:ilvl w:val="0"/>
+          <w:numId w:val="29"/>
+        </w:numPr>
+        <w:spacing w:after="80"/>
+        <w:rPr>
+          <w:sz w:val="22"/>
+          <w:szCs w:val="22"/>
+        </w:rPr>
+      </w:pPr>
+      <w:r>
+        <w:rPr>
+          <w:sz w:val="22"/>
+          <w:szCs w:val="22"/>
+        </w:rPr>
+        <w:t>El sistema traslada la solicitud a la situación “En cola de demanda”, conservando su historial de avances y el tiempo transcurrido desde su registro.</w:t>
+      </w:r>
+    </w:p>
+    <w:p>
+      <w:pPr>
+        <w:pStyle w:val="Prrafodelista"/>
+        <w:numPr>
+          <w:ilvl w:val="0"/>
+          <w:numId w:val="29"/>
+        </w:numPr>
+        <w:spacing w:after="80"/>
+        <w:rPr>
+          <w:sz w:val="22"/>
+          <w:szCs w:val="22"/>
+        </w:rPr>
+      </w:pPr>
+      <w:r>
+        <w:rPr>
+          <w:sz w:val="22"/>
+          <w:szCs w:val="22"/>
+        </w:rPr>
+        <w:t>El sistema continúa con el paso 2.3.3 del flujo normal básico.</w:t>
+      </w:r>
+    </w:p>
+    <w:p>
+      <w:pPr>
+        <w:pStyle w:val="Prrafodelista"/>
+        <w:numPr>
+          <w:ilvl w:val="0"/>
+          <w:numId w:val="29"/>
+        </w:numPr>
+        <w:spacing w:after="80"/>
+        <w:rPr>
+          <w:sz w:val="22"/>
+          <w:szCs w:val="22"/>
+        </w:rPr>
+      </w:pPr>
+      <w:r>
+        <w:rPr>
+          <w:sz w:val="22"/>
+          <w:szCs w:val="22"/>
+        </w:rPr>
+        <w:t>Fin del flujo alterno.</w:t>
+      </w:r>
+    </w:p>
+    <w:p>
+      <w:pPr>
+        <w:keepNext/>
+        <w:spacing w:before="160" w:after="100"/>
+        <w:rPr>
+          <w:rFonts w:eastAsia="Calibri"/>
+          <w:b/>
+          <w:bCs/>
+          <w:sz w:val="22"/>
+          <w:szCs w:val="22"/>
+        </w:rPr>
+      </w:pPr>
+      <w:r>
+        <w:rPr>
+          <w:rFonts w:eastAsia="Calibri"/>
+          <w:b/>
+          <w:bCs/>
+          <w:sz w:val="22"/>
+          <w:szCs w:val="22"/>
+        </w:rPr>
+        <w:t>FA06 Un técnico deja</w:t>
+      </w:r>
+      <w:r>
+        <w:rPr>
+          <w:rFonts w:eastAsia="Calibri"/>
+          <w:b/>
+          <w:bCs/>
+          <w:sz w:val="22"/>
+          <w:szCs w:val="22"/>
+        </w:rPr>
+        <w:t xml:space="preserve"> de estar disponible</w:t>
+      </w:r>
+    </w:p>
+    <w:p>
+      <w:pPr>
+        <w:pStyle w:val="Prrafodelista"/>
+        <w:numPr>
+          <w:ilvl w:val="0"/>
+          <w:numId w:val="30"/>
+        </w:numPr>
+        <w:spacing w:after="80"/>
+        <w:rPr>
+          <w:sz w:val="22"/>
+          <w:szCs w:val="22"/>
+        </w:rPr>
+      </w:pPr>
+      <w:r>
+        <w:rPr>
+          <w:sz w:val="22"/>
+          <w:szCs w:val="22"/>
+        </w:rPr>
+        <w:t>El supervisor marca a un técnico como no disponible. (Ver caso de uso “Administración de Técnicos”).</w:t>
+      </w:r>
+    </w:p>
+    <w:p>
+      <w:pPr>
+        <w:pStyle w:val="Prrafodelista"/>
+        <w:numPr>
+          <w:ilvl w:val="0"/>
+          <w:numId w:val="30"/>
+        </w:numPr>
+        <w:spacing w:after="80"/>
+        <w:rPr>
+          <w:sz w:val="22"/>
+          <w:szCs w:val="22"/>
+        </w:rPr>
+      </w:pPr>
+      <w:r>
+        <w:rPr>
+          <w:sz w:val="22"/>
+          <w:szCs w:val="22"/>
+        </w:rPr>
+        <w:t xml:space="preserve">El sistema retorna a la bolsa de demanda las solicitudes que el técnico tenía asignadas y que aún no han sido resueltas. </w:t>
+      </w:r>
+      <w:r>
+        <w:rPr>
+          <w:b/>
+          <w:bCs/>
+          <w:sz w:val="22"/>
+          <w:szCs w:val="22"/>
+        </w:rPr>
+        <w:t>RN11</w:t>
+      </w:r>
+    </w:p>
+    <w:p>
+      <w:pPr>
+        <w:pStyle w:val="Prrafodelista"/>
+        <w:numPr>
+          <w:ilvl w:val="0"/>
+          <w:numId w:val="30"/>
+        </w:numPr>
+        <w:spacing w:after="80"/>
+        <w:rPr>
+          <w:sz w:val="22"/>
+          <w:szCs w:val="22"/>
+        </w:rPr>
+      </w:pPr>
+      <w:r>
+        <w:rPr>
+          <w:sz w:val="22"/>
+          <w:szCs w:val="22"/>
+        </w:rPr>
+        <w:t>El siste</w:t>
+      </w:r>
+      <w:r>
+        <w:rPr>
+          <w:sz w:val="22"/>
+          <w:szCs w:val="22"/>
+        </w:rPr>
+        <w:t>ma incorpora al historial de cada solicitud el avance “Caso liberado: el técnico quedó no disponible, vuelve a la bolsa de demanda”.</w:t>
+      </w:r>
+    </w:p>
+    <w:p>
+      <w:pPr>
+        <w:pStyle w:val="Prrafodelista"/>
+        <w:numPr>
+          <w:ilvl w:val="0"/>
+          <w:numId w:val="30"/>
+        </w:numPr>
+        <w:spacing w:after="80"/>
+        <w:rPr>
+          <w:sz w:val="22"/>
+          <w:szCs w:val="22"/>
+        </w:rPr>
+      </w:pPr>
+      <w:r>
+        <w:rPr>
+          <w:sz w:val="22"/>
+          <w:szCs w:val="22"/>
+        </w:rPr>
+        <w:t xml:space="preserve">El sistema registra la operación en la bitácora. </w:t>
+      </w:r>
+      <w:r>
+        <w:rPr>
+          <w:b/>
+          <w:bCs/>
+          <w:sz w:val="22"/>
+          <w:szCs w:val="22"/>
+        </w:rPr>
+        <w:t>RN09</w:t>
+      </w:r>
+    </w:p>
+    <w:p>
+      <w:pPr>
+        <w:pStyle w:val="Prrafodelista"/>
+        <w:numPr>
+          <w:ilvl w:val="0"/>
+          <w:numId w:val="30"/>
+        </w:numPr>
+        <w:spacing w:after="80"/>
+        <w:rPr>
+          <w:sz w:val="22"/>
+          <w:szCs w:val="22"/>
+        </w:rPr>
+      </w:pPr>
+      <w:r>
+        <w:rPr>
+          <w:sz w:val="22"/>
+          <w:szCs w:val="22"/>
+        </w:rPr>
+        <w:t>El sistema conserva íntegro el historial de avances, de manera que el</w:t>
+      </w:r>
+      <w:r>
+        <w:rPr>
+          <w:sz w:val="22"/>
+          <w:szCs w:val="22"/>
+        </w:rPr>
+        <w:t xml:space="preserve"> nuevo técnico disponga de todos los antecedentes del caso.</w:t>
+      </w:r>
+    </w:p>
+    <w:p>
+      <w:pPr>
+        <w:pStyle w:val="Prrafodelista"/>
+        <w:numPr>
+          <w:ilvl w:val="0"/>
+          <w:numId w:val="30"/>
+        </w:numPr>
+        <w:spacing w:after="80"/>
+        <w:rPr>
+          <w:sz w:val="22"/>
+          <w:szCs w:val="22"/>
+        </w:rPr>
+      </w:pPr>
+      <w:r>
+        <w:rPr>
+          <w:sz w:val="22"/>
+          <w:szCs w:val="22"/>
+        </w:rPr>
+        <w:t>Por cada solicitud retornada, el sistema continúa con el flujo alterno FA02.</w:t>
+      </w:r>
+    </w:p>
+    <w:p>
+      <w:pPr>
+        <w:pStyle w:val="Prrafodelista"/>
+        <w:numPr>
+          <w:ilvl w:val="0"/>
+          <w:numId w:val="30"/>
+        </w:numPr>
+        <w:spacing w:after="80"/>
+        <w:rPr>
+          <w:sz w:val="22"/>
+          <w:szCs w:val="22"/>
+        </w:rPr>
+      </w:pPr>
+      <w:r>
+        <w:rPr>
+          <w:sz w:val="22"/>
+          <w:szCs w:val="22"/>
+        </w:rPr>
+        <w:t>Fin del flujo alterno.</w:t>
+      </w:r>
+    </w:p>
+    <w:p>
+      <w:pPr>
+        <w:keepNext/>
+        <w:spacing w:before="160" w:after="100"/>
+        <w:rPr>
+          <w:rFonts w:eastAsia="Calibri"/>
+          <w:b/>
+          <w:bCs/>
+          <w:sz w:val="22"/>
+          <w:szCs w:val="22"/>
+        </w:rPr>
+      </w:pPr>
+      <w:r>
+        <w:rPr>
+          <w:rFonts w:eastAsia="Calibri"/>
+          <w:b/>
+          <w:bCs/>
+          <w:sz w:val="22"/>
+          <w:szCs w:val="22"/>
+        </w:rPr>
+        <w:t>FA07 La solicitud ya fue asignada por otro proceso</w:t>
+      </w:r>
+    </w:p>
+    <w:p>
+      <w:pPr>
+        <w:pStyle w:val="Prrafodelista"/>
+        <w:numPr>
+          <w:ilvl w:val="0"/>
+          <w:numId w:val="31"/>
+        </w:numPr>
+        <w:spacing w:after="80"/>
+        <w:rPr>
+          <w:sz w:val="22"/>
+          <w:szCs w:val="22"/>
+        </w:rPr>
+      </w:pPr>
+      <w:r>
+        <w:rPr>
+          <w:sz w:val="22"/>
+          <w:szCs w:val="22"/>
+        </w:rPr>
+        <w:t xml:space="preserve">El sistema detecta que la solicitud ya no se </w:t>
+      </w:r>
+      <w:r>
+        <w:rPr>
+          <w:sz w:val="22"/>
+          <w:szCs w:val="22"/>
+        </w:rPr>
+        <w:t>encuentra en la situación “En cola de demanda” o que ya tiene un técnico asignado, porque otro proceso de asignación la atendió al mismo tiempo.</w:t>
+      </w:r>
+    </w:p>
+    <w:p>
+      <w:pPr>
+        <w:pStyle w:val="Prrafodelista"/>
+        <w:numPr>
+          <w:ilvl w:val="0"/>
+          <w:numId w:val="31"/>
+        </w:numPr>
+        <w:spacing w:after="80"/>
+        <w:rPr>
+          <w:sz w:val="22"/>
+          <w:szCs w:val="22"/>
+        </w:rPr>
+      </w:pPr>
+      <w:r>
+        <w:rPr>
+          <w:sz w:val="22"/>
+          <w:szCs w:val="22"/>
+        </w:rPr>
+        <w:t xml:space="preserve">El sistema no vuelve a asignar la solicitud. </w:t>
+      </w:r>
+      <w:r>
+        <w:rPr>
+          <w:b/>
+          <w:bCs/>
+          <w:sz w:val="22"/>
+          <w:szCs w:val="22"/>
+        </w:rPr>
+        <w:t>RN02</w:t>
+      </w:r>
+    </w:p>
+    <w:p>
+      <w:pPr>
+        <w:pStyle w:val="Prrafodelista"/>
+        <w:numPr>
+          <w:ilvl w:val="0"/>
+          <w:numId w:val="31"/>
+        </w:numPr>
+        <w:spacing w:after="80"/>
+        <w:rPr>
+          <w:sz w:val="22"/>
+          <w:szCs w:val="22"/>
+        </w:rPr>
+      </w:pPr>
+      <w:r>
+        <w:rPr>
+          <w:sz w:val="22"/>
+          <w:szCs w:val="22"/>
+        </w:rPr>
+        <w:t>Fin del flujo alterno.</w:t>
+      </w:r>
+    </w:p>
+    <w:p>
+      <w:pPr>
+        <w:keepNext/>
+        <w:spacing w:before="160" w:after="100"/>
+        <w:rPr>
+          <w:rFonts w:eastAsia="Calibri"/>
+          <w:b/>
+          <w:bCs/>
+          <w:sz w:val="22"/>
+          <w:szCs w:val="22"/>
+        </w:rPr>
+      </w:pPr>
+      <w:r>
+        <w:rPr>
+          <w:rFonts w:eastAsia="Calibri"/>
+          <w:b/>
+          <w:bCs/>
+          <w:sz w:val="22"/>
+          <w:szCs w:val="22"/>
+        </w:rPr>
+        <w:t>FA08 No existe ningún técnico en condi</w:t>
+      </w:r>
+      <w:r>
+        <w:rPr>
+          <w:rFonts w:eastAsia="Calibri"/>
+          <w:b/>
+          <w:bCs/>
+          <w:sz w:val="22"/>
+          <w:szCs w:val="22"/>
+        </w:rPr>
+        <w:t>ciones de recibir la solicitud</w:t>
+      </w:r>
+    </w:p>
+    <w:p>
+      <w:pPr>
+        <w:pStyle w:val="Prrafodelista"/>
+        <w:numPr>
+          <w:ilvl w:val="0"/>
+          <w:numId w:val="32"/>
+        </w:numPr>
+        <w:spacing w:after="80"/>
+        <w:rPr>
+          <w:sz w:val="22"/>
+          <w:szCs w:val="22"/>
+        </w:rPr>
+      </w:pPr>
+      <w:r>
+        <w:rPr>
+          <w:sz w:val="22"/>
+          <w:szCs w:val="22"/>
+        </w:rPr>
+        <w:t>El sistema determina que todos los técnicos alcanzaron su capacidad máxima, se encuentran no disponibles o inactivos, o están señalados como involucrados en la solicitud.</w:t>
+      </w:r>
+    </w:p>
+    <w:p>
+      <w:pPr>
+        <w:pStyle w:val="Prrafodelista"/>
+        <w:numPr>
+          <w:ilvl w:val="0"/>
+          <w:numId w:val="32"/>
+        </w:numPr>
+        <w:spacing w:after="80"/>
+        <w:rPr>
+          <w:sz w:val="22"/>
+          <w:szCs w:val="22"/>
+        </w:rPr>
+      </w:pPr>
+      <w:r>
+        <w:rPr>
+          <w:sz w:val="22"/>
+          <w:szCs w:val="22"/>
+        </w:rPr>
+        <w:t>El sistema mantiene la solicitud en la bolsa de demanda, en la situación “En cola de demanda”, conservando el tiempo que lleva esperando.</w:t>
+      </w:r>
+    </w:p>
+    <w:p>
+      <w:pPr>
+        <w:pStyle w:val="Prrafodelista"/>
+        <w:numPr>
+          <w:ilvl w:val="0"/>
+          <w:numId w:val="32"/>
+        </w:numPr>
+        <w:spacing w:after="80"/>
+        <w:rPr>
+          <w:sz w:val="22"/>
+          <w:szCs w:val="22"/>
+        </w:rPr>
+      </w:pPr>
+      <w:r>
+        <w:rPr>
+          <w:sz w:val="22"/>
+          <w:szCs w:val="22"/>
+        </w:rPr>
+        <w:t>Si la solicitud permanece sin asignar más allá del tiempo configurado, el sistema la reporta al Supervisor de Soporte.</w:t>
+      </w:r>
+      <w:r>
+        <w:rPr>
+          <w:sz w:val="22"/>
+          <w:szCs w:val="22"/>
+        </w:rPr>
+        <w:t xml:space="preserve"> (Ver caso de uso “Solicitudes sin Asignar”). </w:t>
+      </w:r>
+      <w:r>
+        <w:rPr>
+          <w:b/>
+          <w:bCs/>
+          <w:sz w:val="22"/>
+          <w:szCs w:val="22"/>
+        </w:rPr>
+        <w:t>RN12</w:t>
+      </w:r>
+    </w:p>
+    <w:p>
+      <w:pPr>
+        <w:pStyle w:val="Prrafodelista"/>
+        <w:numPr>
+          <w:ilvl w:val="0"/>
+          <w:numId w:val="32"/>
+        </w:numPr>
+        <w:spacing w:after="80"/>
+        <w:rPr>
+          <w:sz w:val="22"/>
+          <w:szCs w:val="22"/>
+        </w:rPr>
+      </w:pPr>
+      <w:r>
+        <w:rPr>
+          <w:sz w:val="22"/>
+          <w:szCs w:val="22"/>
+        </w:rPr>
+        <w:lastRenderedPageBreak/>
+        <w:t>El sistema reintenta la asignación conforme a los flujos alternos FA02, FA03 y FA04.</w:t>
+      </w:r>
+    </w:p>
+    <w:p>
+      <w:pPr>
+        <w:pStyle w:val="Prrafodelista"/>
+        <w:numPr>
+          <w:ilvl w:val="0"/>
+          <w:numId w:val="32"/>
+        </w:numPr>
+        <w:spacing w:after="80"/>
+        <w:rPr>
+          <w:sz w:val="22"/>
+          <w:szCs w:val="22"/>
+        </w:rPr>
+      </w:pPr>
+      <w:r>
+        <w:rPr>
+          <w:sz w:val="22"/>
+          <w:szCs w:val="22"/>
+        </w:rPr>
+        <w:t>Fin del flujo alterno.</w:t>
+      </w:r>
+    </w:p>
+    <w:p>
+      <w:pPr>
+        <w:pStyle w:val="Ttulo2"/>
+        <w:numPr>
+          <w:ilvl w:val="1"/>
+          <w:numId w:val="6"/>
+        </w:numPr>
+        <w:spacing w:after="0"/>
+      </w:pPr>
+      <w:r>
+        <w:t>Reglas de Negocio</w:t>
+      </w:r>
+    </w:p>
+    <w:p>
+      <w:pPr>
+        <w:keepNext/>
+        <w:spacing w:before="160" w:after="100"/>
+        <w:rPr>
+          <w:rFonts w:eastAsia="Calibri"/>
+          <w:b/>
+          <w:bCs/>
+          <w:sz w:val="22"/>
+          <w:szCs w:val="22"/>
+        </w:rPr>
+      </w:pPr>
+      <w:r>
+        <w:rPr>
+          <w:rFonts w:eastAsia="Calibri"/>
+          <w:b/>
+          <w:bCs/>
+          <w:sz w:val="22"/>
+          <w:szCs w:val="22"/>
+        </w:rPr>
+        <w:t>RN01 Ingreso a la bolsa de demanda</w:t>
+      </w:r>
+    </w:p>
+    <w:p>
+      <w:pPr>
+        <w:keepNext/>
+        <w:spacing w:after="120" w:line="276" w:lineRule="auto"/>
+      </w:pPr>
+      <w:r>
+        <w:rPr>
+          <w:rFonts w:eastAsia="Calibri"/>
+          <w:sz w:val="22"/>
+          <w:szCs w:val="22"/>
+        </w:rPr>
+        <w:t>Al registrarse una solicitud, el sistema determina por su tipo si ingresa a la bolsa de demanda:</w:t>
+      </w:r>
+    </w:p>
+    <w:tbl>
+      <w:tblPr>
+        <w:tblW w:w="9360" w:type="dxa"/>
+        <w:tblLayout w:type="fixed"/>
+        <w:tblLook w:val="04A0" w:firstRow="1" w:lastRow="0" w:firstColumn="1" w:lastColumn="0" w:noHBand="0" w:noVBand="1"/>
+      </w:tblPr>
+      <w:tblGrid>
+        <w:gridCol w:w="1900"/>
+        <w:gridCol w:w="2700"/>
+        <w:gridCol w:w="1400"/>
+        <w:gridCol w:w="3360"/>
+      </w:tblGrid>
+      <w:tr>
+        <w:trPr>
+          <w:cantSplit/>
+          <w:tblHeader/>
+        </w:trPr>
+        <w:tc>
+          <w:tcPr>
+            <w:tcW w:w="1900" w:type="dxa"/>
+            <w:tcBorders>
+              <w:top w:val="single" w:sz="4" w:space="0" w:color="000000"/>
+              <w:left w:val="single" w:sz="4" w:space="0" w:color="000000"/>
+              <w:bottom w:val="single" w:sz="4" w:space="0" w:color="000000"/>
+              <w:right w:val="single" w:sz="4" w:space="0" w:color="000000"/>
+            </w:tcBorders>
+          </w:tcPr>
+          <w:p>
+            <w:pPr>
+              <w:keepNext/>
+              <w:spacing w:after="120"/>
+              <w:rPr>
+                <w:rFonts w:eastAsia="Calibri"/>
+                <w:b/>
+                <w:bCs/>
+                <w:sz w:val="20"/>
+                <w:szCs w:val="20"/>
+              </w:rPr>
+            </w:pPr>
+            <w:r>
+              <w:rPr>
+                <w:rFonts w:eastAsia="Calibri"/>
+                <w:b/>
+                <w:bCs/>
+                <w:sz w:val="20"/>
+                <w:szCs w:val="20"/>
+              </w:rPr>
+              <w:t>Tipo de solicitud</w:t>
+            </w:r>
+          </w:p>
+        </w:tc>
+        <w:tc>
+          <w:tcPr>
+            <w:tcW w:w="2700" w:type="dxa"/>
+            <w:tcBorders>
+              <w:top w:val="single" w:sz="4" w:space="0" w:color="000000"/>
+              <w:left w:val="single" w:sz="4" w:space="0" w:color="000000"/>
+              <w:bottom w:val="single" w:sz="4" w:space="0" w:color="000000"/>
+              <w:right w:val="single" w:sz="4" w:space="0" w:color="000000"/>
+            </w:tcBorders>
+          </w:tcPr>
+          <w:p>
+            <w:pPr>
+              <w:keepNext/>
+              <w:spacing w:after="120"/>
+              <w:rPr>
+                <w:rFonts w:eastAsia="Calibri"/>
+                <w:b/>
+                <w:bCs/>
+                <w:sz w:val="20"/>
+                <w:szCs w:val="20"/>
+              </w:rPr>
+            </w:pPr>
+            <w:r>
+              <w:rPr>
+                <w:rFonts w:eastAsia="Calibri"/>
+                <w:b/>
+                <w:bCs/>
+                <w:sz w:val="20"/>
+                <w:szCs w:val="20"/>
+              </w:rPr>
+              <w:t>Situación inicial</w:t>
+            </w:r>
+          </w:p>
+        </w:tc>
+        <w:tc>
+          <w:tcPr>
+            <w:tcW w:w="1400" w:type="dxa"/>
+            <w:tcBorders>
+              <w:top w:val="single" w:sz="4" w:space="0" w:color="000000"/>
+              <w:left w:val="single" w:sz="4" w:space="0" w:color="000000"/>
+              <w:bottom w:val="single" w:sz="4" w:space="0" w:color="000000"/>
+              <w:right w:val="single" w:sz="4" w:space="0" w:color="000000"/>
+            </w:tcBorders>
+          </w:tcPr>
+          <w:p>
+            <w:pPr>
+              <w:keepNext/>
+              <w:spacing w:after="120"/>
+              <w:rPr>
+                <w:rFonts w:eastAsia="Calibri"/>
+                <w:b/>
+                <w:bCs/>
+                <w:sz w:val="20"/>
+                <w:szCs w:val="20"/>
+              </w:rPr>
+            </w:pPr>
+            <w:r>
+              <w:rPr>
+                <w:rFonts w:eastAsia="Calibri"/>
+                <w:b/>
+                <w:bCs/>
+                <w:sz w:val="20"/>
+                <w:szCs w:val="20"/>
+              </w:rPr>
+              <w:t>Ingresa a la bolsa de demanda</w:t>
+            </w:r>
+          </w:p>
+        </w:tc>
+        <w:tc>
+          <w:tcPr>
+            <w:tcW w:w="3360" w:type="dxa"/>
+            <w:tcBorders>
+              <w:top w:val="single" w:sz="4" w:space="0" w:color="000000"/>
+              <w:left w:val="single" w:sz="4" w:space="0" w:color="000000"/>
+              <w:bottom w:val="single" w:sz="4" w:space="0" w:color="000000"/>
+              <w:right w:val="single" w:sz="4" w:space="0" w:color="000000"/>
+            </w:tcBorders>
+          </w:tcPr>
+          <w:p>
+            <w:pPr>
+              <w:keepNext/>
+              <w:spacing w:after="120"/>
+              <w:rPr>
+                <w:rFonts w:eastAsia="Calibri"/>
+                <w:b/>
+                <w:bCs/>
+                <w:sz w:val="20"/>
+                <w:szCs w:val="20"/>
+              </w:rPr>
+            </w:pPr>
+            <w:r>
+              <w:rPr>
+                <w:rFonts w:eastAsia="Calibri"/>
+                <w:b/>
+                <w:bCs/>
+                <w:sz w:val="20"/>
+                <w:szCs w:val="20"/>
+              </w:rPr>
+              <w:t>Tiempo máximo de atención</w:t>
+            </w:r>
+          </w:p>
+        </w:tc>
+      </w:tr>
+      <w:tr>
+        <w:trPr>
+          <w:cantSplit/>
+        </w:trPr>
+        <w:tc>
+          <w:tcPr>
+            <w:tcW w:w="1900" w:type="dxa"/>
+            <w:tcBorders>
+              <w:top w:val="single" w:sz="4" w:space="0" w:color="000000"/>
+              <w:left w:val="single" w:sz="4" w:space="0" w:color="000000"/>
+              <w:bottom w:val="single" w:sz="4" w:space="0" w:color="000000"/>
+              <w:right w:val="single" w:sz="4" w:space="0" w:color="000000"/>
+            </w:tcBorders>
+          </w:tcPr>
+          <w:p>
+            <w:pPr>
+              <w:keepNext/>
+              <w:spacing w:after="120"/>
+              <w:rPr>
+                <w:rFonts w:eastAsia="Calibri"/>
+                <w:b/>
+                <w:bCs/>
+                <w:sz w:val="20"/>
+                <w:szCs w:val="20"/>
+              </w:rPr>
+            </w:pPr>
+            <w:r>
+              <w:rPr>
+                <w:rFonts w:eastAsia="Calibri"/>
+                <w:b/>
+                <w:bCs/>
+                <w:sz w:val="20"/>
+                <w:szCs w:val="20"/>
+              </w:rPr>
+              <w:t>Queja</w:t>
+            </w:r>
+          </w:p>
+        </w:tc>
+        <w:tc>
+          <w:tcPr>
+            <w:tcW w:w="2700" w:type="dxa"/>
+            <w:tcBorders>
+              <w:top w:val="single" w:sz="4" w:space="0" w:color="000000"/>
+              <w:left w:val="single" w:sz="4" w:space="0" w:color="000000"/>
+              <w:bottom w:val="single" w:sz="4" w:space="0" w:color="000000"/>
+              <w:right w:val="single" w:sz="4" w:space="0" w:color="000000"/>
+            </w:tcBorders>
+          </w:tcPr>
+          <w:p>
+            <w:pPr>
+              <w:keepNext/>
+              <w:spacing w:after="120"/>
+              <w:rPr>
+                <w:rFonts w:eastAsia="Calibri"/>
+                <w:sz w:val="20"/>
+                <w:szCs w:val="20"/>
+              </w:rPr>
+            </w:pPr>
+            <w:r>
+              <w:rPr>
+                <w:rFonts w:eastAsia="Calibri"/>
+                <w:sz w:val="20"/>
+                <w:szCs w:val="20"/>
+              </w:rPr>
+              <w:t>En cola de demanda</w:t>
+            </w:r>
+          </w:p>
+        </w:tc>
+        <w:tc>
+          <w:tcPr>
+            <w:tcW w:w="1400" w:type="dxa"/>
+            <w:tcBorders>
+              <w:top w:val="single" w:sz="4" w:space="0" w:color="000000"/>
+              <w:left w:val="single" w:sz="4" w:space="0" w:color="000000"/>
+              <w:bottom w:val="single" w:sz="4" w:space="0" w:color="000000"/>
+              <w:right w:val="single" w:sz="4" w:space="0" w:color="000000"/>
+            </w:tcBorders>
+          </w:tcPr>
+          <w:p>
+            <w:pPr>
+              <w:keepNext/>
+              <w:spacing w:after="120"/>
+              <w:rPr>
+                <w:rFonts w:eastAsia="Calibri"/>
+                <w:sz w:val="20"/>
+                <w:szCs w:val="20"/>
+              </w:rPr>
+            </w:pPr>
+            <w:r>
+              <w:rPr>
+                <w:rFonts w:eastAsia="Calibri"/>
+                <w:sz w:val="20"/>
+                <w:szCs w:val="20"/>
+              </w:rPr>
+              <w:t>Sí</w:t>
+            </w:r>
+          </w:p>
+        </w:tc>
+        <w:tc>
+          <w:tcPr>
+            <w:tcW w:w="3360" w:type="dxa"/>
+            <w:tcBorders>
+              <w:top w:val="single" w:sz="4" w:space="0" w:color="000000"/>
+              <w:left w:val="single" w:sz="4" w:space="0" w:color="000000"/>
+              <w:bottom w:val="single" w:sz="4" w:space="0" w:color="000000"/>
+              <w:right w:val="single" w:sz="4" w:space="0" w:color="000000"/>
+            </w:tcBorders>
+          </w:tcPr>
+          <w:p>
+            <w:pPr>
+              <w:keepNext/>
+              <w:spacing w:after="120"/>
+              <w:rPr>
+                <w:rFonts w:eastAsia="Calibri"/>
+                <w:sz w:val="20"/>
+                <w:szCs w:val="20"/>
+              </w:rPr>
+            </w:pPr>
+            <w:r>
+              <w:rPr>
+                <w:rFonts w:eastAsia="Calibri"/>
+                <w:sz w:val="20"/>
+                <w:szCs w:val="20"/>
+              </w:rPr>
+              <w:t>Sí, según su prioridad.</w:t>
+            </w:r>
+          </w:p>
+        </w:tc>
+      </w:tr>
+      <w:tr>
+        <w:trPr>
+          <w:cantSplit/>
+        </w:trPr>
+        <w:tc>
+          <w:tcPr>
+            <w:tcW w:w="1900" w:type="dxa"/>
+            <w:tcBorders>
+              <w:top w:val="single" w:sz="4" w:space="0" w:color="000000"/>
+              <w:left w:val="single" w:sz="4" w:space="0" w:color="000000"/>
+              <w:bottom w:val="single" w:sz="4" w:space="0" w:color="000000"/>
+              <w:right w:val="single" w:sz="4" w:space="0" w:color="000000"/>
+            </w:tcBorders>
+          </w:tcPr>
+          <w:p>
+            <w:pPr>
+              <w:keepNext/>
+              <w:spacing w:after="120"/>
+              <w:rPr>
+                <w:rFonts w:eastAsia="Calibri"/>
+                <w:b/>
+                <w:bCs/>
+                <w:sz w:val="20"/>
+                <w:szCs w:val="20"/>
+              </w:rPr>
+            </w:pPr>
+            <w:r>
+              <w:rPr>
+                <w:rFonts w:eastAsia="Calibri"/>
+                <w:b/>
+                <w:bCs/>
+                <w:sz w:val="20"/>
+                <w:szCs w:val="20"/>
+              </w:rPr>
+              <w:t>Reclamo</w:t>
+            </w:r>
+          </w:p>
+        </w:tc>
+        <w:tc>
+          <w:tcPr>
+            <w:tcW w:w="2700" w:type="dxa"/>
+            <w:tcBorders>
+              <w:top w:val="single" w:sz="4" w:space="0" w:color="000000"/>
+              <w:left w:val="single" w:sz="4" w:space="0" w:color="000000"/>
+              <w:bottom w:val="single" w:sz="4" w:space="0" w:color="000000"/>
+              <w:right w:val="single" w:sz="4" w:space="0" w:color="000000"/>
+            </w:tcBorders>
+          </w:tcPr>
+          <w:p>
+            <w:pPr>
+              <w:keepNext/>
+              <w:spacing w:after="120"/>
+              <w:rPr>
+                <w:rFonts w:eastAsia="Calibri"/>
+                <w:sz w:val="20"/>
+                <w:szCs w:val="20"/>
+              </w:rPr>
+            </w:pPr>
+            <w:r>
+              <w:rPr>
+                <w:rFonts w:eastAsia="Calibri"/>
+                <w:sz w:val="20"/>
+                <w:szCs w:val="20"/>
+              </w:rPr>
+              <w:t>En cola de demanda</w:t>
+            </w:r>
+          </w:p>
+        </w:tc>
+        <w:tc>
+          <w:tcPr>
+            <w:tcW w:w="1400" w:type="dxa"/>
+            <w:tcBorders>
+              <w:top w:val="single" w:sz="4" w:space="0" w:color="000000"/>
+              <w:left w:val="single" w:sz="4" w:space="0" w:color="000000"/>
+              <w:bottom w:val="single" w:sz="4" w:space="0" w:color="000000"/>
+              <w:right w:val="single" w:sz="4" w:space="0" w:color="000000"/>
+            </w:tcBorders>
+          </w:tcPr>
+          <w:p>
+            <w:pPr>
+              <w:keepNext/>
+              <w:spacing w:after="120"/>
+              <w:rPr>
+                <w:rFonts w:eastAsia="Calibri"/>
+                <w:sz w:val="20"/>
+                <w:szCs w:val="20"/>
+              </w:rPr>
+            </w:pPr>
+            <w:r>
+              <w:rPr>
+                <w:rFonts w:eastAsia="Calibri"/>
+                <w:sz w:val="20"/>
+                <w:szCs w:val="20"/>
+              </w:rPr>
+              <w:t>Sí</w:t>
+            </w:r>
+          </w:p>
+        </w:tc>
+        <w:tc>
+          <w:tcPr>
+            <w:tcW w:w="3360" w:type="dxa"/>
+            <w:tcBorders>
+              <w:top w:val="single" w:sz="4" w:space="0" w:color="000000"/>
+              <w:left w:val="single" w:sz="4" w:space="0" w:color="000000"/>
+              <w:bottom w:val="single" w:sz="4" w:space="0" w:color="000000"/>
+              <w:right w:val="single" w:sz="4" w:space="0" w:color="000000"/>
+            </w:tcBorders>
+          </w:tcPr>
+          <w:p>
+            <w:pPr>
+              <w:keepNext/>
+              <w:spacing w:after="120"/>
+              <w:rPr>
+                <w:rFonts w:eastAsia="Calibri"/>
+                <w:sz w:val="20"/>
+                <w:szCs w:val="20"/>
+              </w:rPr>
+            </w:pPr>
+            <w:r>
+              <w:rPr>
+                <w:rFonts w:eastAsia="Calibri"/>
+                <w:sz w:val="20"/>
+                <w:szCs w:val="20"/>
+              </w:rPr>
+              <w:t>Sí, según su prioridad.</w:t>
+            </w:r>
+          </w:p>
+        </w:tc>
+      </w:tr>
+      <w:tr>
+        <w:trPr>
+          <w:cantSplit/>
+        </w:trPr>
+        <w:tc>
+          <w:tcPr>
+            <w:tcW w:w="1900" w:type="dxa"/>
+            <w:tcBorders>
+              <w:top w:val="single" w:sz="4" w:space="0" w:color="000000"/>
+              <w:left w:val="single" w:sz="4" w:space="0" w:color="000000"/>
+              <w:bottom w:val="single" w:sz="4" w:space="0" w:color="000000"/>
+              <w:right w:val="single" w:sz="4" w:space="0" w:color="000000"/>
+            </w:tcBorders>
+          </w:tcPr>
+          <w:p>
+            <w:pPr>
+              <w:keepNext/>
+              <w:spacing w:after="120"/>
+              <w:rPr>
+                <w:rFonts w:eastAsia="Calibri"/>
+                <w:b/>
+                <w:bCs/>
+                <w:sz w:val="20"/>
+                <w:szCs w:val="20"/>
+              </w:rPr>
+            </w:pPr>
+            <w:r>
+              <w:rPr>
+                <w:rFonts w:eastAsia="Calibri"/>
+                <w:b/>
+                <w:bCs/>
+                <w:sz w:val="20"/>
+                <w:szCs w:val="20"/>
+              </w:rPr>
+              <w:t>Denuncia</w:t>
+            </w:r>
+          </w:p>
+        </w:tc>
+        <w:tc>
+          <w:tcPr>
+            <w:tcW w:w="2700" w:type="dxa"/>
+            <w:tcBorders>
+              <w:top w:val="single" w:sz="4" w:space="0" w:color="000000"/>
+              <w:left w:val="single" w:sz="4" w:space="0" w:color="000000"/>
+              <w:bottom w:val="single" w:sz="4" w:space="0" w:color="000000"/>
+              <w:right w:val="single" w:sz="4" w:space="0" w:color="000000"/>
+            </w:tcBorders>
+          </w:tcPr>
+          <w:p>
+            <w:pPr>
+              <w:keepNext/>
+              <w:spacing w:after="120"/>
+              <w:rPr>
+                <w:rFonts w:eastAsia="Calibri"/>
+                <w:sz w:val="20"/>
+                <w:szCs w:val="20"/>
+              </w:rPr>
+            </w:pPr>
+            <w:r>
+              <w:rPr>
+                <w:rFonts w:eastAsia="Calibri"/>
+                <w:sz w:val="20"/>
+                <w:szCs w:val="20"/>
+              </w:rPr>
+              <w:t>En revisión del supervisor</w:t>
+            </w:r>
+          </w:p>
+        </w:tc>
+        <w:tc>
+          <w:tcPr>
+            <w:tcW w:w="1400" w:type="dxa"/>
+            <w:tcBorders>
+              <w:top w:val="single" w:sz="4" w:space="0" w:color="000000"/>
+              <w:left w:val="single" w:sz="4" w:space="0" w:color="000000"/>
+              <w:bottom w:val="single" w:sz="4" w:space="0" w:color="000000"/>
+              <w:right w:val="single" w:sz="4" w:space="0" w:color="000000"/>
+            </w:tcBorders>
+          </w:tcPr>
+          <w:p>
+            <w:pPr>
+              <w:keepNext/>
+              <w:spacing w:after="120"/>
+              <w:rPr>
+                <w:rFonts w:eastAsia="Calibri"/>
+                <w:sz w:val="20"/>
+                <w:szCs w:val="20"/>
+              </w:rPr>
+            </w:pPr>
+            <w:r>
+              <w:rPr>
+                <w:rFonts w:eastAsia="Calibri"/>
+                <w:sz w:val="20"/>
+                <w:szCs w:val="20"/>
+              </w:rPr>
+              <w:t>No</w:t>
+            </w:r>
+          </w:p>
+        </w:tc>
+        <w:tc>
+          <w:tcPr>
+            <w:tcW w:w="3360" w:type="dxa"/>
+            <w:tcBorders>
+              <w:top w:val="single" w:sz="4" w:space="0" w:color="000000"/>
+              <w:left w:val="single" w:sz="4" w:space="0" w:color="000000"/>
+              <w:bottom w:val="single" w:sz="4" w:space="0" w:color="000000"/>
+              <w:right w:val="single" w:sz="4" w:space="0" w:color="000000"/>
+            </w:tcBorders>
+          </w:tcPr>
+          <w:p>
+            <w:pPr>
+              <w:keepNext/>
+              <w:spacing w:after="120"/>
+              <w:rPr>
+                <w:rFonts w:eastAsia="Calibri"/>
+                <w:sz w:val="20"/>
+                <w:szCs w:val="20"/>
+              </w:rPr>
+            </w:pPr>
+            <w:r>
+              <w:rPr>
+                <w:rFonts w:eastAsia="Calibri"/>
+                <w:sz w:val="20"/>
+                <w:szCs w:val="20"/>
+              </w:rPr>
+              <w:t>Sí, según su prioridad.</w:t>
+            </w:r>
+          </w:p>
+        </w:tc>
+      </w:tr>
+      <w:tr>
+        <w:trPr>
+          <w:cantSplit/>
+        </w:trPr>
+        <w:tc>
+          <w:tcPr>
+            <w:tcW w:w="1900" w:type="dxa"/>
+            <w:tcBorders>
+              <w:top w:val="single" w:sz="4" w:space="0" w:color="000000"/>
+              <w:left w:val="single" w:sz="4" w:space="0" w:color="000000"/>
+              <w:bottom w:val="single" w:sz="4" w:space="0" w:color="000000"/>
+              <w:right w:val="single" w:sz="4" w:space="0" w:color="000000"/>
+            </w:tcBorders>
+          </w:tcPr>
+          <w:p>
+            <w:pPr>
+              <w:spacing w:after="120"/>
+              <w:rPr>
+                <w:rFonts w:eastAsia="Calibri"/>
+                <w:b/>
+                <w:bCs/>
+                <w:sz w:val="20"/>
+                <w:szCs w:val="20"/>
+              </w:rPr>
+            </w:pPr>
+            <w:r>
+              <w:rPr>
+                <w:rFonts w:eastAsia="Calibri"/>
+                <w:b/>
+                <w:bCs/>
+                <w:sz w:val="20"/>
+                <w:szCs w:val="20"/>
+              </w:rPr>
+              <w:t>Sugerencia</w:t>
+            </w:r>
+          </w:p>
+        </w:tc>
+        <w:tc>
+          <w:tcPr>
+            <w:tcW w:w="2700" w:type="dxa"/>
+            <w:tcBorders>
+              <w:top w:val="single" w:sz="4" w:space="0" w:color="000000"/>
+              <w:left w:val="single" w:sz="4" w:space="0" w:color="000000"/>
+              <w:bottom w:val="single" w:sz="4" w:space="0" w:color="000000"/>
+              <w:right w:val="single" w:sz="4" w:space="0" w:color="000000"/>
+            </w:tcBorders>
+          </w:tcPr>
+          <w:p>
+            <w:pPr>
+              <w:spacing w:after="120"/>
+              <w:rPr>
+                <w:rFonts w:eastAsia="Calibri"/>
+                <w:sz w:val="20"/>
+                <w:szCs w:val="20"/>
+              </w:rPr>
+            </w:pPr>
+            <w:r>
+              <w:rPr>
+                <w:rFonts w:eastAsia="Calibri"/>
+                <w:sz w:val="20"/>
+                <w:szCs w:val="20"/>
+              </w:rPr>
+              <w:t>En backlog de mejoras</w:t>
+            </w:r>
+          </w:p>
+        </w:tc>
+        <w:tc>
+          <w:tcPr>
+            <w:tcW w:w="1400" w:type="dxa"/>
+            <w:tcBorders>
+              <w:top w:val="single" w:sz="4" w:space="0" w:color="000000"/>
+              <w:left w:val="single" w:sz="4" w:space="0" w:color="000000"/>
+              <w:bottom w:val="single" w:sz="4" w:space="0" w:color="000000"/>
+              <w:right w:val="single" w:sz="4" w:space="0" w:color="000000"/>
+            </w:tcBorders>
+          </w:tcPr>
+          <w:p>
+            <w:pPr>
+              <w:spacing w:after="120"/>
+              <w:rPr>
+                <w:rFonts w:eastAsia="Calibri"/>
+                <w:sz w:val="20"/>
+                <w:szCs w:val="20"/>
+              </w:rPr>
+            </w:pPr>
+            <w:r>
+              <w:rPr>
+                <w:rFonts w:eastAsia="Calibri"/>
+                <w:sz w:val="20"/>
+                <w:szCs w:val="20"/>
+              </w:rPr>
+              <w:t>No</w:t>
+            </w:r>
+          </w:p>
+        </w:tc>
+        <w:tc>
+          <w:tcPr>
+            <w:tcW w:w="3360" w:type="dxa"/>
+            <w:tcBorders>
+              <w:top w:val="single" w:sz="4" w:space="0" w:color="000000"/>
+              <w:left w:val="single" w:sz="4" w:space="0" w:color="000000"/>
+              <w:bottom w:val="single" w:sz="4" w:space="0" w:color="000000"/>
+              <w:right w:val="single" w:sz="4" w:space="0" w:color="000000"/>
+            </w:tcBorders>
+          </w:tcPr>
+          <w:p>
+            <w:pPr>
+              <w:spacing w:after="120"/>
+              <w:rPr>
+                <w:rFonts w:eastAsia="Calibri"/>
+                <w:sz w:val="20"/>
+                <w:szCs w:val="20"/>
+              </w:rPr>
+            </w:pPr>
+            <w:r>
+              <w:rPr>
+                <w:rFonts w:eastAsia="Calibri"/>
+                <w:sz w:val="20"/>
+                <w:szCs w:val="20"/>
+              </w:rPr>
+              <w:t>No.</w:t>
+            </w:r>
+          </w:p>
+        </w:tc>
+      </w:tr>
+    </w:tbl>
+    <w:p>
+      <w:pPr>
+        <w:spacing w:after="120"/>
+      </w:pPr>
     </w:p>
     <w:p>
       <w:pPr>
@@ -1511,16 +3830,25 @@
           <w:ilvl w:val="0"/>
           <w:numId w:val="15"/>
         </w:numPr>
-        <w:suppressAutoHyphens w:val="0"/>
-        <w:spacing w:after="80" w:line="276" w:lineRule="auto"/>
-      </w:pPr>
-      <w:r>
-        <w:rPr>
-          <w:rFonts w:eastAsia="Calibri"/>
-          <w:sz w:val="22"/>
-          <w:szCs w:val="22"/>
-        </w:rPr>
-        <w:t>El sistema detecta que un técnico cerró un caso y que, por lo tanto, dispone de capacidad libre.</w:t>
+        <w:spacing w:after="80"/>
+        <w:rPr>
+          <w:sz w:val="22"/>
+          <w:szCs w:val="22"/>
+        </w:rPr>
+      </w:pPr>
+      <w:r>
+        <w:rPr>
+          <w:sz w:val="22"/>
+          <w:szCs w:val="22"/>
+        </w:rPr>
+        <w:t>La asignación es por demanda: el sistema no reparte las solicitudes por turnos ni en lotes a horas fija</w:t>
+      </w:r>
+      <w:r>
+        <w:rPr>
+          <w:sz w:val="22"/>
+          <w:szCs w:val="22"/>
+        </w:rPr>
+        <w:t>s, sino en el momento en que se genera la demanda, al ingresar una solicitud a la bolsa, o en el momento en que se genera capacidad para atenderla, al liberarse un cupo de algún técnico.</w:t>
       </w:r>
     </w:p>
     <w:p>
@@ -1530,42 +3858,24 @@
           <w:ilvl w:val="0"/>
           <w:numId w:val="15"/>
         </w:numPr>
-        <w:suppressAutoHyphens w:val="0"/>
-        <w:spacing w:after="80" w:line="276" w:lineRule="auto"/>
-      </w:pPr>
-      <w:r>
-        <w:rPr>
-          <w:rFonts w:eastAsia="Calibri"/>
-          <w:sz w:val="22"/>
-          <w:szCs w:val="22"/>
-        </w:rPr>
-        <w:t>El sistema toma la solicitud que lleva más tiempo en la bolsa de casos pendientes.</w:t>
-      </w:r>
-    </w:p>
-    <w:p>
-      <w:pPr>
-        <w:pStyle w:val="Prrafodelista"/>
-        <w:numPr>
-          <w:ilvl w:val="0"/>
-          <w:numId w:val="15"/>
-        </w:numPr>
-        <w:suppressAutoHyphens w:val="0"/>
-        <w:spacing w:after="80" w:line="276" w:lineRule="auto"/>
-      </w:pPr>
-      <w:r>
-        <w:rPr>
-          <w:rFonts w:eastAsia="Calibri"/>
-          <w:sz w:val="22"/>
-          <w:szCs w:val="22"/>
-        </w:rPr>
-        <w:t>El sistema continúa con el paso 2 del flujo normal básico.</w:t>
-      </w:r>
-    </w:p>
-    <w:p>
-      <w:pPr>
+        <w:spacing w:after="80"/>
+        <w:rPr>
+          <w:sz w:val="22"/>
+          <w:szCs w:val="22"/>
+        </w:rPr>
+      </w:pPr>
+      <w:r>
+        <w:rPr>
+          <w:sz w:val="22"/>
+          <w:szCs w:val="22"/>
+        </w:rPr>
+        <w:t>El técnico no elige ni solicita los casos que atiende: el sistema se los entrega conforme al algoritmo descrito en el presente caso de uso.</w:t>
+      </w:r>
+    </w:p>
+    <w:p>
+      <w:pPr>
+        <w:keepNext/>
         <w:spacing w:before="160" w:after="100"/>
-      </w:pPr>
-      <w:r>
         <w:rPr>
           <w:rFonts w:eastAsia="Calibri"/>
           <w:b/>
@@ -1573,7 +3883,16 @@
           <w:sz w:val="22"/>
           <w:szCs w:val="22"/>
         </w:rPr>
-        <w:t>FA02 Reintento periódico de asignación</w:t>
+      </w:pPr>
+      <w:r>
+        <w:rPr>
+          <w:rFonts w:eastAsia="Calibri"/>
+          <w:b/>
+          <w:bCs/>
+          <w:sz w:val="22"/>
+          <w:szCs w:val="22"/>
+        </w:rPr>
+        <w:t>RN02 Asignación exclusiva</w:t>
       </w:r>
     </w:p>
     <w:p>
@@ -1583,16 +3902,18 @@
           <w:ilvl w:val="0"/>
           <w:numId w:val="16"/>
         </w:numPr>
-        <w:suppressAutoHyphens w:val="0"/>
-        <w:spacing w:after="80" w:line="276" w:lineRule="auto"/>
-      </w:pPr>
-      <w:r>
-        <w:rPr>
-          <w:rFonts w:eastAsia="Calibri"/>
-          <w:sz w:val="22"/>
-          <w:szCs w:val="22"/>
-        </w:rPr>
-        <w:t>El sistema revisa periódicamente la bolsa de casos pendientes en busca de solicitudes que no han podido ser asignadas.</w:t>
+        <w:spacing w:after="80"/>
+        <w:rPr>
+          <w:sz w:val="22"/>
+          <w:szCs w:val="22"/>
+        </w:rPr>
+      </w:pPr>
+      <w:r>
+        <w:rPr>
+          <w:sz w:val="22"/>
+          <w:szCs w:val="22"/>
+        </w:rPr>
+        <w:t>Cada solicitud se asigna a un único técnico.</w:t>
       </w:r>
     </w:p>
     <w:p>
@@ -1602,42 +3923,31 @@
           <w:ilvl w:val="0"/>
           <w:numId w:val="16"/>
         </w:numPr>
-        <w:suppressAutoHyphens w:val="0"/>
-        <w:spacing w:after="80" w:line="276" w:lineRule="auto"/>
-      </w:pPr>
-      <w:r>
-        <w:rPr>
-          <w:rFonts w:eastAsia="Calibri"/>
-          <w:sz w:val="22"/>
-          <w:szCs w:val="22"/>
-        </w:rPr>
-        <w:t>Por cada solicitud encontrada, el sistema continúa con el paso 2 del flujo normal básico.</w:t>
-      </w:r>
-    </w:p>
-    <w:p>
-      <w:pPr>
-        <w:pStyle w:val="Prrafodelista"/>
-        <w:numPr>
-          <w:ilvl w:val="0"/>
-          <w:numId w:val="16"/>
-        </w:numPr>
-        <w:suppressAutoHyphens w:val="0"/>
-        <w:spacing w:after="80" w:line="276" w:lineRule="auto"/>
-      </w:pPr>
-      <w:r>
-        <w:rPr>
-          <w:rFonts w:eastAsia="Calibri"/>
-          <w:sz w:val="22"/>
-          <w:szCs w:val="22"/>
-        </w:rPr>
-        <w:t>Este mecanismo garantiza que ninguna solicitud quede indefinidamente sin atender por no haber existido técnicos disponibles al momento de su registro.</w:t>
-      </w:r>
-    </w:p>
-    <w:p>
-      <w:pPr>
+        <w:spacing w:after="80"/>
+        <w:rPr>
+          <w:sz w:val="22"/>
+          <w:szCs w:val="22"/>
+        </w:rPr>
+      </w:pPr>
+      <w:r>
+        <w:rPr>
+          <w:sz w:val="22"/>
+          <w:szCs w:val="22"/>
+        </w:rPr>
+        <w:t xml:space="preserve">Mientras asigna una solicitud, el sistema la reserva junto con el técnico seleccionado, de manera que dos procesos de asignación que ocurran al mismo tiempo no puedan entregar la misma solicitud dos veces ni asignar a un técnico más casos que su capacidad </w:t>
+      </w:r>
+      <w:r>
+        <w:rPr>
+          <w:sz w:val="22"/>
+          <w:szCs w:val="22"/>
+        </w:rPr>
+        <w:t>máxima.</w:t>
+      </w:r>
+    </w:p>
+    <w:p>
+      <w:pPr>
+        <w:keepNext/>
         <w:spacing w:before="160" w:after="100"/>
-      </w:pPr>
-      <w:r>
         <w:rPr>
           <w:rFonts w:eastAsia="Calibri"/>
           <w:b/>
@@ -1645,7 +3955,29 @@
           <w:sz w:val="22"/>
           <w:szCs w:val="22"/>
         </w:rPr>
-        <w:t>FA03 No existe ningún técnico en condiciones de recibir la solicitud</w:t>
+      </w:pPr>
+      <w:r>
+        <w:rPr>
+          <w:rFonts w:eastAsia="Calibri"/>
+          <w:b/>
+          <w:bCs/>
+          <w:sz w:val="22"/>
+          <w:szCs w:val="22"/>
+        </w:rPr>
+        <w:t>RN03 Técnicos habilitados</w:t>
+      </w:r>
+    </w:p>
+    <w:p>
+      <w:pPr>
+        <w:spacing w:after="120" w:line="276" w:lineRule="auto"/>
+      </w:pPr>
+      <w:r>
+        <w:rPr>
+          <w:rFonts w:eastAsia="Calibri"/>
+          <w:sz w:val="22"/>
+          <w:szCs w:val="22"/>
+        </w:rPr>
+        <w:t>Únicamente puede recibir solicitudes el técnico que se encuentre activo en el sistema, marcado como disponible y que no haya alcanzado su capacidad máxima de casos abiertos.</w:t>
       </w:r>
     </w:p>
     <w:p>
@@ -1655,99 +3987,31 @@
           <w:ilvl w:val="0"/>
           <w:numId w:val="17"/>
         </w:numPr>
-        <w:suppressAutoHyphens w:val="0"/>
-        <w:spacing w:after="80" w:line="276" w:lineRule="auto"/>
-      </w:pPr>
-      <w:r>
-        <w:rPr>
-          <w:rFonts w:eastAsia="Calibri"/>
-          <w:sz w:val="22"/>
-          <w:szCs w:val="22"/>
-        </w:rPr>
-        <w:t>El sistema determina que todos los técnicos alcanzaron su capacidad máxima, se encuentran no disponibles o están señalados como involucrados en la solicitud.</w:t>
-      </w:r>
-    </w:p>
-    <w:p>
-      <w:pPr>
-        <w:pStyle w:val="Prrafodelista"/>
-        <w:numPr>
-          <w:ilvl w:val="0"/>
-          <w:numId w:val="17"/>
-        </w:numPr>
-        <w:suppressAutoHyphens w:val="0"/>
-        <w:spacing w:after="80" w:line="276" w:lineRule="auto"/>
-      </w:pPr>
-      <w:r>
-        <w:rPr>
-          <w:rFonts w:eastAsia="Calibri"/>
-          <w:sz w:val="22"/>
-          <w:szCs w:val="22"/>
-        </w:rPr>
-        <w:t>El sistema mantiene la solicitud en la bolsa de casos pendientes, conservando el tiempo que lleva esperando.</w:t>
-      </w:r>
-    </w:p>
-    <w:p>
-      <w:pPr>
-        <w:pStyle w:val="Prrafodelista"/>
-        <w:numPr>
-          <w:ilvl w:val="0"/>
-          <w:numId w:val="17"/>
-        </w:numPr>
-        <w:suppressAutoHyphens w:val="0"/>
-        <w:spacing w:after="80" w:line="276" w:lineRule="auto"/>
-      </w:pPr>
-      <w:r>
-        <w:rPr>
-          <w:rFonts w:eastAsia="Calibri"/>
-          <w:sz w:val="22"/>
-          <w:szCs w:val="22"/>
-        </w:rPr>
-        <w:t>Si la solicitud permanece sin asignar más allá del tiempo configurado, el sistema la reporta al Supervisor de Soporte. RN07</w:t>
-      </w:r>
-    </w:p>
-    <w:p>
-      <w:pPr>
-        <w:pStyle w:val="Prrafodelista"/>
-        <w:numPr>
-          <w:ilvl w:val="0"/>
-          <w:numId w:val="17"/>
-        </w:numPr>
-        <w:suppressAutoHyphens w:val="0"/>
-        <w:spacing w:after="80" w:line="276" w:lineRule="auto"/>
-      </w:pPr>
-      <w:r>
-        <w:rPr>
-          <w:rFonts w:eastAsia="Calibri"/>
-          <w:sz w:val="22"/>
-          <w:szCs w:val="22"/>
-        </w:rPr>
-        <w:t>El sistema reintenta la asignación conforme al flujo alterno FA02.</w:t>
-      </w:r>
-    </w:p>
-    <w:p>
-      <w:pPr>
-        <w:pStyle w:val="Prrafodelista"/>
-        <w:numPr>
-          <w:ilvl w:val="0"/>
-          <w:numId w:val="17"/>
-        </w:numPr>
-        <w:suppressAutoHyphens w:val="0"/>
-        <w:spacing w:after="80" w:line="276" w:lineRule="auto"/>
-      </w:pPr>
-      <w:r>
-        <w:rPr>
-          <w:rFonts w:eastAsia="Calibri"/>
-          <w:sz w:val="22"/>
-          <w:szCs w:val="22"/>
-        </w:rPr>
-        <w:t>Fin del flujo alterno.</w:t>
-      </w:r>
-    </w:p>
-    <w:p>
-      <w:pPr>
+        <w:spacing w:after="80"/>
+        <w:rPr>
+          <w:sz w:val="22"/>
+          <w:szCs w:val="22"/>
+        </w:rPr>
+      </w:pPr>
+      <w:r>
+        <w:rPr>
+          <w:sz w:val="22"/>
+          <w:szCs w:val="22"/>
+        </w:rPr>
+        <w:t>Se consideran casos abiertos los que no se encue</w:t>
+      </w:r>
+      <w:r>
+        <w:rPr>
+          <w:sz w:val="22"/>
+          <w:szCs w:val="22"/>
+        </w:rPr>
+        <w:t>ntran en una situación final; por lo tanto, un caso en la situación “Resuelto” continúa ocupando la capacidad del técnico hasta que este lo cierre.</w:t>
+      </w:r>
+    </w:p>
+    <w:p>
+      <w:pPr>
+        <w:keepNext/>
         <w:spacing w:before="160" w:after="100"/>
-      </w:pPr>
-      <w:r>
         <w:rPr>
           <w:rFonts w:eastAsia="Calibri"/>
           <w:b/>
@@ -1755,7 +4019,37 @@
           <w:sz w:val="22"/>
           <w:szCs w:val="22"/>
         </w:rPr>
-        <w:t>FA04 Un técnico deja de estar disponible</w:t>
+      </w:pPr>
+      <w:r>
+        <w:rPr>
+          <w:rFonts w:eastAsia="Calibri"/>
+          <w:b/>
+          <w:bCs/>
+          <w:sz w:val="22"/>
+          <w:szCs w:val="22"/>
+        </w:rPr>
+        <w:t>RN04 Conflicto de interés</w:t>
+      </w:r>
+    </w:p>
+    <w:p>
+      <w:pPr>
+        <w:spacing w:after="120" w:line="276" w:lineRule="auto"/>
+      </w:pPr>
+      <w:r>
+        <w:rPr>
+          <w:rFonts w:eastAsia="Calibri"/>
+          <w:sz w:val="22"/>
+          <w:szCs w:val="22"/>
+        </w:rPr>
+        <w:t xml:space="preserve">El sistema excluye de la asignación a todo técnico que figure como involucrado en </w:t>
+      </w:r>
+      <w:r>
+        <w:rPr>
+          <w:rFonts w:eastAsia="Calibri"/>
+          <w:sz w:val="22"/>
+          <w:szCs w:val="22"/>
+        </w:rPr>
+        <w:t>la solicitud. Ningún técnico puede recibir ni visualizar un caso en el que se encuentra señalado, con lo cual se garantiza la imparcialidad en la atención.</w:t>
       </w:r>
     </w:p>
     <w:p>
@@ -1765,99 +4059,31 @@
           <w:ilvl w:val="0"/>
           <w:numId w:val="18"/>
         </w:numPr>
-        <w:suppressAutoHyphens w:val="0"/>
-        <w:spacing w:after="80" w:line="276" w:lineRule="auto"/>
-      </w:pPr>
-      <w:r>
-        <w:rPr>
-          <w:rFonts w:eastAsia="Calibri"/>
-          <w:sz w:val="22"/>
-          <w:szCs w:val="22"/>
-        </w:rPr>
-        <w:t>El sistema detecta que un técnico fue marcado como no disponible.</w:t>
-      </w:r>
-    </w:p>
-    <w:p>
-      <w:pPr>
-        <w:pStyle w:val="Prrafodelista"/>
-        <w:numPr>
-          <w:ilvl w:val="0"/>
-          <w:numId w:val="18"/>
-        </w:numPr>
-        <w:suppressAutoHyphens w:val="0"/>
-        <w:spacing w:after="80" w:line="276" w:lineRule="auto"/>
-      </w:pPr>
-      <w:r>
-        <w:rPr>
-          <w:rFonts w:eastAsia="Calibri"/>
-          <w:sz w:val="22"/>
-          <w:szCs w:val="22"/>
-        </w:rPr>
-        <w:t>El sistema retorna a la bolsa de casos pendientes las solicitudes que el técnico tenía asignadas y que aún no han sido resueltas. RN08</w:t>
-      </w:r>
-    </w:p>
-    <w:p>
-      <w:pPr>
-        <w:pStyle w:val="Prrafodelista"/>
-        <w:numPr>
-          <w:ilvl w:val="0"/>
-          <w:numId w:val="18"/>
-        </w:numPr>
-        <w:suppressAutoHyphens w:val="0"/>
-        <w:spacing w:after="80" w:line="276" w:lineRule="auto"/>
-      </w:pPr>
-      <w:r>
-        <w:rPr>
-          <w:rFonts w:eastAsia="Calibri"/>
-          <w:sz w:val="22"/>
-          <w:szCs w:val="22"/>
-        </w:rPr>
-        <w:t>El sistema conserva íntegro el historial de avances registrado hasta ese momento, de manera que el nuevo técnico disponga de todos los antecedentes del caso.</w:t>
-      </w:r>
-    </w:p>
-    <w:p>
-      <w:pPr>
-        <w:pStyle w:val="Prrafodelista"/>
-        <w:numPr>
-          <w:ilvl w:val="0"/>
-          <w:numId w:val="18"/>
-        </w:numPr>
-        <w:suppressAutoHyphens w:val="0"/>
-        <w:spacing w:after="80" w:line="276" w:lineRule="auto"/>
-      </w:pPr>
-      <w:r>
-        <w:rPr>
-          <w:rFonts w:eastAsia="Calibri"/>
-          <w:sz w:val="22"/>
-          <w:szCs w:val="22"/>
-        </w:rPr>
-        <w:t>El sistema continúa con el paso 2 del flujo normal básico por cada solicitud retornada.</w:t>
-      </w:r>
-    </w:p>
-    <w:p>
-      <w:pPr>
-        <w:pStyle w:val="Prrafodelista"/>
-        <w:numPr>
-          <w:ilvl w:val="0"/>
-          <w:numId w:val="18"/>
-        </w:numPr>
-        <w:suppressAutoHyphens w:val="0"/>
-        <w:spacing w:after="80" w:line="276" w:lineRule="auto"/>
-      </w:pPr>
-      <w:r>
-        <w:rPr>
-          <w:rFonts w:eastAsia="Calibri"/>
-          <w:sz w:val="22"/>
-          <w:szCs w:val="22"/>
-        </w:rPr>
-        <w:t>Fin del flujo alterno.</w:t>
-      </w:r>
-    </w:p>
-    <w:p>
-      <w:pPr>
+        <w:spacing w:after="80"/>
+        <w:rPr>
+          <w:sz w:val="22"/>
+          <w:szCs w:val="22"/>
+        </w:rPr>
+      </w:pPr>
+      <w:r>
+        <w:rPr>
+          <w:sz w:val="22"/>
+          <w:szCs w:val="22"/>
+        </w:rPr>
+        <w:t>Se consideran involucrados el personal señalado en una denuncia y el técnico que escaló una solicitu</w:t>
+      </w:r>
+      <w:r>
+        <w:rPr>
+          <w:sz w:val="22"/>
+          <w:szCs w:val="22"/>
+        </w:rPr>
+        <w:t>d que el supervisor devolvió a la bolsa de demanda.</w:t>
+      </w:r>
+    </w:p>
+    <w:p>
+      <w:pPr>
+        <w:keepNext/>
         <w:spacing w:before="160" w:after="100"/>
-      </w:pPr>
-      <w:r>
         <w:rPr>
           <w:rFonts w:eastAsia="Calibri"/>
           <w:b/>
@@ -1865,83 +4091,6 @@
           <w:sz w:val="22"/>
           <w:szCs w:val="22"/>
         </w:rPr>
-        <w:t>FA05 La solicitud no corresponde a la bolsa de casos pendientes</w:t>
-      </w:r>
-    </w:p>
-    <w:p>
-      <w:pPr>
-        <w:pStyle w:val="Prrafodelista"/>
-        <w:numPr>
-          <w:ilvl w:val="0"/>
-          <w:numId w:val="19"/>
-        </w:numPr>
-        <w:suppressAutoHyphens w:val="0"/>
-        <w:spacing w:after="80" w:line="276" w:lineRule="auto"/>
-      </w:pPr>
-      <w:r>
-        <w:rPr>
-          <w:rFonts w:eastAsia="Calibri"/>
-          <w:sz w:val="22"/>
-          <w:szCs w:val="22"/>
-        </w:rPr>
-        <w:t>El sistema verifica el tipo de la solicitud registrada.</w:t>
-      </w:r>
-    </w:p>
-    <w:p>
-      <w:pPr>
-        <w:pStyle w:val="Prrafodelista"/>
-        <w:numPr>
-          <w:ilvl w:val="0"/>
-          <w:numId w:val="19"/>
-        </w:numPr>
-        <w:suppressAutoHyphens w:val="0"/>
-        <w:spacing w:after="80" w:line="276" w:lineRule="auto"/>
-      </w:pPr>
-      <w:r>
-        <w:rPr>
-          <w:rFonts w:eastAsia="Calibri"/>
-          <w:sz w:val="22"/>
-          <w:szCs w:val="22"/>
-        </w:rPr>
-        <w:t>Si se trata de una denuncia o de una sugerencia, el sistema no ejecuta la asignación, por cuanto dichas solicitudes son canalizadas al Supervisor de Soporte. (Ver caso de uso “Registro de Solicitud”).</w:t>
-      </w:r>
-    </w:p>
-    <w:p>
-      <w:pPr>
-        <w:pStyle w:val="Prrafodelista"/>
-        <w:numPr>
-          <w:ilvl w:val="0"/>
-          <w:numId w:val="19"/>
-        </w:numPr>
-        <w:suppressAutoHyphens w:val="0"/>
-        <w:spacing w:after="80" w:line="276" w:lineRule="auto"/>
-      </w:pPr>
-      <w:r>
-        <w:rPr>
-          <w:rFonts w:eastAsia="Calibri"/>
-          <w:sz w:val="22"/>
-          <w:szCs w:val="22"/>
-        </w:rPr>
-        <w:t>Fin del flujo alterno.</w:t>
-      </w:r>
-    </w:p>
-    <w:p>
-      <w:pPr>
-        <w:pStyle w:val="Ttulo2"/>
-        <w:numPr>
-          <w:ilvl w:val="0"/>
-          <w:numId w:val="0"/>
-        </w:numPr>
-        <w:spacing w:before="240" w:after="140"/>
-      </w:pPr>
-      <w:r>
-        <w:lastRenderedPageBreak/>
-        <w:t>2.5 Reglas de Negocio</w:t>
-      </w:r>
-    </w:p>
-    <w:p>
-      <w:pPr>
-        <w:spacing w:before="160" w:after="100"/>
       </w:pPr>
       <w:r>
         <w:rPr>
@@ -1951,11 +4100,13 @@
           <w:sz w:val="22"/>
           <w:szCs w:val="22"/>
         </w:rPr>
-        <w:t>RN01 Técnicos habilitados</w:t>
-      </w:r>
-    </w:p>
-    <w:p>
-      <w:pPr>
+        <w:lastRenderedPageBreak/>
+        <w:t>RN05 Puntuación del técnico para la solicitud</w:t>
+      </w:r>
+    </w:p>
+    <w:p>
+      <w:pPr>
+        <w:keepNext/>
         <w:spacing w:after="120" w:line="276" w:lineRule="auto"/>
       </w:pPr>
       <w:r>
@@ -1964,109 +4115,56 @@
           <w:sz w:val="22"/>
           <w:szCs w:val="22"/>
         </w:rPr>
-        <w:t>Únicamente puede recibir solicitudes el técnico que se encuentre activo en el sistema, marcado como disponible y que no haya alcanzado su capacidad máxima de casos abiertos.</w:t>
-      </w:r>
-    </w:p>
-    <w:p>
-      <w:pPr>
-        <w:spacing w:before="160" w:after="100"/>
-      </w:pPr>
+        <w:t>Para cada solicitud, el sistema calcula la puntuación de cada técnico habilitado y le entrega la solicitud a quien obtenga el mayor resultado. Cada criterio s</w:t>
+      </w:r>
       <w:r>
         <w:rPr>
           <w:rFonts w:eastAsia="Calibri"/>
-          <w:b/>
-          <w:bCs/>
-          <w:sz w:val="22"/>
-          <w:szCs w:val="22"/>
-        </w:rPr>
-        <w:t>RN02 Conflicto de interés</w:t>
-      </w:r>
-    </w:p>
-    <w:p>
-      <w:pPr>
-        <w:spacing w:after="120" w:line="276" w:lineRule="auto"/>
-      </w:pPr>
-      <w:r>
-        <w:rPr>
-          <w:rFonts w:eastAsia="Calibri"/>
-          <w:sz w:val="22"/>
-          <w:szCs w:val="22"/>
-        </w:rPr>
-        <w:t>El sistema excluye de la asignación a todo técnico que figure como involucrado en la solicitud. Ningún técnico puede recibir ni visualizar un caso en el que se encuentra señalado, con lo cual se garantiza la imparcialidad en la atención.</w:t>
-      </w:r>
-    </w:p>
-    <w:p>
-      <w:pPr>
-        <w:spacing w:before="160" w:after="100"/>
-      </w:pPr>
-      <w:r>
-        <w:rPr>
-          <w:rFonts w:eastAsia="Calibri"/>
-          <w:b/>
-          <w:bCs/>
-          <w:sz w:val="22"/>
-          <w:szCs w:val="22"/>
-        </w:rPr>
-        <w:t>RN03 Criterios de distribución</w:t>
-      </w:r>
-    </w:p>
-    <w:p>
-      <w:pPr>
-        <w:spacing w:after="120" w:line="276" w:lineRule="auto"/>
-      </w:pPr>
-      <w:r>
-        <w:rPr>
-          <w:rFonts w:eastAsia="Calibri"/>
-          <w:sz w:val="22"/>
-          <w:szCs w:val="22"/>
-        </w:rPr>
-        <w:t>Para cada solicitud pendiente, el sistema calcula la puntuación de cada técnico habilitado y le entrega la solicitud a quien obtenga el mayor resultado. La puntuación considera los siguientes criterios:</w:t>
+          <w:sz w:val="22"/>
+          <w:szCs w:val="22"/>
+        </w:rPr>
+        <w:t>e expresa en una escala de 0 a 100 y se multiplica por su peso:</w:t>
       </w:r>
     </w:p>
     <w:tbl>
       <w:tblPr>
         <w:tblW w:w="9360" w:type="dxa"/>
-        <w:tblBorders>
-          <w:top w:val="single" w:sz="4" w:space="0" w:color="auto"/>
-          <w:left w:val="single" w:sz="4" w:space="0" w:color="auto"/>
-          <w:bottom w:val="single" w:sz="4" w:space="0" w:color="auto"/>
-          <w:right w:val="single" w:sz="4" w:space="0" w:color="auto"/>
-          <w:insideH w:val="single" w:sz="4" w:space="0" w:color="auto"/>
-          <w:insideV w:val="single" w:sz="4" w:space="0" w:color="auto"/>
-        </w:tblBorders>
-        <w:tblCellMar>
-          <w:left w:w="10" w:type="dxa"/>
-          <w:right w:w="10" w:type="dxa"/>
-        </w:tblCellMar>
-        <w:tblLook w:val="0000" w:firstRow="0" w:lastRow="0" w:firstColumn="0" w:lastColumn="0" w:noHBand="0" w:noVBand="0"/>
+        <w:tblLayout w:type="fixed"/>
+        <w:tblLook w:val="04A0" w:firstRow="1" w:lastRow="0" w:firstColumn="1" w:lastColumn="0" w:noHBand="0" w:noVBand="1"/>
       </w:tblPr>
       <w:tblGrid>
-        <w:gridCol w:w="2400"/>
-        <w:gridCol w:w="4660"/>
-        <w:gridCol w:w="2300"/>
+        <w:gridCol w:w="1800"/>
+        <w:gridCol w:w="2500"/>
+        <w:gridCol w:w="3200"/>
+        <w:gridCol w:w="1860"/>
       </w:tblGrid>
       <w:tr>
-        <w:tblPrEx>
-          <w:tblCellMar>
-            <w:top w:w="0" w:type="dxa"/>
-            <w:bottom w:w="0" w:type="dxa"/>
-          </w:tblCellMar>
-        </w:tblPrEx>
         <w:trPr>
+          <w:cantSplit/>
           <w:tblHeader/>
         </w:trPr>
         <w:tc>
           <w:tcPr>
-            <w:tcW w:w="2400" w:type="dxa"/>
-            <w:shd w:val="clear" w:color="auto" w:fill="DEEAF6"/>
-            <w:tcMar>
-              <w:top w:w="60" w:type="dxa"/>
-              <w:left w:w="100" w:type="dxa"/>
-              <w:bottom w:w="60" w:type="dxa"/>
-              <w:right w:w="100" w:type="dxa"/>
-            </w:tcMar>
+            <w:tcW w:w="1800" w:type="dxa"/>
+            <w:tcBorders>
+              <w:top w:val="single" w:sz="4" w:space="0" w:color="000000"/>
+              <w:left w:val="single" w:sz="4" w:space="0" w:color="000000"/>
+              <w:bottom w:val="single" w:sz="4" w:space="0" w:color="000000"/>
+              <w:right w:val="single" w:sz="4" w:space="0" w:color="000000"/>
+            </w:tcBorders>
           </w:tcPr>
           <w:p>
+            <w:pPr>
+              <w:keepNext/>
+              <w:spacing w:after="120"/>
+              <w:rPr>
+                <w:rFonts w:eastAsia="Calibri"/>
+                <w:b/>
+                <w:bCs/>
+                <w:sz w:val="20"/>
+                <w:szCs w:val="20"/>
+              </w:rPr>
+            </w:pPr>
             <w:r>
               <w:rPr>
                 <w:rFonts w:eastAsia="Calibri"/>
@@ -2081,16 +4179,26 @@
         </w:tc>
         <w:tc>
           <w:tcPr>
-            <w:tcW w:w="4660" w:type="dxa"/>
-            <w:shd w:val="clear" w:color="auto" w:fill="DEEAF6"/>
-            <w:tcMar>
-              <w:top w:w="60" w:type="dxa"/>
-              <w:left w:w="100" w:type="dxa"/>
-              <w:bottom w:w="60" w:type="dxa"/>
-              <w:right w:w="100" w:type="dxa"/>
-            </w:tcMar>
+            <w:tcW w:w="2500" w:type="dxa"/>
+            <w:tcBorders>
+              <w:top w:val="single" w:sz="4" w:space="0" w:color="000000"/>
+              <w:left w:val="single" w:sz="4" w:space="0" w:color="000000"/>
+              <w:bottom w:val="single" w:sz="4" w:space="0" w:color="000000"/>
+              <w:right w:val="single" w:sz="4" w:space="0" w:color="000000"/>
+            </w:tcBorders>
           </w:tcPr>
           <w:p>
+            <w:pPr>
+              <w:keepNext/>
+              <w:spacing w:after="120"/>
+              <w:rPr>
+                <w:rFonts w:eastAsia="Calibri"/>
+                <w:b/>
+                <w:bCs/>
+                <w:sz w:val="20"/>
+                <w:szCs w:val="20"/>
+              </w:rPr>
+            </w:pPr>
             <w:r>
               <w:rPr>
                 <w:rFonts w:eastAsia="Calibri"/>
@@ -2105,17 +4213,18 @@
         </w:tc>
         <w:tc>
           <w:tcPr>
-            <w:tcW w:w="2300" w:type="dxa"/>
-            <w:shd w:val="clear" w:color="auto" w:fill="DEEAF6"/>
-            <w:tcMar>
-              <w:top w:w="60" w:type="dxa"/>
-              <w:left w:w="100" w:type="dxa"/>
-              <w:bottom w:w="60" w:type="dxa"/>
-              <w:right w:w="100" w:type="dxa"/>
-            </w:tcMar>
+            <w:tcW w:w="3200" w:type="dxa"/>
+            <w:tcBorders>
+              <w:top w:val="single" w:sz="4" w:space="0" w:color="000000"/>
+              <w:left w:val="single" w:sz="4" w:space="0" w:color="000000"/>
+              <w:bottom w:val="single" w:sz="4" w:space="0" w:color="000000"/>
+              <w:right w:val="single" w:sz="4" w:space="0" w:color="000000"/>
+            </w:tcBorders>
           </w:tcPr>
           <w:p>
-            <w:r>
+            <w:pPr>
+              <w:keepNext/>
+              <w:spacing w:after="120"/>
               <w:rPr>
                 <w:rFonts w:eastAsia="Calibri"/>
                 <w:b/>
@@ -2123,29 +4232,80 @@
                 <w:sz w:val="20"/>
                 <w:szCs w:val="20"/>
               </w:rPr>
-              <w:t>Efecto</w:t>
+            </w:pPr>
+            <w:r>
+              <w:rPr>
+                <w:rFonts w:eastAsia="Calibri"/>
+                <w:b/>
+                <w:bCs/>
+                <w:sz w:val="20"/>
+                <w:szCs w:val="20"/>
+              </w:rPr>
+              <w:t>Valor (0 a 100)</w:t>
+            </w:r>
+          </w:p>
+        </w:tc>
+        <w:tc>
+          <w:tcPr>
+            <w:tcW w:w="1860" w:type="dxa"/>
+            <w:tcBorders>
+              <w:top w:val="single" w:sz="4" w:space="0" w:color="000000"/>
+              <w:left w:val="single" w:sz="4" w:space="0" w:color="000000"/>
+              <w:bottom w:val="single" w:sz="4" w:space="0" w:color="000000"/>
+              <w:right w:val="single" w:sz="4" w:space="0" w:color="000000"/>
+            </w:tcBorders>
+          </w:tcPr>
+          <w:p>
+            <w:pPr>
+              <w:keepNext/>
+              <w:spacing w:after="120"/>
+              <w:rPr>
+                <w:rFonts w:eastAsia="Calibri"/>
+                <w:b/>
+                <w:bCs/>
+                <w:sz w:val="20"/>
+                <w:szCs w:val="20"/>
+              </w:rPr>
+            </w:pPr>
+            <w:r>
+              <w:rPr>
+                <w:rFonts w:eastAsia="Calibri"/>
+                <w:b/>
+                <w:bCs/>
+                <w:sz w:val="20"/>
+                <w:szCs w:val="20"/>
+              </w:rPr>
+              <w:t>Peso y efecto</w:t>
             </w:r>
           </w:p>
         </w:tc>
       </w:tr>
       <w:tr>
-        <w:tblPrEx>
-          <w:tblCellMar>
-            <w:top w:w="0" w:type="dxa"/>
-            <w:bottom w:w="0" w:type="dxa"/>
-          </w:tblCellMar>
-        </w:tblPrEx>
+        <w:trPr>
+          <w:cantSplit/>
+        </w:trPr>
         <w:tc>
           <w:tcPr>
-            <w:tcW w:w="2400" w:type="dxa"/>
-            <w:tcMar>
-              <w:top w:w="60" w:type="dxa"/>
-              <w:left w:w="100" w:type="dxa"/>
-              <w:bottom w:w="60" w:type="dxa"/>
-              <w:right w:w="100" w:type="dxa"/>
-            </w:tcMar>
+            <w:tcW w:w="1800" w:type="dxa"/>
+            <w:tcBorders>
+              <w:top w:val="single" w:sz="4" w:space="0" w:color="000000"/>
+              <w:left w:val="single" w:sz="4" w:space="0" w:color="000000"/>
+              <w:bottom w:val="single" w:sz="4" w:space="0" w:color="000000"/>
+              <w:right w:val="single" w:sz="4" w:space="0" w:color="000000"/>
+            </w:tcBorders>
           </w:tcPr>
           <w:p>
+            <w:pPr>
+              <w:keepNext/>
+              <w:spacing w:after="120"/>
+              <w:rPr>
+                <w:rFonts w:eastAsia="Calibri"/>
+                <w:b/>
+                <w:bCs/>
+                <w:sz w:val="20"/>
+                <w:szCs w:val="20"/>
+              </w:rPr>
+            </w:pPr>
             <w:r>
               <w:rPr>
                 <w:rFonts w:eastAsia="Calibri"/>
@@ -2160,15 +4320,24 @@
         </w:tc>
         <w:tc>
           <w:tcPr>
-            <w:tcW w:w="4660" w:type="dxa"/>
-            <w:tcMar>
-              <w:top w:w="60" w:type="dxa"/>
-              <w:left w:w="100" w:type="dxa"/>
-              <w:bottom w:w="60" w:type="dxa"/>
-              <w:right w:w="100" w:type="dxa"/>
-            </w:tcMar>
+            <w:tcW w:w="2500" w:type="dxa"/>
+            <w:tcBorders>
+              <w:top w:val="single" w:sz="4" w:space="0" w:color="000000"/>
+              <w:left w:val="single" w:sz="4" w:space="0" w:color="000000"/>
+              <w:bottom w:val="single" w:sz="4" w:space="0" w:color="000000"/>
+              <w:right w:val="single" w:sz="4" w:space="0" w:color="000000"/>
+            </w:tcBorders>
           </w:tcPr>
           <w:p>
+            <w:pPr>
+              <w:keepNext/>
+              <w:spacing w:after="120"/>
+              <w:rPr>
+                <w:rFonts w:eastAsia="Calibri"/>
+                <w:sz w:val="20"/>
+                <w:szCs w:val="20"/>
+              </w:rPr>
+            </w:pPr>
             <w:r>
               <w:rPr>
                 <w:rFonts w:eastAsia="Calibri"/>
@@ -2181,44 +4350,91 @@
         </w:tc>
         <w:tc>
           <w:tcPr>
-            <w:tcW w:w="2300" w:type="dxa"/>
-            <w:tcMar>
-              <w:top w:w="60" w:type="dxa"/>
-              <w:left w:w="100" w:type="dxa"/>
-              <w:bottom w:w="60" w:type="dxa"/>
-              <w:right w:w="100" w:type="dxa"/>
-            </w:tcMar>
+            <w:tcW w:w="3200" w:type="dxa"/>
+            <w:tcBorders>
+              <w:top w:val="single" w:sz="4" w:space="0" w:color="000000"/>
+              <w:left w:val="single" w:sz="4" w:space="0" w:color="000000"/>
+              <w:bottom w:val="single" w:sz="4" w:space="0" w:color="000000"/>
+              <w:right w:val="single" w:sz="4" w:space="0" w:color="000000"/>
+            </w:tcBorders>
           </w:tcPr>
           <w:p>
-            <w:r>
+            <w:pPr>
+              <w:keepNext/>
+              <w:spacing w:after="120"/>
               <w:rPr>
                 <w:rFonts w:eastAsia="Calibri"/>
                 <w:sz w:val="20"/>
                 <w:szCs w:val="20"/>
               </w:rPr>
-              <w:t>Suma</w:t>
+            </w:pPr>
+            <w:r>
+              <w:rPr>
+                <w:rFonts w:eastAsia="Calibri"/>
+                <w:sz w:val="20"/>
+                <w:szCs w:val="20"/>
+              </w:rPr>
+              <w:t>Crítica 100, Alta 75, Media 50, Baja 25.</w:t>
+            </w:r>
+          </w:p>
+        </w:tc>
+        <w:tc>
+          <w:tcPr>
+            <w:tcW w:w="1860" w:type="dxa"/>
+            <w:tcBorders>
+              <w:top w:val="single" w:sz="4" w:space="0" w:color="000000"/>
+              <w:left w:val="single" w:sz="4" w:space="0" w:color="000000"/>
+              <w:bottom w:val="single" w:sz="4" w:space="0" w:color="000000"/>
+              <w:right w:val="single" w:sz="4" w:space="0" w:color="000000"/>
+            </w:tcBorders>
+          </w:tcPr>
+          <w:p>
+            <w:pPr>
+              <w:keepNext/>
+              <w:spacing w:after="120"/>
+              <w:rPr>
+                <w:rFonts w:eastAsia="Calibri"/>
+                <w:sz w:val="20"/>
+                <w:szCs w:val="20"/>
+              </w:rPr>
+            </w:pPr>
+            <w:r>
+              <w:rPr>
+                <w:rFonts w:eastAsia="Calibri"/>
+                <w:sz w:val="20"/>
+                <w:szCs w:val="20"/>
+              </w:rPr>
+              <w:t>0.35, suma</w:t>
             </w:r>
           </w:p>
         </w:tc>
       </w:tr>
       <w:tr>
-        <w:tblPrEx>
-          <w:tblCellMar>
-            <w:top w:w="0" w:type="dxa"/>
-            <w:bottom w:w="0" w:type="dxa"/>
-          </w:tblCellMar>
-        </w:tblPrEx>
+        <w:trPr>
+          <w:cantSplit/>
+        </w:trPr>
         <w:tc>
           <w:tcPr>
-            <w:tcW w:w="2400" w:type="dxa"/>
-            <w:tcMar>
-              <w:top w:w="60" w:type="dxa"/>
-              <w:left w:w="100" w:type="dxa"/>
-              <w:bottom w:w="60" w:type="dxa"/>
-              <w:right w:w="100" w:type="dxa"/>
-            </w:tcMar>
+            <w:tcW w:w="1800" w:type="dxa"/>
+            <w:tcBorders>
+              <w:top w:val="single" w:sz="4" w:space="0" w:color="000000"/>
+              <w:left w:val="single" w:sz="4" w:space="0" w:color="000000"/>
+              <w:bottom w:val="single" w:sz="4" w:space="0" w:color="000000"/>
+              <w:right w:val="single" w:sz="4" w:space="0" w:color="000000"/>
+            </w:tcBorders>
           </w:tcPr>
           <w:p>
+            <w:pPr>
+              <w:keepNext/>
+              <w:spacing w:after="120"/>
+              <w:rPr>
+                <w:rFonts w:eastAsia="Calibri"/>
+                <w:b/>
+                <w:bCs/>
+                <w:sz w:val="20"/>
+                <w:szCs w:val="20"/>
+              </w:rPr>
+            </w:pPr>
             <w:r>
               <w:rPr>
                 <w:rFonts w:eastAsia="Calibri"/>
@@ -2233,65 +4449,121 @@
         </w:tc>
         <w:tc>
           <w:tcPr>
-            <w:tcW w:w="4660" w:type="dxa"/>
-            <w:tcMar>
-              <w:top w:w="60" w:type="dxa"/>
-              <w:left w:w="100" w:type="dxa"/>
-              <w:bottom w:w="60" w:type="dxa"/>
-              <w:right w:w="100" w:type="dxa"/>
-            </w:tcMar>
+            <w:tcW w:w="2500" w:type="dxa"/>
+            <w:tcBorders>
+              <w:top w:val="single" w:sz="4" w:space="0" w:color="000000"/>
+              <w:left w:val="single" w:sz="4" w:space="0" w:color="000000"/>
+              <w:bottom w:val="single" w:sz="4" w:space="0" w:color="000000"/>
+              <w:right w:val="single" w:sz="4" w:space="0" w:color="000000"/>
+            </w:tcBorders>
           </w:tcPr>
           <w:p>
-            <w:r>
+            <w:pPr>
+              <w:keepNext/>
+              <w:spacing w:after="120"/>
               <w:rPr>
                 <w:rFonts w:eastAsia="Calibri"/>
                 <w:sz w:val="20"/>
                 <w:szCs w:val="20"/>
               </w:rPr>
-              <w:t>Horas que la solicitud lleva esperando ser atendida.</w:t>
+            </w:pPr>
+            <w:r>
+              <w:rPr>
+                <w:rFonts w:eastAsia="Calibri"/>
+                <w:sz w:val="20"/>
+                <w:szCs w:val="20"/>
+              </w:rPr>
+              <w:t>Horas que la solicitud lleva esperando desde su registro.</w:t>
             </w:r>
           </w:p>
         </w:tc>
         <w:tc>
           <w:tcPr>
-            <w:tcW w:w="2300" w:type="dxa"/>
-            <w:tcMar>
-              <w:top w:w="60" w:type="dxa"/>
-              <w:left w:w="100" w:type="dxa"/>
-              <w:bottom w:w="60" w:type="dxa"/>
-              <w:right w:w="100" w:type="dxa"/>
-            </w:tcMar>
+            <w:tcW w:w="3200" w:type="dxa"/>
+            <w:tcBorders>
+              <w:top w:val="single" w:sz="4" w:space="0" w:color="000000"/>
+              <w:left w:val="single" w:sz="4" w:space="0" w:color="000000"/>
+              <w:bottom w:val="single" w:sz="4" w:space="0" w:color="000000"/>
+              <w:right w:val="single" w:sz="4" w:space="0" w:color="000000"/>
+            </w:tcBorders>
           </w:tcPr>
           <w:p>
-            <w:r>
+            <w:pPr>
+              <w:keepNext/>
+              <w:spacing w:after="120"/>
               <w:rPr>
                 <w:rFonts w:eastAsia="Calibri"/>
                 <w:sz w:val="20"/>
                 <w:szCs w:val="20"/>
               </w:rPr>
-              <w:t>Suma</w:t>
+            </w:pPr>
+            <w:r>
+              <w:rPr>
+                <w:rFonts w:eastAsia="Calibri"/>
+                <w:sz w:val="20"/>
+                <w:szCs w:val="20"/>
+              </w:rPr>
+              <w:t>Horas de espera × factor de antigüedad (2 puntos por hora), hasta un máximo de 100.</w:t>
+            </w:r>
+          </w:p>
+        </w:tc>
+        <w:tc>
+          <w:tcPr>
+            <w:tcW w:w="1860" w:type="dxa"/>
+            <w:tcBorders>
+              <w:top w:val="single" w:sz="4" w:space="0" w:color="000000"/>
+              <w:left w:val="single" w:sz="4" w:space="0" w:color="000000"/>
+              <w:bottom w:val="single" w:sz="4" w:space="0" w:color="000000"/>
+              <w:right w:val="single" w:sz="4" w:space="0" w:color="000000"/>
+            </w:tcBorders>
+          </w:tcPr>
+          <w:p>
+            <w:pPr>
+              <w:keepNext/>
+              <w:spacing w:after="120"/>
+              <w:rPr>
+                <w:rFonts w:eastAsia="Calibri"/>
+                <w:sz w:val="20"/>
+                <w:szCs w:val="20"/>
+              </w:rPr>
+            </w:pPr>
+            <w:r>
+              <w:rPr>
+                <w:rFonts w:eastAsia="Calibri"/>
+                <w:sz w:val="20"/>
+                <w:szCs w:val="20"/>
+              </w:rPr>
+              <w:t>0.15, suma</w:t>
             </w:r>
           </w:p>
         </w:tc>
       </w:tr>
       <w:tr>
-        <w:tblPrEx>
-          <w:tblCellMar>
-            <w:top w:w="0" w:type="dxa"/>
-            <w:bottom w:w="0" w:type="dxa"/>
-          </w:tblCellMar>
-        </w:tblPrEx>
+        <w:trPr>
+          <w:cantSplit/>
+        </w:trPr>
         <w:tc>
           <w:tcPr>
-            <w:tcW w:w="2400" w:type="dxa"/>
-            <w:tcMar>
-              <w:top w:w="60" w:type="dxa"/>
-              <w:left w:w="100" w:type="dxa"/>
-              <w:bottom w:w="60" w:type="dxa"/>
-              <w:right w:w="100" w:type="dxa"/>
-            </w:tcMar>
+            <w:tcW w:w="1800" w:type="dxa"/>
+            <w:tcBorders>
+              <w:top w:val="single" w:sz="4" w:space="0" w:color="000000"/>
+              <w:left w:val="single" w:sz="4" w:space="0" w:color="000000"/>
+              <w:bottom w:val="single" w:sz="4" w:space="0" w:color="000000"/>
+              <w:right w:val="single" w:sz="4" w:space="0" w:color="000000"/>
+            </w:tcBorders>
           </w:tcPr>
           <w:p>
+            <w:pPr>
+              <w:keepNext/>
+              <w:spacing w:after="120"/>
+              <w:rPr>
+                <w:rFonts w:eastAsia="Calibri"/>
+                <w:b/>
+                <w:bCs/>
+                <w:sz w:val="20"/>
+                <w:szCs w:val="20"/>
+              </w:rPr>
+            </w:pPr>
             <w:r>
               <w:rPr>
                 <w:rFonts w:eastAsia="Calibri"/>
@@ -2306,15 +4578,24 @@
         </w:tc>
         <w:tc>
           <w:tcPr>
-            <w:tcW w:w="4660" w:type="dxa"/>
-            <w:tcMar>
-              <w:top w:w="60" w:type="dxa"/>
-              <w:left w:w="100" w:type="dxa"/>
-              <w:bottom w:w="60" w:type="dxa"/>
-              <w:right w:w="100" w:type="dxa"/>
-            </w:tcMar>
+            <w:tcW w:w="2500" w:type="dxa"/>
+            <w:tcBorders>
+              <w:top w:val="single" w:sz="4" w:space="0" w:color="000000"/>
+              <w:left w:val="single" w:sz="4" w:space="0" w:color="000000"/>
+              <w:bottom w:val="single" w:sz="4" w:space="0" w:color="000000"/>
+              <w:right w:val="single" w:sz="4" w:space="0" w:color="000000"/>
+            </w:tcBorders>
           </w:tcPr>
           <w:p>
+            <w:pPr>
+              <w:keepNext/>
+              <w:spacing w:after="120"/>
+              <w:rPr>
+                <w:rFonts w:eastAsia="Calibri"/>
+                <w:sz w:val="20"/>
+                <w:szCs w:val="20"/>
+              </w:rPr>
+            </w:pPr>
             <w:r>
               <w:rPr>
                 <w:rFonts w:eastAsia="Calibri"/>
@@ -2327,44 +4608,91 @@
         </w:tc>
         <w:tc>
           <w:tcPr>
-            <w:tcW w:w="2300" w:type="dxa"/>
-            <w:tcMar>
-              <w:top w:w="60" w:type="dxa"/>
-              <w:left w:w="100" w:type="dxa"/>
-              <w:bottom w:w="60" w:type="dxa"/>
-              <w:right w:w="100" w:type="dxa"/>
-            </w:tcMar>
+            <w:tcW w:w="3200" w:type="dxa"/>
+            <w:tcBorders>
+              <w:top w:val="single" w:sz="4" w:space="0" w:color="000000"/>
+              <w:left w:val="single" w:sz="4" w:space="0" w:color="000000"/>
+              <w:bottom w:val="single" w:sz="4" w:space="0" w:color="000000"/>
+              <w:right w:val="single" w:sz="4" w:space="0" w:color="000000"/>
+            </w:tcBorders>
           </w:tcPr>
           <w:p>
-            <w:r>
+            <w:pPr>
+              <w:keepNext/>
+              <w:spacing w:after="120"/>
               <w:rPr>
                 <w:rFonts w:eastAsia="Calibri"/>
                 <w:sz w:val="20"/>
                 <w:szCs w:val="20"/>
               </w:rPr>
-              <w:t>Suma</w:t>
+            </w:pPr>
+            <w:r>
+              <w:rPr>
+                <w:rFonts w:eastAsia="Calibri"/>
+                <w:sz w:val="20"/>
+                <w:szCs w:val="20"/>
+              </w:rPr>
+              <w:t>Porcentaje del tiempo máximo ya consumido; 100 si ya venció.</w:t>
+            </w:r>
+          </w:p>
+        </w:tc>
+        <w:tc>
+          <w:tcPr>
+            <w:tcW w:w="1860" w:type="dxa"/>
+            <w:tcBorders>
+              <w:top w:val="single" w:sz="4" w:space="0" w:color="000000"/>
+              <w:left w:val="single" w:sz="4" w:space="0" w:color="000000"/>
+              <w:bottom w:val="single" w:sz="4" w:space="0" w:color="000000"/>
+              <w:right w:val="single" w:sz="4" w:space="0" w:color="000000"/>
+            </w:tcBorders>
+          </w:tcPr>
+          <w:p>
+            <w:pPr>
+              <w:keepNext/>
+              <w:spacing w:after="120"/>
+              <w:rPr>
+                <w:rFonts w:eastAsia="Calibri"/>
+                <w:sz w:val="20"/>
+                <w:szCs w:val="20"/>
+              </w:rPr>
+            </w:pPr>
+            <w:r>
+              <w:rPr>
+                <w:rFonts w:eastAsia="Calibri"/>
+                <w:sz w:val="20"/>
+                <w:szCs w:val="20"/>
+              </w:rPr>
+              <w:t>0.30, suma</w:t>
             </w:r>
           </w:p>
         </w:tc>
       </w:tr>
       <w:tr>
-        <w:tblPrEx>
-          <w:tblCellMar>
-            <w:top w:w="0" w:type="dxa"/>
-            <w:bottom w:w="0" w:type="dxa"/>
-          </w:tblCellMar>
-        </w:tblPrEx>
+        <w:trPr>
+          <w:cantSplit/>
+        </w:trPr>
         <w:tc>
           <w:tcPr>
-            <w:tcW w:w="2400" w:type="dxa"/>
-            <w:tcMar>
-              <w:top w:w="60" w:type="dxa"/>
-              <w:left w:w="100" w:type="dxa"/>
-              <w:bottom w:w="60" w:type="dxa"/>
-              <w:right w:w="100" w:type="dxa"/>
-            </w:tcMar>
+            <w:tcW w:w="1800" w:type="dxa"/>
+            <w:tcBorders>
+              <w:top w:val="single" w:sz="4" w:space="0" w:color="000000"/>
+              <w:left w:val="single" w:sz="4" w:space="0" w:color="000000"/>
+              <w:bottom w:val="single" w:sz="4" w:space="0" w:color="000000"/>
+              <w:right w:val="single" w:sz="4" w:space="0" w:color="000000"/>
+            </w:tcBorders>
           </w:tcPr>
           <w:p>
+            <w:pPr>
+              <w:keepNext/>
+              <w:spacing w:after="120"/>
+              <w:rPr>
+                <w:rFonts w:eastAsia="Calibri"/>
+                <w:b/>
+                <w:bCs/>
+                <w:sz w:val="20"/>
+                <w:szCs w:val="20"/>
+              </w:rPr>
+            </w:pPr>
             <w:r>
               <w:rPr>
                 <w:rFonts w:eastAsia="Calibri"/>
@@ -2379,65 +4707,120 @@
         </w:tc>
         <w:tc>
           <w:tcPr>
-            <w:tcW w:w="4660" w:type="dxa"/>
-            <w:tcMar>
-              <w:top w:w="60" w:type="dxa"/>
-              <w:left w:w="100" w:type="dxa"/>
-              <w:bottom w:w="60" w:type="dxa"/>
-              <w:right w:w="100" w:type="dxa"/>
-            </w:tcMar>
+            <w:tcW w:w="2500" w:type="dxa"/>
+            <w:tcBorders>
+              <w:top w:val="single" w:sz="4" w:space="0" w:color="000000"/>
+              <w:left w:val="single" w:sz="4" w:space="0" w:color="000000"/>
+              <w:bottom w:val="single" w:sz="4" w:space="0" w:color="000000"/>
+              <w:right w:val="single" w:sz="4" w:space="0" w:color="000000"/>
+            </w:tcBorders>
           </w:tcPr>
           <w:p>
-            <w:r>
+            <w:pPr>
+              <w:keepNext/>
+              <w:spacing w:after="120"/>
               <w:rPr>
                 <w:rFonts w:eastAsia="Calibri"/>
                 <w:sz w:val="20"/>
                 <w:szCs w:val="20"/>
               </w:rPr>
-              <w:t>Coincidencia entre el servicio de la solicitud y la especialidad del técnico.</w:t>
+            </w:pPr>
+            <w:r>
+              <w:rPr>
+                <w:rFonts w:eastAsia="Calibri"/>
+                <w:sz w:val="20"/>
+                <w:szCs w:val="20"/>
+              </w:rPr>
+              <w:t>Coincidencia entre la especialidad del servicio de la solicitud y las especialidades del técnico.</w:t>
             </w:r>
           </w:p>
         </w:tc>
         <w:tc>
           <w:tcPr>
-            <w:tcW w:w="2300" w:type="dxa"/>
-            <w:tcMar>
-              <w:top w:w="60" w:type="dxa"/>
-              <w:left w:w="100" w:type="dxa"/>
-              <w:bottom w:w="60" w:type="dxa"/>
-              <w:right w:w="100" w:type="dxa"/>
-            </w:tcMar>
+            <w:tcW w:w="3200" w:type="dxa"/>
+            <w:tcBorders>
+              <w:top w:val="single" w:sz="4" w:space="0" w:color="000000"/>
+              <w:left w:val="single" w:sz="4" w:space="0" w:color="000000"/>
+              <w:bottom w:val="single" w:sz="4" w:space="0" w:color="000000"/>
+              <w:right w:val="single" w:sz="4" w:space="0" w:color="000000"/>
+            </w:tcBorders>
           </w:tcPr>
           <w:p>
-            <w:r>
+            <w:pPr>
+              <w:keepNext/>
+              <w:spacing w:after="120"/>
               <w:rPr>
                 <w:rFonts w:eastAsia="Calibri"/>
                 <w:sz w:val="20"/>
                 <w:szCs w:val="20"/>
               </w:rPr>
-              <w:t>Suma</w:t>
+            </w:pPr>
+            <w:r>
+              <w:rPr>
+                <w:rFonts w:eastAsia="Calibri"/>
+                <w:sz w:val="20"/>
+                <w:szCs w:val="20"/>
+              </w:rPr>
+              <w:t>100 si coincide; 0 si no coincide.</w:t>
+            </w:r>
+          </w:p>
+        </w:tc>
+        <w:tc>
+          <w:tcPr>
+            <w:tcW w:w="1860" w:type="dxa"/>
+            <w:tcBorders>
+              <w:top w:val="single" w:sz="4" w:space="0" w:color="000000"/>
+              <w:left w:val="single" w:sz="4" w:space="0" w:color="000000"/>
+              <w:bottom w:val="single" w:sz="4" w:space="0" w:color="000000"/>
+              <w:right w:val="single" w:sz="4" w:space="0" w:color="000000"/>
+            </w:tcBorders>
+          </w:tcPr>
+          <w:p>
+            <w:pPr>
+              <w:keepNext/>
+              <w:spacing w:after="120"/>
+              <w:rPr>
+                <w:rFonts w:eastAsia="Calibri"/>
+                <w:sz w:val="20"/>
+                <w:szCs w:val="20"/>
+              </w:rPr>
+            </w:pPr>
+            <w:r>
+              <w:rPr>
+                <w:rFonts w:eastAsia="Calibri"/>
+                <w:sz w:val="20"/>
+                <w:szCs w:val="20"/>
+              </w:rPr>
+              <w:t>0.20, suma</w:t>
             </w:r>
           </w:p>
         </w:tc>
       </w:tr>
       <w:tr>
-        <w:tblPrEx>
-          <w:tblCellMar>
-            <w:top w:w="0" w:type="dxa"/>
-            <w:bottom w:w="0" w:type="dxa"/>
-          </w:tblCellMar>
-        </w:tblPrEx>
+        <w:trPr>
+          <w:cantSplit/>
+        </w:trPr>
         <w:tc>
           <w:tcPr>
-            <w:tcW w:w="2400" w:type="dxa"/>
-            <w:tcMar>
-              <w:top w:w="60" w:type="dxa"/>
-              <w:left w:w="100" w:type="dxa"/>
-              <w:bottom w:w="60" w:type="dxa"/>
-              <w:right w:w="100" w:type="dxa"/>
-            </w:tcMar>
+            <w:tcW w:w="1800" w:type="dxa"/>
+            <w:tcBorders>
+              <w:top w:val="single" w:sz="4" w:space="0" w:color="000000"/>
+              <w:left w:val="single" w:sz="4" w:space="0" w:color="000000"/>
+              <w:bottom w:val="single" w:sz="4" w:space="0" w:color="000000"/>
+              <w:right w:val="single" w:sz="4" w:space="0" w:color="000000"/>
+            </w:tcBorders>
           </w:tcPr>
           <w:p>
+            <w:pPr>
+              <w:spacing w:after="120"/>
+              <w:rPr>
+                <w:rFonts w:eastAsia="Calibri"/>
+                <w:b/>
+                <w:bCs/>
+                <w:sz w:val="20"/>
+                <w:szCs w:val="20"/>
+              </w:rPr>
+            </w:pPr>
             <w:r>
               <w:rPr>
                 <w:rFonts w:eastAsia="Calibri"/>
@@ -2452,43 +4835,88 @@
         </w:tc>
         <w:tc>
           <w:tcPr>
-            <w:tcW w:w="4660" w:type="dxa"/>
-            <w:tcMar>
-              <w:top w:w="60" w:type="dxa"/>
-              <w:left w:w="100" w:type="dxa"/>
-              <w:bottom w:w="60" w:type="dxa"/>
-              <w:right w:w="100" w:type="dxa"/>
-            </w:tcMar>
+            <w:tcW w:w="2500" w:type="dxa"/>
+            <w:tcBorders>
+              <w:top w:val="single" w:sz="4" w:space="0" w:color="000000"/>
+              <w:left w:val="single" w:sz="4" w:space="0" w:color="000000"/>
+              <w:bottom w:val="single" w:sz="4" w:space="0" w:color="000000"/>
+              <w:right w:val="single" w:sz="4" w:space="0" w:color="000000"/>
+            </w:tcBorders>
           </w:tcPr>
           <w:p>
-            <w:r>
+            <w:pPr>
+              <w:spacing w:after="120"/>
               <w:rPr>
                 <w:rFonts w:eastAsia="Calibri"/>
                 <w:sz w:val="20"/>
                 <w:szCs w:val="20"/>
               </w:rPr>
-              <w:t>Cantidad de casos abiertos que el técnico tiene en ese momento.</w:t>
+            </w:pPr>
+            <w:r>
+              <w:rPr>
+                <w:rFonts w:eastAsia="Calibri"/>
+                <w:sz w:val="20"/>
+                <w:szCs w:val="20"/>
+              </w:rPr>
+              <w:t>Casos abiertos del técnico frente a su capacidad máxima.</w:t>
             </w:r>
           </w:p>
         </w:tc>
         <w:tc>
           <w:tcPr>
-            <w:tcW w:w="2300" w:type="dxa"/>
-            <w:tcMar>
-              <w:top w:w="60" w:type="dxa"/>
-              <w:left w:w="100" w:type="dxa"/>
-              <w:bottom w:w="60" w:type="dxa"/>
-              <w:right w:w="100" w:type="dxa"/>
-            </w:tcMar>
+            <w:tcW w:w="3200" w:type="dxa"/>
+            <w:tcBorders>
+              <w:top w:val="single" w:sz="4" w:space="0" w:color="000000"/>
+              <w:left w:val="single" w:sz="4" w:space="0" w:color="000000"/>
+              <w:bottom w:val="single" w:sz="4" w:space="0" w:color="000000"/>
+              <w:right w:val="single" w:sz="4" w:space="0" w:color="000000"/>
+            </w:tcBorders>
           </w:tcPr>
           <w:p>
-            <w:r>
+            <w:pPr>
+              <w:spacing w:after="120"/>
               <w:rPr>
                 <w:rFonts w:eastAsia="Calibri"/>
                 <w:sz w:val="20"/>
                 <w:szCs w:val="20"/>
               </w:rPr>
-              <w:t>Resta</w:t>
+            </w:pPr>
+            <w:r>
+              <w:rPr>
+                <w:rFonts w:eastAsia="Calibri"/>
+                <w:sz w:val="20"/>
+                <w:szCs w:val="20"/>
+              </w:rPr>
+              <w:t>Casos abiertos ÷ capacidad máxima × 100.</w:t>
+            </w:r>
+          </w:p>
+        </w:tc>
+        <w:tc>
+          <w:tcPr>
+            <w:tcW w:w="1860" w:type="dxa"/>
+            <w:tcBorders>
+              <w:top w:val="single" w:sz="4" w:space="0" w:color="000000"/>
+              <w:left w:val="single" w:sz="4" w:space="0" w:color="000000"/>
+              <w:bottom w:val="single" w:sz="4" w:space="0" w:color="000000"/>
+              <w:right w:val="single" w:sz="4" w:space="0" w:color="000000"/>
+            </w:tcBorders>
+          </w:tcPr>
+          <w:p>
+            <w:pPr>
+              <w:spacing w:after="120"/>
+              <w:rPr>
+                <w:rFonts w:eastAsia="Calibri"/>
+                <w:sz w:val="20"/>
+                <w:szCs w:val="20"/>
+              </w:rPr>
+            </w:pPr>
+            <w:r>
+              <w:rPr>
+                <w:rFonts w:eastAsia="Calibri"/>
+                <w:sz w:val="20"/>
+                <w:szCs w:val="20"/>
+              </w:rPr>
+              <w:t>0.25, resta</w:t>
             </w:r>
           </w:p>
         </w:tc>
@@ -2501,66 +4929,272 @@
     </w:p>
     <w:p>
       <w:pPr>
+        <w:spacing w:after="120" w:line="276" w:lineRule="auto"/>
+      </w:pPr>
+      <w:r>
+        <w:rPr>
+          <w:rFonts w:eastAsia="Calibri"/>
+          <w:sz w:val="22"/>
+          <w:szCs w:val="22"/>
+        </w:rPr>
+        <w:t>Puntuación = 0.35 × Prioridad + 0.15 × Tiempo de espera + 0.30 × Cercanía al vencimiento + 0.20 × Especialidad − 0.25 × Carga d</w:t>
+      </w:r>
+      <w:r>
+        <w:rPr>
+          <w:rFonts w:eastAsia="Calibri"/>
+          <w:sz w:val="22"/>
+          <w:szCs w:val="22"/>
+        </w:rPr>
+        <w:t>e trabajo</w:t>
+      </w:r>
+    </w:p>
+    <w:p>
+      <w:pPr>
+        <w:pStyle w:val="Prrafodelista"/>
+        <w:numPr>
+          <w:ilvl w:val="0"/>
+          <w:numId w:val="19"/>
+        </w:numPr>
+        <w:spacing w:after="80"/>
+        <w:rPr>
+          <w:sz w:val="22"/>
+          <w:szCs w:val="22"/>
+        </w:rPr>
+      </w:pPr>
+      <w:r>
+        <w:rPr>
+          <w:sz w:val="22"/>
+          <w:szCs w:val="22"/>
+        </w:rPr>
+        <w:t>El peso de cada criterio y el factor de antigüedad son configurables por el Administrador del Sistema, de manera que la distribución pueda ajustarse a las necesidades de la operación sin modificar el sistema. Los valores indicados son los configu</w:t>
+      </w:r>
+      <w:r>
+        <w:rPr>
+          <w:sz w:val="22"/>
+          <w:szCs w:val="22"/>
+        </w:rPr>
+        <w:t>rados inicialmente.</w:t>
+      </w:r>
+    </w:p>
+    <w:p>
+      <w:pPr>
+        <w:pStyle w:val="Prrafodelista"/>
+        <w:numPr>
+          <w:ilvl w:val="0"/>
+          <w:numId w:val="19"/>
+        </w:numPr>
+        <w:spacing w:after="80"/>
+        <w:rPr>
+          <w:sz w:val="22"/>
+          <w:szCs w:val="22"/>
+        </w:rPr>
+      </w:pPr>
+      <w:r>
+        <w:rPr>
+          <w:sz w:val="22"/>
+          <w:szCs w:val="22"/>
+        </w:rPr>
+        <w:t>La prioridad, el tiempo de espera y la cercanía al vencimiento son iguales para todos los técnicos que compiten por una misma solicitud; por lo tanto, la elección del técnico la deciden la especialidad y la carga de trabajo.</w:t>
+      </w:r>
+    </w:p>
+    <w:p>
+      <w:pPr>
+        <w:pStyle w:val="Prrafodelista"/>
+        <w:numPr>
+          <w:ilvl w:val="0"/>
+          <w:numId w:val="19"/>
+        </w:numPr>
+        <w:spacing w:after="80"/>
+        <w:rPr>
+          <w:sz w:val="22"/>
+          <w:szCs w:val="22"/>
+        </w:rPr>
+      </w:pPr>
+      <w:r>
+        <w:rPr>
+          <w:sz w:val="22"/>
+          <w:szCs w:val="22"/>
+        </w:rPr>
+        <w:t>La coincidencia de especialidad</w:t>
+      </w:r>
+      <w:r>
+        <w:rPr>
+          <w:sz w:val="22"/>
+          <w:szCs w:val="22"/>
+        </w:rPr>
+        <w:t xml:space="preserve"> constituye una preferencia y no un requisito: un técnico sin la especialidad del servicio puede recibir la solicitud cuando ningún especialista se encuentre en condiciones de recibirla.</w:t>
+      </w:r>
+    </w:p>
+    <w:p>
+      <w:pPr>
+        <w:pStyle w:val="Prrafodelista"/>
+        <w:numPr>
+          <w:ilvl w:val="0"/>
+          <w:numId w:val="19"/>
+        </w:numPr>
+        <w:spacing w:after="80"/>
+        <w:rPr>
+          <w:sz w:val="22"/>
+          <w:szCs w:val="22"/>
+        </w:rPr>
+      </w:pPr>
+      <w:r>
+        <w:rPr>
+          <w:sz w:val="22"/>
+          <w:szCs w:val="22"/>
+        </w:rPr>
+        <w:t>El tiempo de espera se computa desde el registro de la solicitud, con</w:t>
+      </w:r>
+      <w:r>
+        <w:rPr>
+          <w:sz w:val="22"/>
+          <w:szCs w:val="22"/>
+        </w:rPr>
+        <w:t xml:space="preserve"> el objeto de que ninguna solicitud de baja prioridad quede postergada indefinidamente.</w:t>
+      </w:r>
+    </w:p>
+    <w:p>
+      <w:pPr>
+        <w:pStyle w:val="Prrafodelista"/>
+        <w:numPr>
+          <w:ilvl w:val="0"/>
+          <w:numId w:val="19"/>
+        </w:numPr>
+        <w:spacing w:after="80"/>
+        <w:rPr>
+          <w:sz w:val="22"/>
+          <w:szCs w:val="22"/>
+        </w:rPr>
+      </w:pPr>
+      <w:r>
+        <w:rPr>
+          <w:sz w:val="22"/>
+          <w:szCs w:val="22"/>
+        </w:rPr>
+        <w:t>Si dos técnicos obtienen la misma puntuación, el sistema asigna la solicitud al técnico registrado primero en el sistema.</w:t>
+      </w:r>
+    </w:p>
+    <w:p>
+      <w:pPr>
+        <w:keepNext/>
+        <w:spacing w:before="160" w:after="100"/>
+        <w:rPr>
+          <w:rFonts w:eastAsia="Calibri"/>
+          <w:b/>
+          <w:bCs/>
+          <w:sz w:val="22"/>
+          <w:szCs w:val="22"/>
+        </w:rPr>
+      </w:pPr>
+      <w:r>
+        <w:rPr>
+          <w:rFonts w:eastAsia="Calibri"/>
+          <w:b/>
+          <w:bCs/>
+          <w:sz w:val="22"/>
+          <w:szCs w:val="22"/>
+        </w:rPr>
+        <w:t>RN06 Capacidad máxima</w:t>
+      </w:r>
+    </w:p>
+    <w:p>
+      <w:pPr>
+        <w:spacing w:after="120" w:line="276" w:lineRule="auto"/>
+      </w:pPr>
+      <w:r>
+        <w:rPr>
+          <w:rFonts w:eastAsia="Calibri"/>
+          <w:sz w:val="22"/>
+          <w:szCs w:val="22"/>
+        </w:rPr>
+        <w:t>Ningún técnico puede ten</w:t>
+      </w:r>
+      <w:r>
+        <w:rPr>
+          <w:rFonts w:eastAsia="Calibri"/>
+          <w:sz w:val="22"/>
+          <w:szCs w:val="22"/>
+        </w:rPr>
+        <w:t>er asignados simultáneamente más casos abiertos que su capacidad máxima configurada. Alcanzado ese número, el sistema deja de asignarle solicitudes hasta que concluya alguno de los casos que tiene en atención.</w:t>
+      </w:r>
+    </w:p>
+    <w:p>
+      <w:pPr>
+        <w:keepNext/>
+        <w:spacing w:before="160" w:after="100"/>
+        <w:rPr>
+          <w:rFonts w:eastAsia="Calibri"/>
+          <w:b/>
+          <w:bCs/>
+          <w:sz w:val="22"/>
+          <w:szCs w:val="22"/>
+        </w:rPr>
+      </w:pPr>
+      <w:r>
+        <w:rPr>
+          <w:rFonts w:eastAsia="Calibri"/>
+          <w:b/>
+          <w:bCs/>
+          <w:sz w:val="22"/>
+          <w:szCs w:val="22"/>
+        </w:rPr>
+        <w:t>RN07 Trazabilidad de la distribución</w:t>
+      </w:r>
+    </w:p>
+    <w:p>
+      <w:pPr>
+        <w:spacing w:after="120" w:line="276" w:lineRule="auto"/>
+      </w:pPr>
+      <w:r>
+        <w:rPr>
+          <w:rFonts w:eastAsia="Calibri"/>
+          <w:sz w:val="22"/>
+          <w:szCs w:val="22"/>
+        </w:rPr>
+        <w:t>El sistem</w:t>
+      </w:r>
+      <w:r>
+        <w:rPr>
+          <w:rFonts w:eastAsia="Calibri"/>
+          <w:sz w:val="22"/>
+          <w:szCs w:val="22"/>
+        </w:rPr>
+        <w:t>a conserva, por cada asignación realizada, la puntuación que la originó, de forma que en todo momento pueda acreditarse por qué una solicitud determinada fue entregada a un técnico y no a otro.</w:t>
+      </w:r>
+    </w:p>
+    <w:p>
+      <w:pPr>
         <w:pStyle w:val="Prrafodelista"/>
         <w:numPr>
           <w:ilvl w:val="0"/>
           <w:numId w:val="20"/>
         </w:numPr>
-        <w:suppressAutoHyphens w:val="0"/>
-        <w:spacing w:after="80" w:line="276" w:lineRule="auto"/>
-      </w:pPr>
-      <w:r>
-        <w:rPr>
-          <w:rFonts w:eastAsia="Calibri"/>
-          <w:sz w:val="22"/>
-          <w:szCs w:val="22"/>
-        </w:rPr>
-        <w:t>El peso de cada criterio es configurable por el Administrador del Sistema, de manera que la distribución pueda ajustarse a las necesidades de la operación sin modificar el sistema.</w:t>
-      </w:r>
-    </w:p>
-    <w:p>
-      <w:pPr>
-        <w:pStyle w:val="Prrafodelista"/>
-        <w:numPr>
-          <w:ilvl w:val="0"/>
-          <w:numId w:val="20"/>
-        </w:numPr>
-        <w:suppressAutoHyphens w:val="0"/>
-        <w:spacing w:after="80" w:line="276" w:lineRule="auto"/>
-      </w:pPr>
-      <w:r>
-        <w:rPr>
-          <w:rFonts w:eastAsia="Calibri"/>
-          <w:sz w:val="22"/>
-          <w:szCs w:val="22"/>
-        </w:rPr>
-        <w:t>La coincidencia de especialidad constituye una preferencia y no un requisito: un técnico sin la especialidad del servicio puede recibir la solicitud cuando ningún especialista se encuentre disponible.</w:t>
-      </w:r>
-    </w:p>
-    <w:p>
-      <w:pPr>
-        <w:pStyle w:val="Prrafodelista"/>
-        <w:numPr>
-          <w:ilvl w:val="0"/>
-          <w:numId w:val="20"/>
-        </w:numPr>
-        <w:suppressAutoHyphens w:val="0"/>
-        <w:spacing w:after="80" w:line="276" w:lineRule="auto"/>
-      </w:pPr>
-      <w:r>
-        <w:rPr>
-          <w:rFonts w:eastAsia="Calibri"/>
-          <w:sz w:val="22"/>
-          <w:szCs w:val="22"/>
-        </w:rPr>
-        <w:t>El tiempo de espera se computa desde el registro de la solicitud, con el objeto de que ninguna solicitud de baja prioridad quede postergada indefinidamente.</w:t>
-      </w:r>
-    </w:p>
-    <w:p>
-      <w:pPr>
+        <w:spacing w:after="80"/>
+        <w:rPr>
+          <w:sz w:val="22"/>
+          <w:szCs w:val="22"/>
+        </w:rPr>
+      </w:pPr>
+      <w:r>
+        <w:rPr>
+          <w:sz w:val="22"/>
+          <w:szCs w:val="22"/>
+        </w:rPr>
+        <w:lastRenderedPageBreak/>
+        <w:t>Cada asignación se conserva con la solicitud, el técnico, la p</w:t>
+      </w:r>
+      <w:r>
+        <w:rPr>
+          <w:sz w:val="22"/>
+          <w:szCs w:val="22"/>
+        </w:rPr>
+        <w:t>untuación, la fecha y el motivo “Asignación automática del sistema”. Si la solicitud retorna a la bolsa, el sistema registra también la fecha en que fue liberada.</w:t>
+      </w:r>
+    </w:p>
+    <w:p>
+      <w:pPr>
+        <w:keepNext/>
         <w:spacing w:before="160" w:after="100"/>
-      </w:pPr>
-      <w:r>
         <w:rPr>
           <w:rFonts w:eastAsia="Calibri"/>
           <w:b/>
@@ -2568,25 +5202,6 @@
           <w:sz w:val="22"/>
           <w:szCs w:val="22"/>
         </w:rPr>
-        <w:t>RN04 Capacidad máxima</w:t>
-      </w:r>
-    </w:p>
-    <w:p>
-      <w:pPr>
-        <w:spacing w:after="120" w:line="276" w:lineRule="auto"/>
-      </w:pPr>
-      <w:r>
-        <w:rPr>
-          <w:rFonts w:eastAsia="Calibri"/>
-          <w:sz w:val="22"/>
-          <w:szCs w:val="22"/>
-        </w:rPr>
-        <w:t>Ningún técnico puede tener asignados simultáneamente más casos abiertos que su capacidad máxima configurada. Alcanzado ese número, el sistema deja de asignarle solicitudes hasta que concluya alguno de los casos que tiene en atención.</w:t>
-      </w:r>
-    </w:p>
-    <w:p>
-      <w:pPr>
-        <w:spacing w:before="160" w:after="100"/>
       </w:pPr>
       <w:r>
         <w:rPr>
@@ -2596,7 +5211,7 @@
           <w:sz w:val="22"/>
           <w:szCs w:val="22"/>
         </w:rPr>
-        <w:t>RN05 Constancia de la asignación</w:t>
+        <w:t>RN08 Constancia de la asignación</w:t>
       </w:r>
     </w:p>
     <w:p>
@@ -2609,14 +5224,21 @@
           <w:sz w:val="22"/>
           <w:szCs w:val="22"/>
         </w:rPr>
-        <w:t>Al asignar una solicitud, el sistema incorpora al historial del caso el avance “Caso asignado por el sistema para su atención”, con la fecha y hora correspondientes.</w:t>
-      </w:r>
-    </w:p>
-    <w:p>
-      <w:pPr>
+        <w:t xml:space="preserve">Al asignar una solicitud, el sistema incorpora al historial </w:t>
+      </w:r>
+      <w:r>
+        <w:rPr>
+          <w:rFonts w:eastAsia="Calibri"/>
+          <w:sz w:val="22"/>
+          <w:szCs w:val="22"/>
+        </w:rPr>
+        <w:t>del caso el avance “Caso asignado por el sistema para su atención”, con la fecha y hora correspondientes.</w:t>
+      </w:r>
+    </w:p>
+    <w:p>
+      <w:pPr>
+        <w:keepNext/>
         <w:spacing w:before="160" w:after="100"/>
-      </w:pPr>
-      <w:r>
         <w:rPr>
           <w:rFonts w:eastAsia="Calibri"/>
           <w:b/>
@@ -2624,25 +5246,6 @@
           <w:sz w:val="22"/>
           <w:szCs w:val="22"/>
         </w:rPr>
-        <w:t>RN06 Registro en bitácora</w:t>
-      </w:r>
-    </w:p>
-    <w:p>
-      <w:pPr>
-        <w:spacing w:after="120" w:line="276" w:lineRule="auto"/>
-      </w:pPr>
-      <w:r>
-        <w:rPr>
-          <w:rFonts w:eastAsia="Calibri"/>
-          <w:sz w:val="22"/>
-          <w:szCs w:val="22"/>
-        </w:rPr>
-        <w:t>Toda asignación, reasignación y retorno de una solicitud a la bolsa de casos pendientes queda asentado en la bitácora del sistema, indicando la solicitud, el técnico, la fecha y la hora. Este registro no puede ser modificado ni eliminado.</w:t>
-      </w:r>
-    </w:p>
-    <w:p>
-      <w:pPr>
-        <w:spacing w:before="160" w:after="100"/>
       </w:pPr>
       <w:r>
         <w:rPr>
@@ -2652,8 +5255,28 @@
           <w:sz w:val="22"/>
           <w:szCs w:val="22"/>
         </w:rPr>
-        <w:lastRenderedPageBreak/>
-        <w:t>RN07 Reporte de solicitudes sin asignar</w:t>
+        <w:t>RN09 Registro en bitácora</w:t>
+      </w:r>
+    </w:p>
+    <w:p>
+      <w:pPr>
+        <w:spacing w:after="120" w:line="276" w:lineRule="auto"/>
+      </w:pPr>
+      <w:r>
+        <w:rPr>
+          <w:rFonts w:eastAsia="Calibri"/>
+          <w:sz w:val="22"/>
+          <w:szCs w:val="22"/>
+        </w:rPr>
+        <w:t>Toda asignación, reasignación y retorno de una solicitud a la bolsa de casos pendientes queda asentado en la bitácora del si</w:t>
+      </w:r>
+      <w:r>
+        <w:rPr>
+          <w:rFonts w:eastAsia="Calibri"/>
+          <w:sz w:val="22"/>
+          <w:szCs w:val="22"/>
+        </w:rPr>
+        <w:t>stema, indicando la solicitud, el técnico, la fecha y la hora. Este registro no puede ser modificado ni eliminado.</w:t>
       </w:r>
     </w:p>
     <w:p>
@@ -2663,61 +5286,24 @@
           <w:ilvl w:val="0"/>
           <w:numId w:val="21"/>
         </w:numPr>
-        <w:suppressAutoHyphens w:val="0"/>
-        <w:spacing w:after="80" w:line="276" w:lineRule="auto"/>
-      </w:pPr>
-      <w:r>
-        <w:rPr>
-          <w:rFonts w:eastAsia="Calibri"/>
-          <w:sz w:val="22"/>
-          <w:szCs w:val="22"/>
-        </w:rPr>
-        <w:t>Cuando una solicitud permanece en la bolsa de casos pendientes más allá del tiempo configurado, el sistema la reporta en el listado de solicitudes sin asignar del Supervisor de Soporte.</w:t>
-      </w:r>
-    </w:p>
-    <w:p>
-      <w:pPr>
-        <w:pStyle w:val="Prrafodelista"/>
-        <w:numPr>
-          <w:ilvl w:val="0"/>
-          <w:numId w:val="21"/>
-        </w:numPr>
-        <w:suppressAutoHyphens w:val="0"/>
-        <w:spacing w:after="80" w:line="276" w:lineRule="auto"/>
-      </w:pPr>
-      <w:r>
-        <w:rPr>
-          <w:rFonts w:eastAsia="Calibri"/>
-          <w:sz w:val="22"/>
-          <w:szCs w:val="22"/>
-        </w:rPr>
-        <w:t>El tiempo a partir del cual se genera el reporte es configurable por el Administrador del Sistema.</w:t>
-      </w:r>
-    </w:p>
-    <w:p>
-      <w:pPr>
-        <w:pStyle w:val="Prrafodelista"/>
-        <w:numPr>
-          <w:ilvl w:val="0"/>
-          <w:numId w:val="21"/>
-        </w:numPr>
-        <w:suppressAutoHyphens w:val="0"/>
-        <w:spacing w:after="80" w:line="276" w:lineRule="auto"/>
-      </w:pPr>
-      <w:r>
-        <w:rPr>
-          <w:rFonts w:eastAsia="Calibri"/>
-          <w:sz w:val="22"/>
-          <w:szCs w:val="22"/>
-        </w:rPr>
-        <w:t>El reporte no interrumpe la asignación automática: si un técnico se libera, el sistema asigna la solicitud sin necesidad de intervención del supervisor.</w:t>
-      </w:r>
-    </w:p>
-    <w:p>
-      <w:pPr>
+        <w:spacing w:after="80"/>
+        <w:rPr>
+          <w:sz w:val="22"/>
+          <w:szCs w:val="22"/>
+        </w:rPr>
+      </w:pPr>
+      <w:r>
+        <w:rPr>
+          <w:sz w:val="22"/>
+          <w:szCs w:val="22"/>
+        </w:rPr>
+        <w:t>La asignación queda asentada a nombre del técnico que recibe la solicitud, junto con la puntuación obtenida.</w:t>
+      </w:r>
+    </w:p>
+    <w:p>
+      <w:pPr>
+        <w:keepNext/>
         <w:spacing w:before="160" w:after="100"/>
-      </w:pPr>
-      <w:r>
         <w:rPr>
           <w:rFonts w:eastAsia="Calibri"/>
           <w:b/>
@@ -2725,7 +5311,60 @@
           <w:sz w:val="22"/>
           <w:szCs w:val="22"/>
         </w:rPr>
-        <w:t>RN08 Redistribución de casos</w:t>
+      </w:pPr>
+      <w:r>
+        <w:rPr>
+          <w:rFonts w:eastAsia="Calibri"/>
+          <w:b/>
+          <w:bCs/>
+          <w:sz w:val="22"/>
+          <w:szCs w:val="22"/>
+        </w:rPr>
+        <w:t>RN10 Orden de atención de la bol</w:t>
+      </w:r>
+      <w:r>
+        <w:rPr>
+          <w:rFonts w:eastAsia="Calibri"/>
+          <w:b/>
+          <w:bCs/>
+          <w:sz w:val="22"/>
+          <w:szCs w:val="22"/>
+        </w:rPr>
+        <w:t>sa de demanda</w:t>
+      </w:r>
+    </w:p>
+    <w:p>
+      <w:pPr>
+        <w:spacing w:after="120" w:line="276" w:lineRule="auto"/>
+      </w:pPr>
+      <w:r>
+        <w:rPr>
+          <w:rFonts w:eastAsia="Calibri"/>
+          <w:sz w:val="22"/>
+          <w:szCs w:val="22"/>
+        </w:rPr>
+        <w:t>Cuando el sistema debe elegir entre varias solicitudes de la bolsa de demanda, calcula la puntuación de atención de cada solicitud con los criterios de la RN05 que dependen únicamente de la solicitud:</w:t>
+      </w:r>
+    </w:p>
+    <w:p>
+      <w:pPr>
+        <w:spacing w:after="120" w:line="276" w:lineRule="auto"/>
+      </w:pPr>
+      <w:r>
+        <w:rPr>
+          <w:rFonts w:eastAsia="Calibri"/>
+          <w:sz w:val="22"/>
+          <w:szCs w:val="22"/>
+        </w:rPr>
+        <w:t>Puntuación de atención = 0.35 × Prioridad</w:t>
+      </w:r>
+      <w:r>
+        <w:rPr>
+          <w:rFonts w:eastAsia="Calibri"/>
+          <w:sz w:val="22"/>
+          <w:szCs w:val="22"/>
+        </w:rPr>
+        <w:t xml:space="preserve"> + 0.15 × Tiempo de espera + 0.30 × Cercanía al vencimiento</w:t>
       </w:r>
     </w:p>
     <w:p>
@@ -2735,16 +5374,18 @@
           <w:ilvl w:val="0"/>
           <w:numId w:val="22"/>
         </w:numPr>
-        <w:suppressAutoHyphens w:val="0"/>
-        <w:spacing w:after="80" w:line="276" w:lineRule="auto"/>
-      </w:pPr>
-      <w:r>
-        <w:rPr>
-          <w:rFonts w:eastAsia="Calibri"/>
-          <w:sz w:val="22"/>
-          <w:szCs w:val="22"/>
-        </w:rPr>
-        <w:t>Las solicitudes asignadas a un técnico que deja de estar disponible retornan a la bolsa de casos pendientes para ser distribuidas nuevamente.</w:t>
+        <w:spacing w:after="80"/>
+        <w:rPr>
+          <w:sz w:val="22"/>
+          <w:szCs w:val="22"/>
+        </w:rPr>
+      </w:pPr>
+      <w:r>
+        <w:rPr>
+          <w:sz w:val="22"/>
+          <w:szCs w:val="22"/>
+        </w:rPr>
+        <w:t>El sistema atiende primero la solicitud con la mayor puntuación de atención; ante una misma puntuación, atiende primero la solicitud más antigua.</w:t>
       </w:r>
     </w:p>
     <w:p>
@@ -2754,16 +5395,25 @@
           <w:ilvl w:val="0"/>
           <w:numId w:val="22"/>
         </w:numPr>
-        <w:suppressAutoHyphens w:val="0"/>
-        <w:spacing w:after="80" w:line="276" w:lineRule="auto"/>
-      </w:pPr>
-      <w:r>
-        <w:rPr>
-          <w:rFonts w:eastAsia="Calibri"/>
-          <w:sz w:val="22"/>
-          <w:szCs w:val="22"/>
-        </w:rPr>
-        <w:t>No retornan a la bolsa las solicitudes que ya fueron resueltas o cerradas.</w:t>
+        <w:spacing w:after="80"/>
+        <w:rPr>
+          <w:sz w:val="22"/>
+          <w:szCs w:val="22"/>
+        </w:rPr>
+      </w:pPr>
+      <w:r>
+        <w:rPr>
+          <w:sz w:val="22"/>
+          <w:szCs w:val="22"/>
+        </w:rPr>
+        <w:t>Este orden se aplica cuando se libera un cupo, cua</w:t>
+      </w:r>
+      <w:r>
+        <w:rPr>
+          <w:sz w:val="22"/>
+          <w:szCs w:val="22"/>
+        </w:rPr>
+        <w:t>ndo un técnico se incorpora a la distribución o aumenta su capacidad y en el barrido periódico de la bolsa.</w:t>
       </w:r>
     </w:p>
     <w:p>
@@ -2773,23 +5423,31 @@
           <w:ilvl w:val="0"/>
           <w:numId w:val="22"/>
         </w:numPr>
-        <w:suppressAutoHyphens w:val="0"/>
-        <w:spacing w:after="80" w:line="276" w:lineRule="auto"/>
-      </w:pPr>
-      <w:r>
-        <w:rPr>
-          <w:rFonts w:eastAsia="Calibri"/>
-          <w:sz w:val="22"/>
-          <w:szCs w:val="22"/>
-        </w:rPr>
-        <w:t>La solicitud conserva su historial de avances y el tiempo transcurrido desde su registro, de manera que no pierda la antigüedad ganada en la espera.</w:t>
-      </w:r>
-    </w:p>
-    <w:p>
-      <w:pPr>
+        <w:spacing w:after="80"/>
+        <w:rPr>
+          <w:sz w:val="22"/>
+          <w:szCs w:val="22"/>
+        </w:rPr>
+      </w:pPr>
+      <w:r>
+        <w:rPr>
+          <w:sz w:val="22"/>
+          <w:szCs w:val="22"/>
+        </w:rPr>
+        <w:t xml:space="preserve">La especialidad y la carga de trabajo no intervienen en este orden, por cuanto dependen del técnico y se consideran al momento de elegir a quién se </w:t>
+      </w:r>
+      <w:r>
+        <w:rPr>
+          <w:sz w:val="22"/>
+          <w:szCs w:val="22"/>
+        </w:rPr>
+        <w:t>asigna la solicitud (ver RN05).</w:t>
+      </w:r>
+    </w:p>
+    <w:p>
+      <w:pPr>
+        <w:keepNext/>
         <w:spacing w:before="160" w:after="100"/>
-      </w:pPr>
-      <w:r>
         <w:rPr>
           <w:rFonts w:eastAsia="Calibri"/>
           <w:b/>
@@ -2797,31 +5455,192 @@
           <w:sz w:val="22"/>
           <w:szCs w:val="22"/>
         </w:rPr>
-        <w:t>RN09 Trazabilidad de la distribución</w:t>
-      </w:r>
-    </w:p>
-    <w:p>
-      <w:pPr>
-        <w:spacing w:after="120" w:line="276" w:lineRule="auto"/>
       </w:pPr>
       <w:r>
         <w:rPr>
           <w:rFonts w:eastAsia="Calibri"/>
-          <w:sz w:val="22"/>
-          <w:szCs w:val="22"/>
-        </w:rPr>
-        <w:t>El sistema conserva, por cada asignación realizada, la puntuación que la originó, de forma que en todo momento pueda acreditarse por qué una solicitud determinada fue entregada a un técnico y no a otro.</w:t>
+          <w:b/>
+          <w:bCs/>
+          <w:sz w:val="22"/>
+          <w:szCs w:val="22"/>
+        </w:rPr>
+        <w:t>RN11 Redistribución de casos</w:t>
+      </w:r>
+    </w:p>
+    <w:p>
+      <w:pPr>
+        <w:pStyle w:val="Prrafodelista"/>
+        <w:numPr>
+          <w:ilvl w:val="0"/>
+          <w:numId w:val="23"/>
+        </w:numPr>
+        <w:spacing w:after="80"/>
+        <w:rPr>
+          <w:sz w:val="22"/>
+          <w:szCs w:val="22"/>
+        </w:rPr>
+      </w:pPr>
+      <w:r>
+        <w:rPr>
+          <w:sz w:val="22"/>
+          <w:szCs w:val="22"/>
+        </w:rPr>
+        <w:t>Las solicitudes asignadas a un técnico que deja de estar disponible retornan a la bolsa de casos pendientes para ser distribuidas nuevamente.</w:t>
+      </w:r>
+    </w:p>
+    <w:p>
+      <w:pPr>
+        <w:pStyle w:val="Prrafodelista"/>
+        <w:numPr>
+          <w:ilvl w:val="0"/>
+          <w:numId w:val="23"/>
+        </w:numPr>
+        <w:spacing w:after="80"/>
+        <w:rPr>
+          <w:sz w:val="22"/>
+          <w:szCs w:val="22"/>
+        </w:rPr>
+      </w:pPr>
+      <w:r>
+        <w:rPr>
+          <w:sz w:val="22"/>
+          <w:szCs w:val="22"/>
+        </w:rPr>
+        <w:t xml:space="preserve">No retornan a la bolsa las solicitudes que ya fueron </w:t>
+      </w:r>
+      <w:r>
+        <w:rPr>
+          <w:sz w:val="22"/>
+          <w:szCs w:val="22"/>
+        </w:rPr>
+        <w:t>resueltas o cerradas.</w:t>
+      </w:r>
+    </w:p>
+    <w:p>
+      <w:pPr>
+        <w:pStyle w:val="Prrafodelista"/>
+        <w:numPr>
+          <w:ilvl w:val="0"/>
+          <w:numId w:val="23"/>
+        </w:numPr>
+        <w:spacing w:after="80"/>
+        <w:rPr>
+          <w:sz w:val="22"/>
+          <w:szCs w:val="22"/>
+        </w:rPr>
+      </w:pPr>
+      <w:r>
+        <w:rPr>
+          <w:sz w:val="22"/>
+          <w:szCs w:val="22"/>
+        </w:rPr>
+        <w:t>La solicitud conserva su historial de avances y el tiempo transcurrido desde su registro, de manera que no pierda la antigüedad ganada en la espera.</w:t>
+      </w:r>
+    </w:p>
+    <w:p>
+      <w:pPr>
+        <w:keepNext/>
+        <w:spacing w:before="160" w:after="100"/>
+        <w:rPr>
+          <w:rFonts w:eastAsia="Calibri"/>
+          <w:b/>
+          <w:bCs/>
+          <w:sz w:val="22"/>
+          <w:szCs w:val="22"/>
+        </w:rPr>
+      </w:pPr>
+      <w:r>
+        <w:rPr>
+          <w:rFonts w:eastAsia="Calibri"/>
+          <w:b/>
+          <w:bCs/>
+          <w:sz w:val="22"/>
+          <w:szCs w:val="22"/>
+        </w:rPr>
+        <w:t>RN12 Reporte de solicitudes sin asignar</w:t>
+      </w:r>
+    </w:p>
+    <w:p>
+      <w:pPr>
+        <w:pStyle w:val="Prrafodelista"/>
+        <w:numPr>
+          <w:ilvl w:val="0"/>
+          <w:numId w:val="24"/>
+        </w:numPr>
+        <w:spacing w:after="80"/>
+        <w:rPr>
+          <w:sz w:val="22"/>
+          <w:szCs w:val="22"/>
+        </w:rPr>
+      </w:pPr>
+      <w:r>
+        <w:rPr>
+          <w:sz w:val="22"/>
+          <w:szCs w:val="22"/>
+        </w:rPr>
+        <w:t>Cuando una solicitud permanece en la bolsa de casos pendientes más allá del tiempo configurado, el sistema la reporta en el listado de solicitudes sin asignar del Supervisor de Soporte.</w:t>
+      </w:r>
+    </w:p>
+    <w:p>
+      <w:pPr>
+        <w:pStyle w:val="Prrafodelista"/>
+        <w:numPr>
+          <w:ilvl w:val="0"/>
+          <w:numId w:val="24"/>
+        </w:numPr>
+        <w:spacing w:after="80"/>
+        <w:rPr>
+          <w:sz w:val="22"/>
+          <w:szCs w:val="22"/>
+        </w:rPr>
+      </w:pPr>
+      <w:r>
+        <w:rPr>
+          <w:sz w:val="22"/>
+          <w:szCs w:val="22"/>
+        </w:rPr>
+        <w:t>El tiempo a partir del cual se genera el reporte es configurable por el Administrador del Sistema; el valor configurado inicialmente es de 4 horas.</w:t>
+      </w:r>
+    </w:p>
+    <w:p>
+      <w:pPr>
+        <w:pStyle w:val="Prrafodelista"/>
+        <w:numPr>
+          <w:ilvl w:val="0"/>
+          <w:numId w:val="24"/>
+        </w:numPr>
+        <w:spacing w:after="80"/>
+        <w:rPr>
+          <w:sz w:val="22"/>
+          <w:szCs w:val="22"/>
+        </w:rPr>
+      </w:pPr>
+      <w:r>
+        <w:rPr>
+          <w:sz w:val="22"/>
+          <w:szCs w:val="22"/>
+        </w:rPr>
+        <w:t>El reporte no interrumpe la asignación automática: si un técnico se libera, el sistema asigna la solicitud s</w:t>
+      </w:r>
+      <w:r>
+        <w:rPr>
+          <w:sz w:val="22"/>
+          <w:szCs w:val="22"/>
+        </w:rPr>
+        <w:t>in necesidad de intervención del supervisor.</w:t>
       </w:r>
     </w:p>
     <w:p>
       <w:pPr>
         <w:pStyle w:val="Ttulo1"/>
+        <w:keepNext/>
         <w:spacing w:before="300" w:after="160"/>
       </w:pPr>
     </w:p>
     <w:p>
       <w:pPr>
         <w:pStyle w:val="Ttulo1"/>
+        <w:keepNext/>
         <w:spacing w:before="300" w:after="160"/>
       </w:pPr>
       <w:r>
@@ -2830,7 +5649,7 @@
     </w:p>
     <w:p>
       <w:pPr>
-        <w:spacing w:after="120"/>
+        <w:keepNext/>
       </w:pPr>
     </w:p>
     <w:tbl>
@@ -2843,7 +5662,7 @@
           <w:bottom w:w="60" w:type="dxa"/>
           <w:right w:w="100" w:type="dxa"/>
         </w:tblCellMar>
-        <w:tblLook w:val="0000" w:firstRow="0" w:lastRow="0" w:firstColumn="0" w:lastColumn="0" w:noHBand="0" w:noVBand="0"/>
+        <w:tblLook w:val="04A0" w:firstRow="1" w:lastRow="0" w:firstColumn="1" w:lastColumn="0" w:noHBand="0" w:noVBand="1"/>
       </w:tblPr>
       <w:tblGrid>
         <w:gridCol w:w="3100"/>
@@ -2964,6 +5783,9 @@
             <w:r>
               <w:t xml:space="preserve"> </w:t>
             </w:r>
+            <w:r>
+              <w:t>Analista de Procesos</w:t>
+            </w:r>
           </w:p>
         </w:tc>
         <w:tc>
@@ -2977,6 +5799,18 @@
             </w:tcBorders>
           </w:tcPr>
           <w:p>
+            <w:r>
+              <w:rPr>
+                <w:noProof/>
+              </w:rPr>
+              <w:pict w14:anchorId="6EA25476">
+                <v:shape id="_x0000_s1026" style="position:absolute;margin-left:8.95pt;margin-top:1.6pt;width:55.25pt;height:16.1pt;z-index:1;mso-position-horizontal-relative:char;mso-position-vertical-relative:line" coordsize="21600,21600" filled="f">
+                  <v:stroke endcap="round"/>
+                  <o:ink i="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" annotation="t"/>
+                  <w10:wrap anchorx="page" anchory="page"/>
+                </v:shape>
+              </w:pict>
+            </w:r>
             <w:r>
               <w:t xml:space="preserve"> </w:t>
             </w:r>
@@ -3035,11 +5869,6 @@
       </w:tr>
     </w:tbl>
     <w:p/>
-    <w:p>
-      <w:pPr>
-        <w:spacing w:after="120"/>
-      </w:pPr>
-    </w:p>
     <w:sectPr>
       <w:pgSz w:w="11906" w:h="16838"/>
       <w:pgMar w:top="1417" w:right="1701" w:bottom="1417" w:left="1701" w:header="0" w:footer="0" w:gutter="0"/>
@@ -3058,9 +5887,832 @@
 <file path=word/numbering.xml><?xml version="1.0" encoding="utf-8"?>
 <w:numbering xmlns:wpc="http://schemas.microsoft.com/office/word/2010/wordprocessingCanvas" xmlns:cx="http://schemas.microsoft.com/office/drawing/2014/chartex" xmlns:cx1="http://schemas.microsoft.com/office/drawing/2015/9/8/chartex" xmlns:cx2="http://schemas.microsoft.com/office/drawing/2015/10/21/chartex" xmlns:cx3="http://schemas.microsoft.com/office/drawing/2016/5/9/chartex" xmlns:cx4="http://schemas.microsoft.com/office/drawing/2016/5/10/chartex" xmlns:cx5="http://schemas.microsoft.com/office/drawing/2016/5/11/chartex" xmlns:cx6="http://schemas.microsoft.com/office/drawing/2016/5/12/chartex" xmlns:cx7="http://schemas.microsoft.com/office/drawing/2016/5/13/chartex" xmlns:cx8="http://schemas.microsoft.com/office/drawing/2016/5/14/chartex" xmlns:mc="http://schemas.openxmlformats.org/markup-compatibility/2006" xmlns:aink="http://schemas.microsoft.com/office/drawing/2016/ink" xmlns:am3d="http://schemas.microsoft.com/office/drawing/2017/model3d" xmlns:o="urn:schemas-microsoft-com:office:office" xmlns:r="http://schemas.openxmlformats.org/officeDocument/2006/relationships" xmlns:m="http://schemas.openxmlformats.org/officeDocument/2006/math" xmlns:v="urn:schemas-microsoft-com:vml" xmlns:wp14="http://schemas.microsoft.com/office/word/2010/wordprocessingDrawing" xmlns:wp="http://schemas.openxmlformats.org/drawingml/2006/wordprocessingDrawing" xmlns:w10="urn:schemas-microsoft-com:office:word" xmlns:w="http://schemas.openxmlformats.org/wordprocessingml/2006/main" xmlns:w14="http://schemas.microsoft.com/office/word/2010/wordml" xmlns:w15="http://schemas.microsoft.com/office/word/2012/wordml" xmlns:w16cex="http://schemas.microsoft.com/office/word/2018/wordml/cex" xmlns:w16cid="http://schemas.microsoft.com/office/word/2016/wordml/cid" xmlns:w16="http://schemas.microsoft.com/office/word/2018/wordml" xmlns:w16sdtdh="http://schemas.microsoft.com/office/word/2020/wordml/sdtdatahash" xmlns:w16se="http://schemas.microsoft.com/office/word/2015/wordml/symex" xmlns:wpg="http://schemas.microsoft.com/office/word/2010/wordprocessingGroup" xmlns:wpi="http://schemas.microsoft.com/office/word/2010/wordprocessingInk" xmlns:wne="http://schemas.microsoft.com/office/word/2006/wordml" xmlns:wps="http://schemas.microsoft.com/office/word/2010/wordprocessingShape" mc:Ignorable="w14 w15 w16se w16cid w16 w16cex w16sdtdh wp14">
   <w:abstractNum w:abstractNumId="0" w15:restartNumberingAfterBreak="0">
-    <w:nsid w:val="155F0ACD"/>
+    <w:nsid w:val="063712F8"/>
     <w:multiLevelType w:val="multilevel"/>
-    <w:tmpl w:val="14E4F198"/>
+    <w:tmpl w:val="B906C3F2"/>
+    <w:lvl w:ilvl="0">
+      <w:start w:val="1"/>
+      <w:numFmt w:val="decimal"/>
+      <w:lvlText w:val="%1."/>
+      <w:lvlJc w:val="left"/>
+      <w:pPr>
+        <w:tabs>
+          <w:tab w:val="num" w:pos="0"/>
+        </w:tabs>
+        <w:ind w:left="648" w:hanging="360"/>
+      </w:pPr>
+    </w:lvl>
+    <w:lvl w:ilvl="1">
+      <w:numFmt w:val="decimal"/>
+      <w:lvlText w:val=""/>
+      <w:lvlJc w:val="left"/>
+    </w:lvl>
+    <w:lvl w:ilvl="2">
+      <w:numFmt w:val="decimal"/>
+      <w:lvlText w:val=""/>
+      <w:lvlJc w:val="left"/>
+    </w:lvl>
+    <w:lvl w:ilvl="3">
+      <w:numFmt w:val="decimal"/>
+      <w:lvlText w:val=""/>
+      <w:lvlJc w:val="left"/>
+    </w:lvl>
+    <w:lvl w:ilvl="4">
+      <w:numFmt w:val="decimal"/>
+      <w:lvlText w:val=""/>
+      <w:lvlJc w:val="left"/>
+    </w:lvl>
+    <w:lvl w:ilvl="5">
+      <w:numFmt w:val="decimal"/>
+      <w:lvlText w:val=""/>
+      <w:lvlJc w:val="left"/>
+    </w:lvl>
+    <w:lvl w:ilvl="6">
+      <w:numFmt w:val="decimal"/>
+      <w:lvlText w:val=""/>
+      <w:lvlJc w:val="left"/>
+    </w:lvl>
+    <w:lvl w:ilvl="7">
+      <w:numFmt w:val="decimal"/>
+      <w:lvlText w:val=""/>
+      <w:lvlJc w:val="left"/>
+    </w:lvl>
+    <w:lvl w:ilvl="8">
+      <w:numFmt w:val="decimal"/>
+      <w:lvlText w:val=""/>
+      <w:lvlJc w:val="left"/>
+    </w:lvl>
+  </w:abstractNum>
+  <w:abstractNum w:abstractNumId="1" w15:restartNumberingAfterBreak="0">
+    <w:nsid w:val="18D43C60"/>
+    <w:multiLevelType w:val="multilevel"/>
+    <w:tmpl w:val="DC1E0962"/>
+    <w:lvl w:ilvl="0">
+      <w:start w:val="1"/>
+      <w:numFmt w:val="decimal"/>
+      <w:lvlText w:val="%1."/>
+      <w:lvlJc w:val="left"/>
+      <w:pPr>
+        <w:tabs>
+          <w:tab w:val="num" w:pos="0"/>
+        </w:tabs>
+        <w:ind w:left="648" w:hanging="360"/>
+      </w:pPr>
+    </w:lvl>
+    <w:lvl w:ilvl="1">
+      <w:numFmt w:val="decimal"/>
+      <w:lvlText w:val=""/>
+      <w:lvlJc w:val="left"/>
+    </w:lvl>
+    <w:lvl w:ilvl="2">
+      <w:numFmt w:val="decimal"/>
+      <w:lvlText w:val=""/>
+      <w:lvlJc w:val="left"/>
+    </w:lvl>
+    <w:lvl w:ilvl="3">
+      <w:numFmt w:val="decimal"/>
+      <w:lvlText w:val=""/>
+      <w:lvlJc w:val="left"/>
+    </w:lvl>
+    <w:lvl w:ilvl="4">
+      <w:numFmt w:val="decimal"/>
+      <w:lvlText w:val=""/>
+      <w:lvlJc w:val="left"/>
+    </w:lvl>
+    <w:lvl w:ilvl="5">
+      <w:numFmt w:val="decimal"/>
+      <w:lvlText w:val=""/>
+      <w:lvlJc w:val="left"/>
+    </w:lvl>
+    <w:lvl w:ilvl="6">
+      <w:numFmt w:val="decimal"/>
+      <w:lvlText w:val=""/>
+      <w:lvlJc w:val="left"/>
+    </w:lvl>
+    <w:lvl w:ilvl="7">
+      <w:numFmt w:val="decimal"/>
+      <w:lvlText w:val=""/>
+      <w:lvlJc w:val="left"/>
+    </w:lvl>
+    <w:lvl w:ilvl="8">
+      <w:numFmt w:val="decimal"/>
+      <w:lvlText w:val=""/>
+      <w:lvlJc w:val="left"/>
+    </w:lvl>
+  </w:abstractNum>
+  <w:abstractNum w:abstractNumId="2" w15:restartNumberingAfterBreak="0">
+    <w:nsid w:val="198000FB"/>
+    <w:multiLevelType w:val="multilevel"/>
+    <w:tmpl w:val="7750D0D2"/>
+    <w:lvl w:ilvl="0">
+      <w:start w:val="1"/>
+      <w:numFmt w:val="decimal"/>
+      <w:lvlText w:val="%1."/>
+      <w:lvlJc w:val="left"/>
+      <w:pPr>
+        <w:tabs>
+          <w:tab w:val="num" w:pos="720"/>
+        </w:tabs>
+        <w:ind w:left="720" w:hanging="360"/>
+      </w:pPr>
+    </w:lvl>
+    <w:lvl w:ilvl="1">
+      <w:start w:val="1"/>
+      <w:numFmt w:val="decimal"/>
+      <w:lvlText w:val="%2."/>
+      <w:lvlJc w:val="left"/>
+      <w:pPr>
+        <w:tabs>
+          <w:tab w:val="num" w:pos="1440"/>
+        </w:tabs>
+        <w:ind w:left="1440" w:hanging="360"/>
+      </w:pPr>
+    </w:lvl>
+    <w:lvl w:ilvl="2">
+      <w:start w:val="1"/>
+      <w:numFmt w:val="decimal"/>
+      <w:lvlText w:val="%3."/>
+      <w:lvlJc w:val="left"/>
+      <w:pPr>
+        <w:tabs>
+          <w:tab w:val="num" w:pos="2160"/>
+        </w:tabs>
+        <w:ind w:left="2160" w:hanging="360"/>
+      </w:pPr>
+    </w:lvl>
+    <w:lvl w:ilvl="3">
+      <w:start w:val="1"/>
+      <w:numFmt w:val="decimal"/>
+      <w:lvlText w:val="%4."/>
+      <w:lvlJc w:val="left"/>
+      <w:pPr>
+        <w:tabs>
+          <w:tab w:val="num" w:pos="2880"/>
+        </w:tabs>
+        <w:ind w:left="2880" w:hanging="360"/>
+      </w:pPr>
+    </w:lvl>
+    <w:lvl w:ilvl="4">
+      <w:start w:val="1"/>
+      <w:numFmt w:val="decimal"/>
+      <w:lvlText w:val="%5."/>
+      <w:lvlJc w:val="left"/>
+      <w:pPr>
+        <w:tabs>
+          <w:tab w:val="num" w:pos="3600"/>
+        </w:tabs>
+        <w:ind w:left="3600" w:hanging="360"/>
+      </w:pPr>
+    </w:lvl>
+    <w:lvl w:ilvl="5">
+      <w:start w:val="1"/>
+      <w:numFmt w:val="decimal"/>
+      <w:lvlText w:val="%6."/>
+      <w:lvlJc w:val="left"/>
+      <w:pPr>
+        <w:tabs>
+          <w:tab w:val="num" w:pos="4320"/>
+        </w:tabs>
+        <w:ind w:left="4320" w:hanging="360"/>
+      </w:pPr>
+    </w:lvl>
+    <w:lvl w:ilvl="6">
+      <w:start w:val="1"/>
+      <w:numFmt w:val="decimal"/>
+      <w:lvlText w:val="%7."/>
+      <w:lvlJc w:val="left"/>
+      <w:pPr>
+        <w:tabs>
+          <w:tab w:val="num" w:pos="5040"/>
+        </w:tabs>
+        <w:ind w:left="5040" w:hanging="360"/>
+      </w:pPr>
+    </w:lvl>
+    <w:lvl w:ilvl="7">
+      <w:start w:val="1"/>
+      <w:numFmt w:val="decimal"/>
+      <w:lvlText w:val="%8."/>
+      <w:lvlJc w:val="left"/>
+      <w:pPr>
+        <w:tabs>
+          <w:tab w:val="num" w:pos="5760"/>
+        </w:tabs>
+        <w:ind w:left="5760" w:hanging="360"/>
+      </w:pPr>
+    </w:lvl>
+    <w:lvl w:ilvl="8">
+      <w:start w:val="1"/>
+      <w:numFmt w:val="decimal"/>
+      <w:lvlText w:val="%9."/>
+      <w:lvlJc w:val="left"/>
+      <w:pPr>
+        <w:tabs>
+          <w:tab w:val="num" w:pos="6480"/>
+        </w:tabs>
+        <w:ind w:left="6480" w:hanging="360"/>
+      </w:pPr>
+    </w:lvl>
+  </w:abstractNum>
+  <w:abstractNum w:abstractNumId="3" w15:restartNumberingAfterBreak="0">
+    <w:nsid w:val="1A8639AE"/>
+    <w:multiLevelType w:val="multilevel"/>
+    <w:tmpl w:val="10CE1416"/>
+    <w:lvl w:ilvl="0">
+      <w:start w:val="1"/>
+      <w:numFmt w:val="decimal"/>
+      <w:lvlText w:val="%1."/>
+      <w:lvlJc w:val="left"/>
+      <w:pPr>
+        <w:tabs>
+          <w:tab w:val="num" w:pos="0"/>
+        </w:tabs>
+        <w:ind w:left="648" w:hanging="360"/>
+      </w:pPr>
+    </w:lvl>
+    <w:lvl w:ilvl="1">
+      <w:numFmt w:val="decimal"/>
+      <w:lvlText w:val=""/>
+      <w:lvlJc w:val="left"/>
+    </w:lvl>
+    <w:lvl w:ilvl="2">
+      <w:numFmt w:val="decimal"/>
+      <w:lvlText w:val=""/>
+      <w:lvlJc w:val="left"/>
+    </w:lvl>
+    <w:lvl w:ilvl="3">
+      <w:numFmt w:val="decimal"/>
+      <w:lvlText w:val=""/>
+      <w:lvlJc w:val="left"/>
+    </w:lvl>
+    <w:lvl w:ilvl="4">
+      <w:numFmt w:val="decimal"/>
+      <w:lvlText w:val=""/>
+      <w:lvlJc w:val="left"/>
+    </w:lvl>
+    <w:lvl w:ilvl="5">
+      <w:numFmt w:val="decimal"/>
+      <w:lvlText w:val=""/>
+      <w:lvlJc w:val="left"/>
+    </w:lvl>
+    <w:lvl w:ilvl="6">
+      <w:numFmt w:val="decimal"/>
+      <w:lvlText w:val=""/>
+      <w:lvlJc w:val="left"/>
+    </w:lvl>
+    <w:lvl w:ilvl="7">
+      <w:numFmt w:val="decimal"/>
+      <w:lvlText w:val=""/>
+      <w:lvlJc w:val="left"/>
+    </w:lvl>
+    <w:lvl w:ilvl="8">
+      <w:numFmt w:val="decimal"/>
+      <w:lvlText w:val=""/>
+      <w:lvlJc w:val="left"/>
+    </w:lvl>
+  </w:abstractNum>
+  <w:abstractNum w:abstractNumId="4" w15:restartNumberingAfterBreak="0">
+    <w:nsid w:val="1CA3593A"/>
+    <w:multiLevelType w:val="multilevel"/>
+    <w:tmpl w:val="8D9AE6C2"/>
+    <w:lvl w:ilvl="0">
+      <w:start w:val="1"/>
+      <w:numFmt w:val="decimal"/>
+      <w:lvlText w:val="%1."/>
+      <w:lvlJc w:val="left"/>
+      <w:pPr>
+        <w:tabs>
+          <w:tab w:val="num" w:pos="0"/>
+        </w:tabs>
+        <w:ind w:left="648" w:hanging="360"/>
+      </w:pPr>
+    </w:lvl>
+    <w:lvl w:ilvl="1">
+      <w:numFmt w:val="decimal"/>
+      <w:lvlText w:val=""/>
+      <w:lvlJc w:val="left"/>
+    </w:lvl>
+    <w:lvl w:ilvl="2">
+      <w:numFmt w:val="decimal"/>
+      <w:lvlText w:val=""/>
+      <w:lvlJc w:val="left"/>
+    </w:lvl>
+    <w:lvl w:ilvl="3">
+      <w:numFmt w:val="decimal"/>
+      <w:lvlText w:val=""/>
+      <w:lvlJc w:val="left"/>
+    </w:lvl>
+    <w:lvl w:ilvl="4">
+      <w:numFmt w:val="decimal"/>
+      <w:lvlText w:val=""/>
+      <w:lvlJc w:val="left"/>
+    </w:lvl>
+    <w:lvl w:ilvl="5">
+      <w:numFmt w:val="decimal"/>
+      <w:lvlText w:val=""/>
+      <w:lvlJc w:val="left"/>
+    </w:lvl>
+    <w:lvl w:ilvl="6">
+      <w:numFmt w:val="decimal"/>
+      <w:lvlText w:val=""/>
+      <w:lvlJc w:val="left"/>
+    </w:lvl>
+    <w:lvl w:ilvl="7">
+      <w:numFmt w:val="decimal"/>
+      <w:lvlText w:val=""/>
+      <w:lvlJc w:val="left"/>
+    </w:lvl>
+    <w:lvl w:ilvl="8">
+      <w:numFmt w:val="decimal"/>
+      <w:lvlText w:val=""/>
+      <w:lvlJc w:val="left"/>
+    </w:lvl>
+  </w:abstractNum>
+  <w:abstractNum w:abstractNumId="5" w15:restartNumberingAfterBreak="0">
+    <w:nsid w:val="1EC1124B"/>
+    <w:multiLevelType w:val="multilevel"/>
+    <w:tmpl w:val="10C6CA16"/>
+    <w:lvl w:ilvl="0">
+      <w:start w:val="1"/>
+      <w:numFmt w:val="decimal"/>
+      <w:lvlText w:val="%1."/>
+      <w:lvlJc w:val="left"/>
+      <w:pPr>
+        <w:tabs>
+          <w:tab w:val="num" w:pos="0"/>
+        </w:tabs>
+        <w:ind w:left="648" w:hanging="360"/>
+      </w:pPr>
+    </w:lvl>
+    <w:lvl w:ilvl="1">
+      <w:numFmt w:val="decimal"/>
+      <w:lvlText w:val=""/>
+      <w:lvlJc w:val="left"/>
+    </w:lvl>
+    <w:lvl w:ilvl="2">
+      <w:numFmt w:val="decimal"/>
+      <w:lvlText w:val=""/>
+      <w:lvlJc w:val="left"/>
+    </w:lvl>
+    <w:lvl w:ilvl="3">
+      <w:numFmt w:val="decimal"/>
+      <w:lvlText w:val=""/>
+      <w:lvlJc w:val="left"/>
+    </w:lvl>
+    <w:lvl w:ilvl="4">
+      <w:numFmt w:val="decimal"/>
+      <w:lvlText w:val=""/>
+      <w:lvlJc w:val="left"/>
+    </w:lvl>
+    <w:lvl w:ilvl="5">
+      <w:numFmt w:val="decimal"/>
+      <w:lvlText w:val=""/>
+      <w:lvlJc w:val="left"/>
+    </w:lvl>
+    <w:lvl w:ilvl="6">
+      <w:numFmt w:val="decimal"/>
+      <w:lvlText w:val=""/>
+      <w:lvlJc w:val="left"/>
+    </w:lvl>
+    <w:lvl w:ilvl="7">
+      <w:numFmt w:val="decimal"/>
+      <w:lvlText w:val=""/>
+      <w:lvlJc w:val="left"/>
+    </w:lvl>
+    <w:lvl w:ilvl="8">
+      <w:numFmt w:val="decimal"/>
+      <w:lvlText w:val=""/>
+      <w:lvlJc w:val="left"/>
+    </w:lvl>
+  </w:abstractNum>
+  <w:abstractNum w:abstractNumId="6" w15:restartNumberingAfterBreak="0">
+    <w:nsid w:val="25B6723C"/>
+    <w:multiLevelType w:val="multilevel"/>
+    <w:tmpl w:val="4B9040B2"/>
+    <w:lvl w:ilvl="0">
+      <w:start w:val="1"/>
+      <w:numFmt w:val="decimal"/>
+      <w:lvlText w:val="%1."/>
+      <w:lvlJc w:val="left"/>
+      <w:pPr>
+        <w:tabs>
+          <w:tab w:val="num" w:pos="0"/>
+        </w:tabs>
+        <w:ind w:left="648" w:hanging="360"/>
+      </w:pPr>
+    </w:lvl>
+    <w:lvl w:ilvl="1">
+      <w:numFmt w:val="decimal"/>
+      <w:lvlText w:val=""/>
+      <w:lvlJc w:val="left"/>
+    </w:lvl>
+    <w:lvl w:ilvl="2">
+      <w:numFmt w:val="decimal"/>
+      <w:lvlText w:val=""/>
+      <w:lvlJc w:val="left"/>
+    </w:lvl>
+    <w:lvl w:ilvl="3">
+      <w:numFmt w:val="decimal"/>
+      <w:lvlText w:val=""/>
+      <w:lvlJc w:val="left"/>
+    </w:lvl>
+    <w:lvl w:ilvl="4">
+      <w:numFmt w:val="decimal"/>
+      <w:lvlText w:val=""/>
+      <w:lvlJc w:val="left"/>
+    </w:lvl>
+    <w:lvl w:ilvl="5">
+      <w:numFmt w:val="decimal"/>
+      <w:lvlText w:val=""/>
+      <w:lvlJc w:val="left"/>
+    </w:lvl>
+    <w:lvl w:ilvl="6">
+      <w:numFmt w:val="decimal"/>
+      <w:lvlText w:val=""/>
+      <w:lvlJc w:val="left"/>
+    </w:lvl>
+    <w:lvl w:ilvl="7">
+      <w:numFmt w:val="decimal"/>
+      <w:lvlText w:val=""/>
+      <w:lvlJc w:val="left"/>
+    </w:lvl>
+    <w:lvl w:ilvl="8">
+      <w:numFmt w:val="decimal"/>
+      <w:lvlText w:val=""/>
+      <w:lvlJc w:val="left"/>
+    </w:lvl>
+  </w:abstractNum>
+  <w:abstractNum w:abstractNumId="7" w15:restartNumberingAfterBreak="0">
+    <w:nsid w:val="285E5A50"/>
+    <w:multiLevelType w:val="multilevel"/>
+    <w:tmpl w:val="099292AA"/>
+    <w:lvl w:ilvl="0">
+      <w:start w:val="1"/>
+      <w:numFmt w:val="decimal"/>
+      <w:lvlText w:val="%1."/>
+      <w:lvlJc w:val="left"/>
+      <w:pPr>
+        <w:tabs>
+          <w:tab w:val="num" w:pos="0"/>
+        </w:tabs>
+        <w:ind w:left="648" w:hanging="360"/>
+      </w:pPr>
+    </w:lvl>
+    <w:lvl w:ilvl="1">
+      <w:numFmt w:val="decimal"/>
+      <w:lvlText w:val=""/>
+      <w:lvlJc w:val="left"/>
+    </w:lvl>
+    <w:lvl w:ilvl="2">
+      <w:numFmt w:val="decimal"/>
+      <w:lvlText w:val=""/>
+      <w:lvlJc w:val="left"/>
+    </w:lvl>
+    <w:lvl w:ilvl="3">
+      <w:numFmt w:val="decimal"/>
+      <w:lvlText w:val=""/>
+      <w:lvlJc w:val="left"/>
+    </w:lvl>
+    <w:lvl w:ilvl="4">
+      <w:numFmt w:val="decimal"/>
+      <w:lvlText w:val=""/>
+      <w:lvlJc w:val="left"/>
+    </w:lvl>
+    <w:lvl w:ilvl="5">
+      <w:numFmt w:val="decimal"/>
+      <w:lvlText w:val=""/>
+      <w:lvlJc w:val="left"/>
+    </w:lvl>
+    <w:lvl w:ilvl="6">
+      <w:numFmt w:val="decimal"/>
+      <w:lvlText w:val=""/>
+      <w:lvlJc w:val="left"/>
+    </w:lvl>
+    <w:lvl w:ilvl="7">
+      <w:numFmt w:val="decimal"/>
+      <w:lvlText w:val=""/>
+      <w:lvlJc w:val="left"/>
+    </w:lvl>
+    <w:lvl w:ilvl="8">
+      <w:numFmt w:val="decimal"/>
+      <w:lvlText w:val=""/>
+      <w:lvlJc w:val="left"/>
+    </w:lvl>
+  </w:abstractNum>
+  <w:abstractNum w:abstractNumId="8" w15:restartNumberingAfterBreak="0">
+    <w:nsid w:val="2C363E41"/>
+    <w:multiLevelType w:val="multilevel"/>
+    <w:tmpl w:val="1AA4521C"/>
+    <w:lvl w:ilvl="0">
+      <w:start w:val="1"/>
+      <w:numFmt w:val="decimal"/>
+      <w:lvlText w:val="%1."/>
+      <w:lvlJc w:val="left"/>
+      <w:pPr>
+        <w:tabs>
+          <w:tab w:val="num" w:pos="0"/>
+        </w:tabs>
+        <w:ind w:left="648" w:hanging="360"/>
+      </w:pPr>
+    </w:lvl>
+    <w:lvl w:ilvl="1">
+      <w:numFmt w:val="decimal"/>
+      <w:lvlText w:val=""/>
+      <w:lvlJc w:val="left"/>
+    </w:lvl>
+    <w:lvl w:ilvl="2">
+      <w:numFmt w:val="decimal"/>
+      <w:lvlText w:val=""/>
+      <w:lvlJc w:val="left"/>
+    </w:lvl>
+    <w:lvl w:ilvl="3">
+      <w:numFmt w:val="decimal"/>
+      <w:lvlText w:val=""/>
+      <w:lvlJc w:val="left"/>
+    </w:lvl>
+    <w:lvl w:ilvl="4">
+      <w:numFmt w:val="decimal"/>
+      <w:lvlText w:val=""/>
+      <w:lvlJc w:val="left"/>
+    </w:lvl>
+    <w:lvl w:ilvl="5">
+      <w:numFmt w:val="decimal"/>
+      <w:lvlText w:val=""/>
+      <w:lvlJc w:val="left"/>
+    </w:lvl>
+    <w:lvl w:ilvl="6">
+      <w:numFmt w:val="decimal"/>
+      <w:lvlText w:val=""/>
+      <w:lvlJc w:val="left"/>
+    </w:lvl>
+    <w:lvl w:ilvl="7">
+      <w:numFmt w:val="decimal"/>
+      <w:lvlText w:val=""/>
+      <w:lvlJc w:val="left"/>
+    </w:lvl>
+    <w:lvl w:ilvl="8">
+      <w:numFmt w:val="decimal"/>
+      <w:lvlText w:val=""/>
+      <w:lvlJc w:val="left"/>
+    </w:lvl>
+  </w:abstractNum>
+  <w:abstractNum w:abstractNumId="9" w15:restartNumberingAfterBreak="0">
+    <w:nsid w:val="301975D0"/>
+    <w:multiLevelType w:val="multilevel"/>
+    <w:tmpl w:val="F7FE5BA0"/>
+    <w:lvl w:ilvl="0">
+      <w:start w:val="1"/>
+      <w:numFmt w:val="bullet"/>
+      <w:lvlText w:val=""/>
+      <w:lvlJc w:val="left"/>
+      <w:pPr>
+        <w:tabs>
+          <w:tab w:val="num" w:pos="0"/>
+        </w:tabs>
+        <w:ind w:left="1368" w:hanging="360"/>
+      </w:pPr>
+      <w:rPr>
+        <w:rFonts w:ascii="Symbol" w:hAnsi="Symbol" w:cs="Symbol" w:hint="default"/>
+      </w:rPr>
+    </w:lvl>
+    <w:lvl w:ilvl="1">
+      <w:start w:val="1"/>
+      <w:numFmt w:val="bullet"/>
+      <w:lvlText w:val="o"/>
+      <w:lvlJc w:val="left"/>
+      <w:pPr>
+        <w:tabs>
+          <w:tab w:val="num" w:pos="0"/>
+        </w:tabs>
+        <w:ind w:left="2088" w:hanging="360"/>
+      </w:pPr>
+      <w:rPr>
+        <w:rFonts w:ascii="Courier New" w:hAnsi="Courier New" w:cs="Courier New" w:hint="default"/>
+      </w:rPr>
+    </w:lvl>
+    <w:lvl w:ilvl="2">
+      <w:start w:val="1"/>
+      <w:numFmt w:val="bullet"/>
+      <w:lvlText w:val=""/>
+      <w:lvlJc w:val="left"/>
+      <w:pPr>
+        <w:tabs>
+          <w:tab w:val="num" w:pos="0"/>
+        </w:tabs>
+        <w:ind w:left="2808" w:hanging="360"/>
+      </w:pPr>
+      <w:rPr>
+        <w:rFonts w:ascii="Wingdings" w:hAnsi="Wingdings" w:cs="Wingdings" w:hint="default"/>
+      </w:rPr>
+    </w:lvl>
+    <w:lvl w:ilvl="3">
+      <w:start w:val="1"/>
+      <w:numFmt w:val="bullet"/>
+      <w:lvlText w:val=""/>
+      <w:lvlJc w:val="left"/>
+      <w:pPr>
+        <w:tabs>
+          <w:tab w:val="num" w:pos="0"/>
+        </w:tabs>
+        <w:ind w:left="3528" w:hanging="360"/>
+      </w:pPr>
+      <w:rPr>
+        <w:rFonts w:ascii="Symbol" w:hAnsi="Symbol" w:cs="Symbol" w:hint="default"/>
+      </w:rPr>
+    </w:lvl>
+    <w:lvl w:ilvl="4">
+      <w:start w:val="1"/>
+      <w:numFmt w:val="bullet"/>
+      <w:lvlText w:val="o"/>
+      <w:lvlJc w:val="left"/>
+      <w:pPr>
+        <w:tabs>
+          <w:tab w:val="num" w:pos="0"/>
+        </w:tabs>
+        <w:ind w:left="4248" w:hanging="360"/>
+      </w:pPr>
+      <w:rPr>
+        <w:rFonts w:ascii="Courier New" w:hAnsi="Courier New" w:cs="Courier New" w:hint="default"/>
+      </w:rPr>
+    </w:lvl>
+    <w:lvl w:ilvl="5">
+      <w:start w:val="1"/>
+      <w:numFmt w:val="bullet"/>
+      <w:lvlText w:val=""/>
+      <w:lvlJc w:val="left"/>
+      <w:pPr>
+        <w:tabs>
+          <w:tab w:val="num" w:pos="0"/>
+        </w:tabs>
+        <w:ind w:left="4968" w:hanging="360"/>
+      </w:pPr>
+      <w:rPr>
+        <w:rFonts w:ascii="Wingdings" w:hAnsi="Wingdings" w:cs="Wingdings" w:hint="default"/>
+      </w:rPr>
+    </w:lvl>
+    <w:lvl w:ilvl="6">
+      <w:start w:val="1"/>
+      <w:numFmt w:val="bullet"/>
+      <w:lvlText w:val=""/>
+      <w:lvlJc w:val="left"/>
+      <w:pPr>
+        <w:tabs>
+          <w:tab w:val="num" w:pos="0"/>
+        </w:tabs>
+        <w:ind w:left="5688" w:hanging="360"/>
+      </w:pPr>
+      <w:rPr>
+        <w:rFonts w:ascii="Symbol" w:hAnsi="Symbol" w:cs="Symbol" w:hint="default"/>
+      </w:rPr>
+    </w:lvl>
+    <w:lvl w:ilvl="7">
+      <w:start w:val="1"/>
+      <w:numFmt w:val="bullet"/>
+      <w:lvlText w:val="o"/>
+      <w:lvlJc w:val="left"/>
+      <w:pPr>
+        <w:tabs>
+          <w:tab w:val="num" w:pos="0"/>
+        </w:tabs>
+        <w:ind w:left="6408" w:hanging="360"/>
+      </w:pPr>
+      <w:rPr>
+        <w:rFonts w:ascii="Courier New" w:hAnsi="Courier New" w:cs="Courier New" w:hint="default"/>
+      </w:rPr>
+    </w:lvl>
+    <w:lvl w:ilvl="8">
+      <w:start w:val="1"/>
+      <w:numFmt w:val="bullet"/>
+      <w:lvlText w:val=""/>
+      <w:lvlJc w:val="left"/>
+      <w:pPr>
+        <w:tabs>
+          <w:tab w:val="num" w:pos="0"/>
+        </w:tabs>
+        <w:ind w:left="7128" w:hanging="360"/>
+      </w:pPr>
+      <w:rPr>
+        <w:rFonts w:ascii="Wingdings" w:hAnsi="Wingdings" w:cs="Wingdings" w:hint="default"/>
+      </w:rPr>
+    </w:lvl>
+  </w:abstractNum>
+  <w:abstractNum w:abstractNumId="10" w15:restartNumberingAfterBreak="0">
+    <w:nsid w:val="3206487A"/>
+    <w:multiLevelType w:val="multilevel"/>
+    <w:tmpl w:val="821E5BF8"/>
+    <w:lvl w:ilvl="0">
+      <w:start w:val="1"/>
+      <w:numFmt w:val="decimal"/>
+      <w:lvlText w:val="%1."/>
+      <w:lvlJc w:val="left"/>
+      <w:pPr>
+        <w:tabs>
+          <w:tab w:val="num" w:pos="0"/>
+        </w:tabs>
+        <w:ind w:left="648" w:hanging="360"/>
+      </w:pPr>
+    </w:lvl>
+    <w:lvl w:ilvl="1">
+      <w:numFmt w:val="decimal"/>
+      <w:lvlText w:val=""/>
+      <w:lvlJc w:val="left"/>
+    </w:lvl>
+    <w:lvl w:ilvl="2">
+      <w:numFmt w:val="decimal"/>
+      <w:lvlText w:val=""/>
+      <w:lvlJc w:val="left"/>
+    </w:lvl>
+    <w:lvl w:ilvl="3">
+      <w:numFmt w:val="decimal"/>
+      <w:lvlText w:val=""/>
+      <w:lvlJc w:val="left"/>
+    </w:lvl>
+    <w:lvl w:ilvl="4">
+      <w:numFmt w:val="decimal"/>
+      <w:lvlText w:val=""/>
+      <w:lvlJc w:val="left"/>
+    </w:lvl>
+    <w:lvl w:ilvl="5">
+      <w:numFmt w:val="decimal"/>
+      <w:lvlText w:val=""/>
+      <w:lvlJc w:val="left"/>
+    </w:lvl>
+    <w:lvl w:ilvl="6">
+      <w:numFmt w:val="decimal"/>
+      <w:lvlText w:val=""/>
+      <w:lvlJc w:val="left"/>
+    </w:lvl>
+    <w:lvl w:ilvl="7">
+      <w:numFmt w:val="decimal"/>
+      <w:lvlText w:val=""/>
+      <w:lvlJc w:val="left"/>
+    </w:lvl>
+    <w:lvl w:ilvl="8">
+      <w:numFmt w:val="decimal"/>
+      <w:lvlText w:val=""/>
+      <w:lvlJc w:val="left"/>
+    </w:lvl>
+  </w:abstractNum>
+  <w:abstractNum w:abstractNumId="11" w15:restartNumberingAfterBreak="0">
+    <w:nsid w:val="36447EF9"/>
+    <w:multiLevelType w:val="multilevel"/>
+    <w:tmpl w:val="DD9C52BA"/>
+    <w:lvl w:ilvl="0">
+      <w:start w:val="1"/>
+      <w:numFmt w:val="decimal"/>
+      <w:lvlText w:val="%1."/>
+      <w:lvlJc w:val="left"/>
+      <w:pPr>
+        <w:tabs>
+          <w:tab w:val="num" w:pos="0"/>
+        </w:tabs>
+        <w:ind w:left="648" w:hanging="360"/>
+      </w:pPr>
+    </w:lvl>
+    <w:lvl w:ilvl="1">
+      <w:numFmt w:val="decimal"/>
+      <w:lvlText w:val=""/>
+      <w:lvlJc w:val="left"/>
+    </w:lvl>
+    <w:lvl w:ilvl="2">
+      <w:numFmt w:val="decimal"/>
+      <w:lvlText w:val=""/>
+      <w:lvlJc w:val="left"/>
+    </w:lvl>
+    <w:lvl w:ilvl="3">
+      <w:numFmt w:val="decimal"/>
+      <w:lvlText w:val=""/>
+      <w:lvlJc w:val="left"/>
+    </w:lvl>
+    <w:lvl w:ilvl="4">
+      <w:numFmt w:val="decimal"/>
+      <w:lvlText w:val=""/>
+      <w:lvlJc w:val="left"/>
+    </w:lvl>
+    <w:lvl w:ilvl="5">
+      <w:numFmt w:val="decimal"/>
+      <w:lvlText w:val=""/>
+      <w:lvlJc w:val="left"/>
+    </w:lvl>
+    <w:lvl w:ilvl="6">
+      <w:numFmt w:val="decimal"/>
+      <w:lvlText w:val=""/>
+      <w:lvlJc w:val="left"/>
+    </w:lvl>
+    <w:lvl w:ilvl="7">
+      <w:numFmt w:val="decimal"/>
+      <w:lvlText w:val=""/>
+      <w:lvlJc w:val="left"/>
+    </w:lvl>
+    <w:lvl w:ilvl="8">
+      <w:numFmt w:val="decimal"/>
+      <w:lvlText w:val=""/>
+      <w:lvlJc w:val="left"/>
+    </w:lvl>
+  </w:abstractNum>
+  <w:abstractNum w:abstractNumId="12" w15:restartNumberingAfterBreak="0">
+    <w:nsid w:val="370C169C"/>
+    <w:multiLevelType w:val="multilevel"/>
+    <w:tmpl w:val="4192013C"/>
     <w:lvl w:ilvl="0">
       <w:start w:val="2"/>
       <w:numFmt w:val="decimal"/>
@@ -3170,10 +6822,10 @@
       </w:pPr>
     </w:lvl>
   </w:abstractNum>
-  <w:abstractNum w:abstractNumId="1" w15:restartNumberingAfterBreak="0">
-    <w:nsid w:val="181D406C"/>
+  <w:abstractNum w:abstractNumId="13" w15:restartNumberingAfterBreak="0">
+    <w:nsid w:val="39233DEE"/>
     <w:multiLevelType w:val="multilevel"/>
-    <w:tmpl w:val="75522584"/>
+    <w:tmpl w:val="48403B08"/>
     <w:lvl w:ilvl="0">
       <w:start w:val="1"/>
       <w:numFmt w:val="decimal"/>
@@ -3227,123 +6879,10 @@
       <w:lvlJc w:val="left"/>
     </w:lvl>
   </w:abstractNum>
-  <w:abstractNum w:abstractNumId="2" w15:restartNumberingAfterBreak="0">
-    <w:nsid w:val="1CFE78F9"/>
+  <w:abstractNum w:abstractNumId="14" w15:restartNumberingAfterBreak="0">
+    <w:nsid w:val="3C152E39"/>
     <w:multiLevelType w:val="multilevel"/>
-    <w:tmpl w:val="9536C072"/>
-    <w:lvl w:ilvl="0">
-      <w:start w:val="1"/>
-      <w:numFmt w:val="decimal"/>
-      <w:lvlText w:val="%1."/>
-      <w:lvlJc w:val="left"/>
-      <w:pPr>
-        <w:tabs>
-          <w:tab w:val="num" w:pos="720"/>
-        </w:tabs>
-        <w:ind w:left="720" w:hanging="360"/>
-      </w:pPr>
-    </w:lvl>
-    <w:lvl w:ilvl="1">
-      <w:start w:val="1"/>
-      <w:numFmt w:val="decimal"/>
-      <w:lvlText w:val="%2."/>
-      <w:lvlJc w:val="left"/>
-      <w:pPr>
-        <w:tabs>
-          <w:tab w:val="num" w:pos="1440"/>
-        </w:tabs>
-        <w:ind w:left="1440" w:hanging="360"/>
-      </w:pPr>
-    </w:lvl>
-    <w:lvl w:ilvl="2">
-      <w:start w:val="1"/>
-      <w:numFmt w:val="decimal"/>
-      <w:lvlText w:val="%3."/>
-      <w:lvlJc w:val="left"/>
-      <w:pPr>
-        <w:tabs>
-          <w:tab w:val="num" w:pos="2160"/>
-        </w:tabs>
-        <w:ind w:left="2160" w:hanging="360"/>
-      </w:pPr>
-    </w:lvl>
-    <w:lvl w:ilvl="3">
-      <w:start w:val="1"/>
-      <w:numFmt w:val="decimal"/>
-      <w:lvlText w:val="%4."/>
-      <w:lvlJc w:val="left"/>
-      <w:pPr>
-        <w:tabs>
-          <w:tab w:val="num" w:pos="2880"/>
-        </w:tabs>
-        <w:ind w:left="2880" w:hanging="360"/>
-      </w:pPr>
-    </w:lvl>
-    <w:lvl w:ilvl="4">
-      <w:start w:val="1"/>
-      <w:numFmt w:val="decimal"/>
-      <w:lvlText w:val="%5."/>
-      <w:lvlJc w:val="left"/>
-      <w:pPr>
-        <w:tabs>
-          <w:tab w:val="num" w:pos="3600"/>
-        </w:tabs>
-        <w:ind w:left="3600" w:hanging="360"/>
-      </w:pPr>
-    </w:lvl>
-    <w:lvl w:ilvl="5">
-      <w:start w:val="1"/>
-      <w:numFmt w:val="decimal"/>
-      <w:lvlText w:val="%6."/>
-      <w:lvlJc w:val="left"/>
-      <w:pPr>
-        <w:tabs>
-          <w:tab w:val="num" w:pos="4320"/>
-        </w:tabs>
-        <w:ind w:left="4320" w:hanging="360"/>
-      </w:pPr>
-    </w:lvl>
-    <w:lvl w:ilvl="6">
-      <w:start w:val="1"/>
-      <w:numFmt w:val="decimal"/>
-      <w:lvlText w:val="%7."/>
-      <w:lvlJc w:val="left"/>
-      <w:pPr>
-        <w:tabs>
-          <w:tab w:val="num" w:pos="5040"/>
-        </w:tabs>
-        <w:ind w:left="5040" w:hanging="360"/>
-      </w:pPr>
-    </w:lvl>
-    <w:lvl w:ilvl="7">
-      <w:start w:val="1"/>
-      <w:numFmt w:val="decimal"/>
-      <w:lvlText w:val="%8."/>
-      <w:lvlJc w:val="left"/>
-      <w:pPr>
-        <w:tabs>
-          <w:tab w:val="num" w:pos="5760"/>
-        </w:tabs>
-        <w:ind w:left="5760" w:hanging="360"/>
-      </w:pPr>
-    </w:lvl>
-    <w:lvl w:ilvl="8">
-      <w:start w:val="1"/>
-      <w:numFmt w:val="decimal"/>
-      <w:lvlText w:val="%9."/>
-      <w:lvlJc w:val="left"/>
-      <w:pPr>
-        <w:tabs>
-          <w:tab w:val="num" w:pos="6480"/>
-        </w:tabs>
-        <w:ind w:left="6480" w:hanging="360"/>
-      </w:pPr>
-    </w:lvl>
-  </w:abstractNum>
-  <w:abstractNum w:abstractNumId="3" w15:restartNumberingAfterBreak="0">
-    <w:nsid w:val="21AC73CB"/>
-    <w:multiLevelType w:val="multilevel"/>
-    <w:tmpl w:val="23EA3BD8"/>
+    <w:tmpl w:val="ED80FC4C"/>
     <w:lvl w:ilvl="0">
       <w:start w:val="1"/>
       <w:numFmt w:val="decimal"/>
@@ -3397,118 +6936,10 @@
       <w:lvlJc w:val="left"/>
     </w:lvl>
   </w:abstractNum>
-  <w:abstractNum w:abstractNumId="4" w15:restartNumberingAfterBreak="0">
-    <w:nsid w:val="2F86769A"/>
-    <w:multiLevelType w:val="hybridMultilevel"/>
-    <w:tmpl w:val="A1AA621A"/>
-    <w:lvl w:ilvl="0" w:tplc="DE4222F4">
-      <w:start w:val="1"/>
-      <w:numFmt w:val="decimal"/>
-      <w:lvlText w:val="%1."/>
-      <w:lvlJc w:val="left"/>
-      <w:pPr>
-        <w:ind w:left="648" w:hanging="360"/>
-      </w:pPr>
-    </w:lvl>
-    <w:lvl w:ilvl="1" w:tplc="7548A8BC">
-      <w:numFmt w:val="decimal"/>
-      <w:lvlText w:val=""/>
-      <w:lvlJc w:val="left"/>
-    </w:lvl>
-    <w:lvl w:ilvl="2" w:tplc="C8B67D5A">
-      <w:numFmt w:val="decimal"/>
-      <w:lvlText w:val=""/>
-      <w:lvlJc w:val="left"/>
-    </w:lvl>
-    <w:lvl w:ilvl="3" w:tplc="4D1207E8">
-      <w:numFmt w:val="decimal"/>
-      <w:lvlText w:val=""/>
-      <w:lvlJc w:val="left"/>
-    </w:lvl>
-    <w:lvl w:ilvl="4" w:tplc="CA62CEC2">
-      <w:numFmt w:val="decimal"/>
-      <w:lvlText w:val=""/>
-      <w:lvlJc w:val="left"/>
-    </w:lvl>
-    <w:lvl w:ilvl="5" w:tplc="84EAA6DE">
-      <w:numFmt w:val="decimal"/>
-      <w:lvlText w:val=""/>
-      <w:lvlJc w:val="left"/>
-    </w:lvl>
-    <w:lvl w:ilvl="6" w:tplc="0BF63E62">
-      <w:numFmt w:val="decimal"/>
-      <w:lvlText w:val=""/>
-      <w:lvlJc w:val="left"/>
-    </w:lvl>
-    <w:lvl w:ilvl="7" w:tplc="C2F02A26">
-      <w:numFmt w:val="decimal"/>
-      <w:lvlText w:val=""/>
-      <w:lvlJc w:val="left"/>
-    </w:lvl>
-    <w:lvl w:ilvl="8" w:tplc="39AA8848">
-      <w:numFmt w:val="decimal"/>
-      <w:lvlText w:val=""/>
-      <w:lvlJc w:val="left"/>
-    </w:lvl>
-  </w:abstractNum>
-  <w:abstractNum w:abstractNumId="5" w15:restartNumberingAfterBreak="0">
-    <w:nsid w:val="353742AD"/>
-    <w:multiLevelType w:val="hybridMultilevel"/>
-    <w:tmpl w:val="2BE69B3C"/>
-    <w:lvl w:ilvl="0" w:tplc="F5DA5C58">
-      <w:start w:val="1"/>
-      <w:numFmt w:val="decimal"/>
-      <w:lvlText w:val="%1."/>
-      <w:lvlJc w:val="left"/>
-      <w:pPr>
-        <w:ind w:left="648" w:hanging="360"/>
-      </w:pPr>
-    </w:lvl>
-    <w:lvl w:ilvl="1" w:tplc="3780BC36">
-      <w:numFmt w:val="decimal"/>
-      <w:lvlText w:val=""/>
-      <w:lvlJc w:val="left"/>
-    </w:lvl>
-    <w:lvl w:ilvl="2" w:tplc="079AED66">
-      <w:numFmt w:val="decimal"/>
-      <w:lvlText w:val=""/>
-      <w:lvlJc w:val="left"/>
-    </w:lvl>
-    <w:lvl w:ilvl="3" w:tplc="F3826BD0">
-      <w:numFmt w:val="decimal"/>
-      <w:lvlText w:val=""/>
-      <w:lvlJc w:val="left"/>
-    </w:lvl>
-    <w:lvl w:ilvl="4" w:tplc="89B2E5B4">
-      <w:numFmt w:val="decimal"/>
-      <w:lvlText w:val=""/>
-      <w:lvlJc w:val="left"/>
-    </w:lvl>
-    <w:lvl w:ilvl="5" w:tplc="DC66F224">
-      <w:numFmt w:val="decimal"/>
-      <w:lvlText w:val=""/>
-      <w:lvlJc w:val="left"/>
-    </w:lvl>
-    <w:lvl w:ilvl="6" w:tplc="D506E288">
-      <w:numFmt w:val="decimal"/>
-      <w:lvlText w:val=""/>
-      <w:lvlJc w:val="left"/>
-    </w:lvl>
-    <w:lvl w:ilvl="7" w:tplc="1DEE91CC">
-      <w:numFmt w:val="decimal"/>
-      <w:lvlText w:val=""/>
-      <w:lvlJc w:val="left"/>
-    </w:lvl>
-    <w:lvl w:ilvl="8" w:tplc="D2C6A93E">
-      <w:numFmt w:val="decimal"/>
-      <w:lvlText w:val=""/>
-      <w:lvlJc w:val="left"/>
-    </w:lvl>
-  </w:abstractNum>
-  <w:abstractNum w:abstractNumId="6" w15:restartNumberingAfterBreak="0">
-    <w:nsid w:val="3CC20CC2"/>
+  <w:abstractNum w:abstractNumId="15" w15:restartNumberingAfterBreak="0">
+    <w:nsid w:val="3D6462DE"/>
     <w:multiLevelType w:val="multilevel"/>
-    <w:tmpl w:val="2E90B3BC"/>
+    <w:tmpl w:val="3E165E04"/>
     <w:lvl w:ilvl="0">
       <w:start w:val="1"/>
       <w:numFmt w:val="decimal"/>
@@ -3562,283 +6993,10 @@
       <w:lvlJc w:val="left"/>
     </w:lvl>
   </w:abstractNum>
-  <w:abstractNum w:abstractNumId="7" w15:restartNumberingAfterBreak="0">
-    <w:nsid w:val="3EBC767C"/>
+  <w:abstractNum w:abstractNumId="16" w15:restartNumberingAfterBreak="0">
+    <w:nsid w:val="45B9061F"/>
     <w:multiLevelType w:val="multilevel"/>
-    <w:tmpl w:val="76621A30"/>
-    <w:lvl w:ilvl="0">
-      <w:start w:val="1"/>
-      <w:numFmt w:val="decimal"/>
-      <w:lvlText w:val="%1."/>
-      <w:lvlJc w:val="left"/>
-      <w:pPr>
-        <w:tabs>
-          <w:tab w:val="num" w:pos="0"/>
-        </w:tabs>
-        <w:ind w:left="648" w:hanging="360"/>
-      </w:pPr>
-    </w:lvl>
-    <w:lvl w:ilvl="1">
-      <w:numFmt w:val="decimal"/>
-      <w:lvlText w:val=""/>
-      <w:lvlJc w:val="left"/>
-    </w:lvl>
-    <w:lvl w:ilvl="2">
-      <w:numFmt w:val="decimal"/>
-      <w:lvlText w:val=""/>
-      <w:lvlJc w:val="left"/>
-    </w:lvl>
-    <w:lvl w:ilvl="3">
-      <w:numFmt w:val="decimal"/>
-      <w:lvlText w:val=""/>
-      <w:lvlJc w:val="left"/>
-    </w:lvl>
-    <w:lvl w:ilvl="4">
-      <w:numFmt w:val="decimal"/>
-      <w:lvlText w:val=""/>
-      <w:lvlJc w:val="left"/>
-    </w:lvl>
-    <w:lvl w:ilvl="5">
-      <w:numFmt w:val="decimal"/>
-      <w:lvlText w:val=""/>
-      <w:lvlJc w:val="left"/>
-    </w:lvl>
-    <w:lvl w:ilvl="6">
-      <w:numFmt w:val="decimal"/>
-      <w:lvlText w:val=""/>
-      <w:lvlJc w:val="left"/>
-    </w:lvl>
-    <w:lvl w:ilvl="7">
-      <w:numFmt w:val="decimal"/>
-      <w:lvlText w:val=""/>
-      <w:lvlJc w:val="left"/>
-    </w:lvl>
-    <w:lvl w:ilvl="8">
-      <w:numFmt w:val="decimal"/>
-      <w:lvlText w:val=""/>
-      <w:lvlJc w:val="left"/>
-    </w:lvl>
-  </w:abstractNum>
-  <w:abstractNum w:abstractNumId="8" w15:restartNumberingAfterBreak="0">
-    <w:nsid w:val="48D14EFD"/>
-    <w:multiLevelType w:val="hybridMultilevel"/>
-    <w:tmpl w:val="209C59C8"/>
-    <w:lvl w:ilvl="0" w:tplc="E4482178">
-      <w:start w:val="1"/>
-      <w:numFmt w:val="decimal"/>
-      <w:lvlText w:val="%1."/>
-      <w:lvlJc w:val="left"/>
-      <w:pPr>
-        <w:ind w:left="648" w:hanging="360"/>
-      </w:pPr>
-    </w:lvl>
-    <w:lvl w:ilvl="1" w:tplc="5B183268">
-      <w:numFmt w:val="decimal"/>
-      <w:lvlText w:val=""/>
-      <w:lvlJc w:val="left"/>
-    </w:lvl>
-    <w:lvl w:ilvl="2" w:tplc="394A1E62">
-      <w:numFmt w:val="decimal"/>
-      <w:lvlText w:val=""/>
-      <w:lvlJc w:val="left"/>
-    </w:lvl>
-    <w:lvl w:ilvl="3" w:tplc="0BDEA40C">
-      <w:numFmt w:val="decimal"/>
-      <w:lvlText w:val=""/>
-      <w:lvlJc w:val="left"/>
-    </w:lvl>
-    <w:lvl w:ilvl="4" w:tplc="0E46F030">
-      <w:numFmt w:val="decimal"/>
-      <w:lvlText w:val=""/>
-      <w:lvlJc w:val="left"/>
-    </w:lvl>
-    <w:lvl w:ilvl="5" w:tplc="EE26C2C2">
-      <w:numFmt w:val="decimal"/>
-      <w:lvlText w:val=""/>
-      <w:lvlJc w:val="left"/>
-    </w:lvl>
-    <w:lvl w:ilvl="6" w:tplc="0C405606">
-      <w:numFmt w:val="decimal"/>
-      <w:lvlText w:val=""/>
-      <w:lvlJc w:val="left"/>
-    </w:lvl>
-    <w:lvl w:ilvl="7" w:tplc="7E7E388E">
-      <w:numFmt w:val="decimal"/>
-      <w:lvlText w:val=""/>
-      <w:lvlJc w:val="left"/>
-    </w:lvl>
-    <w:lvl w:ilvl="8" w:tplc="EF5A0E92">
-      <w:numFmt w:val="decimal"/>
-      <w:lvlText w:val=""/>
-      <w:lvlJc w:val="left"/>
-    </w:lvl>
-  </w:abstractNum>
-  <w:abstractNum w:abstractNumId="9" w15:restartNumberingAfterBreak="0">
-    <w:nsid w:val="518F1B28"/>
-    <w:multiLevelType w:val="hybridMultilevel"/>
-    <w:tmpl w:val="2134091C"/>
-    <w:lvl w:ilvl="0" w:tplc="B9FC7A40">
-      <w:start w:val="1"/>
-      <w:numFmt w:val="decimal"/>
-      <w:lvlText w:val="%1."/>
-      <w:lvlJc w:val="left"/>
-      <w:pPr>
-        <w:ind w:left="648" w:hanging="360"/>
-      </w:pPr>
-    </w:lvl>
-    <w:lvl w:ilvl="1" w:tplc="732E1CEA">
-      <w:numFmt w:val="decimal"/>
-      <w:lvlText w:val=""/>
-      <w:lvlJc w:val="left"/>
-    </w:lvl>
-    <w:lvl w:ilvl="2" w:tplc="97D2CD14">
-      <w:numFmt w:val="decimal"/>
-      <w:lvlText w:val=""/>
-      <w:lvlJc w:val="left"/>
-    </w:lvl>
-    <w:lvl w:ilvl="3" w:tplc="2272F08C">
-      <w:numFmt w:val="decimal"/>
-      <w:lvlText w:val=""/>
-      <w:lvlJc w:val="left"/>
-    </w:lvl>
-    <w:lvl w:ilvl="4" w:tplc="E44236FA">
-      <w:numFmt w:val="decimal"/>
-      <w:lvlText w:val=""/>
-      <w:lvlJc w:val="left"/>
-    </w:lvl>
-    <w:lvl w:ilvl="5" w:tplc="5FB0367A">
-      <w:numFmt w:val="decimal"/>
-      <w:lvlText w:val=""/>
-      <w:lvlJc w:val="left"/>
-    </w:lvl>
-    <w:lvl w:ilvl="6" w:tplc="2FFE6C56">
-      <w:numFmt w:val="decimal"/>
-      <w:lvlText w:val=""/>
-      <w:lvlJc w:val="left"/>
-    </w:lvl>
-    <w:lvl w:ilvl="7" w:tplc="BA7261AE">
-      <w:numFmt w:val="decimal"/>
-      <w:lvlText w:val=""/>
-      <w:lvlJc w:val="left"/>
-    </w:lvl>
-    <w:lvl w:ilvl="8" w:tplc="D5A8271C">
-      <w:numFmt w:val="decimal"/>
-      <w:lvlText w:val=""/>
-      <w:lvlJc w:val="left"/>
-    </w:lvl>
-  </w:abstractNum>
-  <w:abstractNum w:abstractNumId="10" w15:restartNumberingAfterBreak="0">
-    <w:nsid w:val="5A0C442C"/>
-    <w:multiLevelType w:val="hybridMultilevel"/>
-    <w:tmpl w:val="0A1C2A3A"/>
-    <w:lvl w:ilvl="0" w:tplc="458EDD94">
-      <w:start w:val="1"/>
-      <w:numFmt w:val="decimal"/>
-      <w:lvlText w:val="%1."/>
-      <w:lvlJc w:val="left"/>
-      <w:pPr>
-        <w:ind w:left="648" w:hanging="360"/>
-      </w:pPr>
-    </w:lvl>
-    <w:lvl w:ilvl="1" w:tplc="36BC2980">
-      <w:numFmt w:val="decimal"/>
-      <w:lvlText w:val=""/>
-      <w:lvlJc w:val="left"/>
-    </w:lvl>
-    <w:lvl w:ilvl="2" w:tplc="608E7B3A">
-      <w:numFmt w:val="decimal"/>
-      <w:lvlText w:val=""/>
-      <w:lvlJc w:val="left"/>
-    </w:lvl>
-    <w:lvl w:ilvl="3" w:tplc="FDA8D5F4">
-      <w:numFmt w:val="decimal"/>
-      <w:lvlText w:val=""/>
-      <w:lvlJc w:val="left"/>
-    </w:lvl>
-    <w:lvl w:ilvl="4" w:tplc="7C66BEF6">
-      <w:numFmt w:val="decimal"/>
-      <w:lvlText w:val=""/>
-      <w:lvlJc w:val="left"/>
-    </w:lvl>
-    <w:lvl w:ilvl="5" w:tplc="7E2822BE">
-      <w:numFmt w:val="decimal"/>
-      <w:lvlText w:val=""/>
-      <w:lvlJc w:val="left"/>
-    </w:lvl>
-    <w:lvl w:ilvl="6" w:tplc="529C9674">
-      <w:numFmt w:val="decimal"/>
-      <w:lvlText w:val=""/>
-      <w:lvlJc w:val="left"/>
-    </w:lvl>
-    <w:lvl w:ilvl="7" w:tplc="7B60835A">
-      <w:numFmt w:val="decimal"/>
-      <w:lvlText w:val=""/>
-      <w:lvlJc w:val="left"/>
-    </w:lvl>
-    <w:lvl w:ilvl="8" w:tplc="7B1A38F6">
-      <w:numFmt w:val="decimal"/>
-      <w:lvlText w:val=""/>
-      <w:lvlJc w:val="left"/>
-    </w:lvl>
-  </w:abstractNum>
-  <w:abstractNum w:abstractNumId="11" w15:restartNumberingAfterBreak="0">
-    <w:nsid w:val="637008A3"/>
-    <w:multiLevelType w:val="hybridMultilevel"/>
-    <w:tmpl w:val="085039B2"/>
-    <w:lvl w:ilvl="0" w:tplc="B70CF7C6">
-      <w:start w:val="1"/>
-      <w:numFmt w:val="decimal"/>
-      <w:lvlText w:val="%1."/>
-      <w:lvlJc w:val="left"/>
-      <w:pPr>
-        <w:ind w:left="648" w:hanging="360"/>
-      </w:pPr>
-    </w:lvl>
-    <w:lvl w:ilvl="1" w:tplc="E7E84E8A">
-      <w:numFmt w:val="decimal"/>
-      <w:lvlText w:val=""/>
-      <w:lvlJc w:val="left"/>
-    </w:lvl>
-    <w:lvl w:ilvl="2" w:tplc="8B6E887C">
-      <w:numFmt w:val="decimal"/>
-      <w:lvlText w:val=""/>
-      <w:lvlJc w:val="left"/>
-    </w:lvl>
-    <w:lvl w:ilvl="3" w:tplc="89981AF8">
-      <w:numFmt w:val="decimal"/>
-      <w:lvlText w:val=""/>
-      <w:lvlJc w:val="left"/>
-    </w:lvl>
-    <w:lvl w:ilvl="4" w:tplc="1D6AAF2C">
-      <w:numFmt w:val="decimal"/>
-      <w:lvlText w:val=""/>
-      <w:lvlJc w:val="left"/>
-    </w:lvl>
-    <w:lvl w:ilvl="5" w:tplc="E190E8D2">
-      <w:numFmt w:val="decimal"/>
-      <w:lvlText w:val=""/>
-      <w:lvlJc w:val="left"/>
-    </w:lvl>
-    <w:lvl w:ilvl="6" w:tplc="63FC423A">
-      <w:numFmt w:val="decimal"/>
-      <w:lvlText w:val=""/>
-      <w:lvlJc w:val="left"/>
-    </w:lvl>
-    <w:lvl w:ilvl="7" w:tplc="2F16E31C">
-      <w:numFmt w:val="decimal"/>
-      <w:lvlText w:val=""/>
-      <w:lvlJc w:val="left"/>
-    </w:lvl>
-    <w:lvl w:ilvl="8" w:tplc="36140300">
-      <w:numFmt w:val="decimal"/>
-      <w:lvlText w:val=""/>
-      <w:lvlJc w:val="left"/>
-    </w:lvl>
-  </w:abstractNum>
-  <w:abstractNum w:abstractNumId="12" w15:restartNumberingAfterBreak="0">
-    <w:nsid w:val="6D4719CC"/>
-    <w:multiLevelType w:val="multilevel"/>
-    <w:tmpl w:val="C97C4B12"/>
+    <w:tmpl w:val="E736B1A0"/>
     <w:lvl w:ilvl="0">
       <w:start w:val="1"/>
       <w:numFmt w:val="none"/>
@@ -3966,10 +7124,10 @@
       </w:pPr>
     </w:lvl>
   </w:abstractNum>
-  <w:abstractNum w:abstractNumId="13" w15:restartNumberingAfterBreak="0">
-    <w:nsid w:val="6EAC0985"/>
+  <w:abstractNum w:abstractNumId="17" w15:restartNumberingAfterBreak="0">
+    <w:nsid w:val="491F711B"/>
     <w:multiLevelType w:val="multilevel"/>
-    <w:tmpl w:val="C9BE1522"/>
+    <w:tmpl w:val="B0CABEC2"/>
     <w:lvl w:ilvl="0">
       <w:start w:val="1"/>
       <w:numFmt w:val="decimal"/>
@@ -4023,358 +7181,749 @@
       <w:lvlJc w:val="left"/>
     </w:lvl>
   </w:abstractNum>
-  <w:abstractNum w:abstractNumId="14" w15:restartNumberingAfterBreak="0">
-    <w:nsid w:val="7135582C"/>
-    <w:multiLevelType w:val="hybridMultilevel"/>
-    <w:tmpl w:val="A314E618"/>
-    <w:lvl w:ilvl="0" w:tplc="E23241AE">
-      <w:start w:val="1"/>
-      <w:numFmt w:val="decimal"/>
-      <w:lvlText w:val="%1."/>
-      <w:lvlJc w:val="left"/>
-      <w:pPr>
-        <w:ind w:left="648" w:hanging="360"/>
-      </w:pPr>
-    </w:lvl>
-    <w:lvl w:ilvl="1" w:tplc="12688ED6">
-      <w:numFmt w:val="decimal"/>
-      <w:lvlText w:val=""/>
-      <w:lvlJc w:val="left"/>
-    </w:lvl>
-    <w:lvl w:ilvl="2" w:tplc="091E2102">
-      <w:numFmt w:val="decimal"/>
-      <w:lvlText w:val=""/>
-      <w:lvlJc w:val="left"/>
-    </w:lvl>
-    <w:lvl w:ilvl="3" w:tplc="C87E1C98">
-      <w:numFmt w:val="decimal"/>
-      <w:lvlText w:val=""/>
-      <w:lvlJc w:val="left"/>
-    </w:lvl>
-    <w:lvl w:ilvl="4" w:tplc="3FECB958">
-      <w:numFmt w:val="decimal"/>
-      <w:lvlText w:val=""/>
-      <w:lvlJc w:val="left"/>
-    </w:lvl>
-    <w:lvl w:ilvl="5" w:tplc="D960DC4C">
-      <w:numFmt w:val="decimal"/>
-      <w:lvlText w:val=""/>
-      <w:lvlJc w:val="left"/>
-    </w:lvl>
-    <w:lvl w:ilvl="6" w:tplc="D7AC803C">
-      <w:numFmt w:val="decimal"/>
-      <w:lvlText w:val=""/>
-      <w:lvlJc w:val="left"/>
-    </w:lvl>
-    <w:lvl w:ilvl="7" w:tplc="1ADCCD42">
-      <w:numFmt w:val="decimal"/>
-      <w:lvlText w:val=""/>
-      <w:lvlJc w:val="left"/>
-    </w:lvl>
-    <w:lvl w:ilvl="8" w:tplc="EF5C2AAC">
-      <w:numFmt w:val="decimal"/>
-      <w:lvlText w:val=""/>
-      <w:lvlJc w:val="left"/>
-    </w:lvl>
-  </w:abstractNum>
-  <w:abstractNum w:abstractNumId="15" w15:restartNumberingAfterBreak="0">
-    <w:nsid w:val="786C1D22"/>
-    <w:multiLevelType w:val="hybridMultilevel"/>
-    <w:tmpl w:val="92A8A97E"/>
-    <w:lvl w:ilvl="0" w:tplc="C4B62994">
-      <w:start w:val="1"/>
-      <w:numFmt w:val="decimal"/>
-      <w:lvlText w:val="%1."/>
-      <w:lvlJc w:val="left"/>
-      <w:pPr>
-        <w:ind w:left="648" w:hanging="360"/>
-      </w:pPr>
-    </w:lvl>
-    <w:lvl w:ilvl="1" w:tplc="9DB25C68">
-      <w:numFmt w:val="decimal"/>
-      <w:lvlText w:val=""/>
-      <w:lvlJc w:val="left"/>
-    </w:lvl>
-    <w:lvl w:ilvl="2" w:tplc="6F40741C">
-      <w:numFmt w:val="decimal"/>
-      <w:lvlText w:val=""/>
-      <w:lvlJc w:val="left"/>
-    </w:lvl>
-    <w:lvl w:ilvl="3" w:tplc="CD76DAAC">
-      <w:numFmt w:val="decimal"/>
-      <w:lvlText w:val=""/>
-      <w:lvlJc w:val="left"/>
-    </w:lvl>
-    <w:lvl w:ilvl="4" w:tplc="832CB1A0">
-      <w:numFmt w:val="decimal"/>
-      <w:lvlText w:val=""/>
-      <w:lvlJc w:val="left"/>
-    </w:lvl>
-    <w:lvl w:ilvl="5" w:tplc="E03018E6">
-      <w:numFmt w:val="decimal"/>
-      <w:lvlText w:val=""/>
-      <w:lvlJc w:val="left"/>
-    </w:lvl>
-    <w:lvl w:ilvl="6" w:tplc="8A16062A">
-      <w:numFmt w:val="decimal"/>
-      <w:lvlText w:val=""/>
-      <w:lvlJc w:val="left"/>
-    </w:lvl>
-    <w:lvl w:ilvl="7" w:tplc="DCA8B2D4">
-      <w:numFmt w:val="decimal"/>
-      <w:lvlText w:val=""/>
-      <w:lvlJc w:val="left"/>
-    </w:lvl>
-    <w:lvl w:ilvl="8" w:tplc="08CAA942">
-      <w:numFmt w:val="decimal"/>
-      <w:lvlText w:val=""/>
-      <w:lvlJc w:val="left"/>
-    </w:lvl>
-  </w:abstractNum>
-  <w:abstractNum w:abstractNumId="16" w15:restartNumberingAfterBreak="0">
-    <w:nsid w:val="7C397105"/>
+  <w:abstractNum w:abstractNumId="18" w15:restartNumberingAfterBreak="0">
+    <w:nsid w:val="4C146E18"/>
     <w:multiLevelType w:val="multilevel"/>
-    <w:tmpl w:val="5DF882E6"/>
+    <w:tmpl w:val="AED46698"/>
     <w:lvl w:ilvl="0">
       <w:start w:val="1"/>
-      <w:numFmt w:val="bullet"/>
-      <w:lvlText w:val=""/>
+      <w:numFmt w:val="decimal"/>
+      <w:lvlText w:val="%1."/>
       <w:lvlJc w:val="left"/>
       <w:pPr>
         <w:tabs>
           <w:tab w:val="num" w:pos="0"/>
         </w:tabs>
-        <w:ind w:left="1368" w:hanging="360"/>
-      </w:pPr>
-      <w:rPr>
-        <w:rFonts w:ascii="Symbol" w:hAnsi="Symbol" w:cs="Symbol" w:hint="default"/>
-      </w:rPr>
+        <w:ind w:left="648" w:hanging="360"/>
+      </w:pPr>
     </w:lvl>
     <w:lvl w:ilvl="1">
+      <w:numFmt w:val="decimal"/>
+      <w:lvlText w:val=""/>
+      <w:lvlJc w:val="left"/>
+    </w:lvl>
+    <w:lvl w:ilvl="2">
+      <w:numFmt w:val="decimal"/>
+      <w:lvlText w:val=""/>
+      <w:lvlJc w:val="left"/>
+    </w:lvl>
+    <w:lvl w:ilvl="3">
+      <w:numFmt w:val="decimal"/>
+      <w:lvlText w:val=""/>
+      <w:lvlJc w:val="left"/>
+    </w:lvl>
+    <w:lvl w:ilvl="4">
+      <w:numFmt w:val="decimal"/>
+      <w:lvlText w:val=""/>
+      <w:lvlJc w:val="left"/>
+    </w:lvl>
+    <w:lvl w:ilvl="5">
+      <w:numFmt w:val="decimal"/>
+      <w:lvlText w:val=""/>
+      <w:lvlJc w:val="left"/>
+    </w:lvl>
+    <w:lvl w:ilvl="6">
+      <w:numFmt w:val="decimal"/>
+      <w:lvlText w:val=""/>
+      <w:lvlJc w:val="left"/>
+    </w:lvl>
+    <w:lvl w:ilvl="7">
+      <w:numFmt w:val="decimal"/>
+      <w:lvlText w:val=""/>
+      <w:lvlJc w:val="left"/>
+    </w:lvl>
+    <w:lvl w:ilvl="8">
+      <w:numFmt w:val="decimal"/>
+      <w:lvlText w:val=""/>
+      <w:lvlJc w:val="left"/>
+    </w:lvl>
+  </w:abstractNum>
+  <w:abstractNum w:abstractNumId="19" w15:restartNumberingAfterBreak="0">
+    <w:nsid w:val="4CF102C6"/>
+    <w:multiLevelType w:val="multilevel"/>
+    <w:tmpl w:val="1BDC4158"/>
+    <w:lvl w:ilvl="0">
       <w:start w:val="1"/>
-      <w:numFmt w:val="bullet"/>
-      <w:lvlText w:val="o"/>
+      <w:numFmt w:val="decimal"/>
+      <w:lvlText w:val="%1."/>
       <w:lvlJc w:val="left"/>
       <w:pPr>
         <w:tabs>
           <w:tab w:val="num" w:pos="0"/>
         </w:tabs>
-        <w:ind w:left="2088" w:hanging="360"/>
-      </w:pPr>
-      <w:rPr>
-        <w:rFonts w:ascii="Courier New" w:hAnsi="Courier New" w:cs="Courier New" w:hint="default"/>
-      </w:rPr>
+        <w:ind w:left="648" w:hanging="360"/>
+      </w:pPr>
+    </w:lvl>
+    <w:lvl w:ilvl="1">
+      <w:numFmt w:val="decimal"/>
+      <w:lvlText w:val=""/>
+      <w:lvlJc w:val="left"/>
     </w:lvl>
     <w:lvl w:ilvl="2">
+      <w:numFmt w:val="decimal"/>
+      <w:lvlText w:val=""/>
+      <w:lvlJc w:val="left"/>
+    </w:lvl>
+    <w:lvl w:ilvl="3">
+      <w:numFmt w:val="decimal"/>
+      <w:lvlText w:val=""/>
+      <w:lvlJc w:val="left"/>
+    </w:lvl>
+    <w:lvl w:ilvl="4">
+      <w:numFmt w:val="decimal"/>
+      <w:lvlText w:val=""/>
+      <w:lvlJc w:val="left"/>
+    </w:lvl>
+    <w:lvl w:ilvl="5">
+      <w:numFmt w:val="decimal"/>
+      <w:lvlText w:val=""/>
+      <w:lvlJc w:val="left"/>
+    </w:lvl>
+    <w:lvl w:ilvl="6">
+      <w:numFmt w:val="decimal"/>
+      <w:lvlText w:val=""/>
+      <w:lvlJc w:val="left"/>
+    </w:lvl>
+    <w:lvl w:ilvl="7">
+      <w:numFmt w:val="decimal"/>
+      <w:lvlText w:val=""/>
+      <w:lvlJc w:val="left"/>
+    </w:lvl>
+    <w:lvl w:ilvl="8">
+      <w:numFmt w:val="decimal"/>
+      <w:lvlText w:val=""/>
+      <w:lvlJc w:val="left"/>
+    </w:lvl>
+  </w:abstractNum>
+  <w:abstractNum w:abstractNumId="20" w15:restartNumberingAfterBreak="0">
+    <w:nsid w:val="519220BC"/>
+    <w:multiLevelType w:val="multilevel"/>
+    <w:tmpl w:val="2EF4D482"/>
+    <w:lvl w:ilvl="0">
       <w:start w:val="1"/>
-      <w:numFmt w:val="bullet"/>
-      <w:lvlText w:val=""/>
+      <w:numFmt w:val="decimal"/>
+      <w:lvlText w:val="%1."/>
       <w:lvlJc w:val="left"/>
       <w:pPr>
         <w:tabs>
           <w:tab w:val="num" w:pos="0"/>
         </w:tabs>
-        <w:ind w:left="2808" w:hanging="360"/>
-      </w:pPr>
-      <w:rPr>
-        <w:rFonts w:ascii="Wingdings" w:hAnsi="Wingdings" w:cs="Wingdings" w:hint="default"/>
-      </w:rPr>
+        <w:ind w:left="648" w:hanging="360"/>
+      </w:pPr>
+    </w:lvl>
+    <w:lvl w:ilvl="1">
+      <w:numFmt w:val="decimal"/>
+      <w:lvlText w:val=""/>
+      <w:lvlJc w:val="left"/>
+    </w:lvl>
+    <w:lvl w:ilvl="2">
+      <w:numFmt w:val="decimal"/>
+      <w:lvlText w:val=""/>
+      <w:lvlJc w:val="left"/>
     </w:lvl>
     <w:lvl w:ilvl="3">
+      <w:numFmt w:val="decimal"/>
+      <w:lvlText w:val=""/>
+      <w:lvlJc w:val="left"/>
+    </w:lvl>
+    <w:lvl w:ilvl="4">
+      <w:numFmt w:val="decimal"/>
+      <w:lvlText w:val=""/>
+      <w:lvlJc w:val="left"/>
+    </w:lvl>
+    <w:lvl w:ilvl="5">
+      <w:numFmt w:val="decimal"/>
+      <w:lvlText w:val=""/>
+      <w:lvlJc w:val="left"/>
+    </w:lvl>
+    <w:lvl w:ilvl="6">
+      <w:numFmt w:val="decimal"/>
+      <w:lvlText w:val=""/>
+      <w:lvlJc w:val="left"/>
+    </w:lvl>
+    <w:lvl w:ilvl="7">
+      <w:numFmt w:val="decimal"/>
+      <w:lvlText w:val=""/>
+      <w:lvlJc w:val="left"/>
+    </w:lvl>
+    <w:lvl w:ilvl="8">
+      <w:numFmt w:val="decimal"/>
+      <w:lvlText w:val=""/>
+      <w:lvlJc w:val="left"/>
+    </w:lvl>
+  </w:abstractNum>
+  <w:abstractNum w:abstractNumId="21" w15:restartNumberingAfterBreak="0">
+    <w:nsid w:val="5C3C2553"/>
+    <w:multiLevelType w:val="multilevel"/>
+    <w:tmpl w:val="29364CCA"/>
+    <w:lvl w:ilvl="0">
       <w:start w:val="1"/>
-      <w:numFmt w:val="bullet"/>
-      <w:lvlText w:val=""/>
+      <w:numFmt w:val="decimal"/>
+      <w:lvlText w:val="%1."/>
       <w:lvlJc w:val="left"/>
       <w:pPr>
         <w:tabs>
           <w:tab w:val="num" w:pos="0"/>
         </w:tabs>
-        <w:ind w:left="3528" w:hanging="360"/>
-      </w:pPr>
-      <w:rPr>
-        <w:rFonts w:ascii="Symbol" w:hAnsi="Symbol" w:cs="Symbol" w:hint="default"/>
-      </w:rPr>
+        <w:ind w:left="648" w:hanging="360"/>
+      </w:pPr>
+    </w:lvl>
+    <w:lvl w:ilvl="1">
+      <w:numFmt w:val="decimal"/>
+      <w:lvlText w:val=""/>
+      <w:lvlJc w:val="left"/>
+    </w:lvl>
+    <w:lvl w:ilvl="2">
+      <w:numFmt w:val="decimal"/>
+      <w:lvlText w:val=""/>
+      <w:lvlJc w:val="left"/>
+    </w:lvl>
+    <w:lvl w:ilvl="3">
+      <w:numFmt w:val="decimal"/>
+      <w:lvlText w:val=""/>
+      <w:lvlJc w:val="left"/>
     </w:lvl>
     <w:lvl w:ilvl="4">
+      <w:numFmt w:val="decimal"/>
+      <w:lvlText w:val=""/>
+      <w:lvlJc w:val="left"/>
+    </w:lvl>
+    <w:lvl w:ilvl="5">
+      <w:numFmt w:val="decimal"/>
+      <w:lvlText w:val=""/>
+      <w:lvlJc w:val="left"/>
+    </w:lvl>
+    <w:lvl w:ilvl="6">
+      <w:numFmt w:val="decimal"/>
+      <w:lvlText w:val=""/>
+      <w:lvlJc w:val="left"/>
+    </w:lvl>
+    <w:lvl w:ilvl="7">
+      <w:numFmt w:val="decimal"/>
+      <w:lvlText w:val=""/>
+      <w:lvlJc w:val="left"/>
+    </w:lvl>
+    <w:lvl w:ilvl="8">
+      <w:numFmt w:val="decimal"/>
+      <w:lvlText w:val=""/>
+      <w:lvlJc w:val="left"/>
+    </w:lvl>
+  </w:abstractNum>
+  <w:abstractNum w:abstractNumId="22" w15:restartNumberingAfterBreak="0">
+    <w:nsid w:val="5D141C6E"/>
+    <w:multiLevelType w:val="multilevel"/>
+    <w:tmpl w:val="99A4C006"/>
+    <w:lvl w:ilvl="0">
       <w:start w:val="1"/>
-      <w:numFmt w:val="bullet"/>
-      <w:lvlText w:val="o"/>
+      <w:numFmt w:val="decimal"/>
+      <w:lvlText w:val="%1."/>
       <w:lvlJc w:val="left"/>
       <w:pPr>
         <w:tabs>
           <w:tab w:val="num" w:pos="0"/>
         </w:tabs>
-        <w:ind w:left="4248" w:hanging="360"/>
-      </w:pPr>
-      <w:rPr>
-        <w:rFonts w:ascii="Courier New" w:hAnsi="Courier New" w:cs="Courier New" w:hint="default"/>
-      </w:rPr>
+        <w:ind w:left="648" w:hanging="360"/>
+      </w:pPr>
+    </w:lvl>
+    <w:lvl w:ilvl="1">
+      <w:numFmt w:val="decimal"/>
+      <w:lvlText w:val=""/>
+      <w:lvlJc w:val="left"/>
+    </w:lvl>
+    <w:lvl w:ilvl="2">
+      <w:numFmt w:val="decimal"/>
+      <w:lvlText w:val=""/>
+      <w:lvlJc w:val="left"/>
+    </w:lvl>
+    <w:lvl w:ilvl="3">
+      <w:numFmt w:val="decimal"/>
+      <w:lvlText w:val=""/>
+      <w:lvlJc w:val="left"/>
+    </w:lvl>
+    <w:lvl w:ilvl="4">
+      <w:numFmt w:val="decimal"/>
+      <w:lvlText w:val=""/>
+      <w:lvlJc w:val="left"/>
     </w:lvl>
     <w:lvl w:ilvl="5">
+      <w:numFmt w:val="decimal"/>
+      <w:lvlText w:val=""/>
+      <w:lvlJc w:val="left"/>
+    </w:lvl>
+    <w:lvl w:ilvl="6">
+      <w:numFmt w:val="decimal"/>
+      <w:lvlText w:val=""/>
+      <w:lvlJc w:val="left"/>
+    </w:lvl>
+    <w:lvl w:ilvl="7">
+      <w:numFmt w:val="decimal"/>
+      <w:lvlText w:val=""/>
+      <w:lvlJc w:val="left"/>
+    </w:lvl>
+    <w:lvl w:ilvl="8">
+      <w:numFmt w:val="decimal"/>
+      <w:lvlText w:val=""/>
+      <w:lvlJc w:val="left"/>
+    </w:lvl>
+  </w:abstractNum>
+  <w:abstractNum w:abstractNumId="23" w15:restartNumberingAfterBreak="0">
+    <w:nsid w:val="625A72FA"/>
+    <w:multiLevelType w:val="multilevel"/>
+    <w:tmpl w:val="4C5E0D50"/>
+    <w:lvl w:ilvl="0">
       <w:start w:val="1"/>
-      <w:numFmt w:val="bullet"/>
-      <w:lvlText w:val=""/>
+      <w:numFmt w:val="decimal"/>
+      <w:lvlText w:val="%1."/>
       <w:lvlJc w:val="left"/>
       <w:pPr>
         <w:tabs>
           <w:tab w:val="num" w:pos="0"/>
         </w:tabs>
-        <w:ind w:left="4968" w:hanging="360"/>
-      </w:pPr>
-      <w:rPr>
-        <w:rFonts w:ascii="Wingdings" w:hAnsi="Wingdings" w:cs="Wingdings" w:hint="default"/>
-      </w:rPr>
+        <w:ind w:left="648" w:hanging="360"/>
+      </w:pPr>
+    </w:lvl>
+    <w:lvl w:ilvl="1">
+      <w:numFmt w:val="decimal"/>
+      <w:lvlText w:val=""/>
+      <w:lvlJc w:val="left"/>
+    </w:lvl>
+    <w:lvl w:ilvl="2">
+      <w:numFmt w:val="decimal"/>
+      <w:lvlText w:val=""/>
+      <w:lvlJc w:val="left"/>
+    </w:lvl>
+    <w:lvl w:ilvl="3">
+      <w:numFmt w:val="decimal"/>
+      <w:lvlText w:val=""/>
+      <w:lvlJc w:val="left"/>
+    </w:lvl>
+    <w:lvl w:ilvl="4">
+      <w:numFmt w:val="decimal"/>
+      <w:lvlText w:val=""/>
+      <w:lvlJc w:val="left"/>
+    </w:lvl>
+    <w:lvl w:ilvl="5">
+      <w:numFmt w:val="decimal"/>
+      <w:lvlText w:val=""/>
+      <w:lvlJc w:val="left"/>
     </w:lvl>
     <w:lvl w:ilvl="6">
+      <w:numFmt w:val="decimal"/>
+      <w:lvlText w:val=""/>
+      <w:lvlJc w:val="left"/>
+    </w:lvl>
+    <w:lvl w:ilvl="7">
+      <w:numFmt w:val="decimal"/>
+      <w:lvlText w:val=""/>
+      <w:lvlJc w:val="left"/>
+    </w:lvl>
+    <w:lvl w:ilvl="8">
+      <w:numFmt w:val="decimal"/>
+      <w:lvlText w:val=""/>
+      <w:lvlJc w:val="left"/>
+    </w:lvl>
+  </w:abstractNum>
+  <w:abstractNum w:abstractNumId="24" w15:restartNumberingAfterBreak="0">
+    <w:nsid w:val="641B2871"/>
+    <w:multiLevelType w:val="multilevel"/>
+    <w:tmpl w:val="864A65C4"/>
+    <w:lvl w:ilvl="0">
       <w:start w:val="1"/>
-      <w:numFmt w:val="bullet"/>
-      <w:lvlText w:val=""/>
+      <w:numFmt w:val="decimal"/>
+      <w:lvlText w:val="%1."/>
       <w:lvlJc w:val="left"/>
       <w:pPr>
         <w:tabs>
           <w:tab w:val="num" w:pos="0"/>
         </w:tabs>
-        <w:ind w:left="5688" w:hanging="360"/>
-      </w:pPr>
-      <w:rPr>
-        <w:rFonts w:ascii="Symbol" w:hAnsi="Symbol" w:cs="Symbol" w:hint="default"/>
-      </w:rPr>
+        <w:ind w:left="648" w:hanging="360"/>
+      </w:pPr>
+    </w:lvl>
+    <w:lvl w:ilvl="1">
+      <w:numFmt w:val="decimal"/>
+      <w:lvlText w:val=""/>
+      <w:lvlJc w:val="left"/>
+    </w:lvl>
+    <w:lvl w:ilvl="2">
+      <w:numFmt w:val="decimal"/>
+      <w:lvlText w:val=""/>
+      <w:lvlJc w:val="left"/>
+    </w:lvl>
+    <w:lvl w:ilvl="3">
+      <w:numFmt w:val="decimal"/>
+      <w:lvlText w:val=""/>
+      <w:lvlJc w:val="left"/>
+    </w:lvl>
+    <w:lvl w:ilvl="4">
+      <w:numFmt w:val="decimal"/>
+      <w:lvlText w:val=""/>
+      <w:lvlJc w:val="left"/>
+    </w:lvl>
+    <w:lvl w:ilvl="5">
+      <w:numFmt w:val="decimal"/>
+      <w:lvlText w:val=""/>
+      <w:lvlJc w:val="left"/>
+    </w:lvl>
+    <w:lvl w:ilvl="6">
+      <w:numFmt w:val="decimal"/>
+      <w:lvlText w:val=""/>
+      <w:lvlJc w:val="left"/>
     </w:lvl>
     <w:lvl w:ilvl="7">
+      <w:numFmt w:val="decimal"/>
+      <w:lvlText w:val=""/>
+      <w:lvlJc w:val="left"/>
+    </w:lvl>
+    <w:lvl w:ilvl="8">
+      <w:numFmt w:val="decimal"/>
+      <w:lvlText w:val=""/>
+      <w:lvlJc w:val="left"/>
+    </w:lvl>
+  </w:abstractNum>
+  <w:abstractNum w:abstractNumId="25" w15:restartNumberingAfterBreak="0">
+    <w:nsid w:val="668667E6"/>
+    <w:multiLevelType w:val="multilevel"/>
+    <w:tmpl w:val="55D68542"/>
+    <w:lvl w:ilvl="0">
       <w:start w:val="1"/>
-      <w:numFmt w:val="bullet"/>
-      <w:lvlText w:val="o"/>
+      <w:numFmt w:val="decimal"/>
+      <w:lvlText w:val="%1."/>
       <w:lvlJc w:val="left"/>
       <w:pPr>
         <w:tabs>
           <w:tab w:val="num" w:pos="0"/>
         </w:tabs>
-        <w:ind w:left="6408" w:hanging="360"/>
-      </w:pPr>
-      <w:rPr>
-        <w:rFonts w:ascii="Courier New" w:hAnsi="Courier New" w:cs="Courier New" w:hint="default"/>
-      </w:rPr>
+        <w:ind w:left="648" w:hanging="360"/>
+      </w:pPr>
+    </w:lvl>
+    <w:lvl w:ilvl="1">
+      <w:numFmt w:val="decimal"/>
+      <w:lvlText w:val=""/>
+      <w:lvlJc w:val="left"/>
+    </w:lvl>
+    <w:lvl w:ilvl="2">
+      <w:numFmt w:val="decimal"/>
+      <w:lvlText w:val=""/>
+      <w:lvlJc w:val="left"/>
+    </w:lvl>
+    <w:lvl w:ilvl="3">
+      <w:numFmt w:val="decimal"/>
+      <w:lvlText w:val=""/>
+      <w:lvlJc w:val="left"/>
+    </w:lvl>
+    <w:lvl w:ilvl="4">
+      <w:numFmt w:val="decimal"/>
+      <w:lvlText w:val=""/>
+      <w:lvlJc w:val="left"/>
+    </w:lvl>
+    <w:lvl w:ilvl="5">
+      <w:numFmt w:val="decimal"/>
+      <w:lvlText w:val=""/>
+      <w:lvlJc w:val="left"/>
+    </w:lvl>
+    <w:lvl w:ilvl="6">
+      <w:numFmt w:val="decimal"/>
+      <w:lvlText w:val=""/>
+      <w:lvlJc w:val="left"/>
+    </w:lvl>
+    <w:lvl w:ilvl="7">
+      <w:numFmt w:val="decimal"/>
+      <w:lvlText w:val=""/>
+      <w:lvlJc w:val="left"/>
     </w:lvl>
     <w:lvl w:ilvl="8">
+      <w:numFmt w:val="decimal"/>
+      <w:lvlText w:val=""/>
+      <w:lvlJc w:val="left"/>
+    </w:lvl>
+  </w:abstractNum>
+  <w:abstractNum w:abstractNumId="26" w15:restartNumberingAfterBreak="0">
+    <w:nsid w:val="695367C4"/>
+    <w:multiLevelType w:val="multilevel"/>
+    <w:tmpl w:val="4274C0D2"/>
+    <w:lvl w:ilvl="0">
       <w:start w:val="1"/>
-      <w:numFmt w:val="bullet"/>
-      <w:lvlText w:val=""/>
+      <w:numFmt w:val="decimal"/>
+      <w:lvlText w:val="%1."/>
       <w:lvlJc w:val="left"/>
       <w:pPr>
         <w:tabs>
           <w:tab w:val="num" w:pos="0"/>
         </w:tabs>
-        <w:ind w:left="7128" w:hanging="360"/>
-      </w:pPr>
-      <w:rPr>
-        <w:rFonts w:ascii="Wingdings" w:hAnsi="Wingdings" w:cs="Wingdings" w:hint="default"/>
-      </w:rPr>
+        <w:ind w:left="648" w:hanging="360"/>
+      </w:pPr>
+    </w:lvl>
+    <w:lvl w:ilvl="1">
+      <w:numFmt w:val="decimal"/>
+      <w:lvlText w:val=""/>
+      <w:lvlJc w:val="left"/>
+    </w:lvl>
+    <w:lvl w:ilvl="2">
+      <w:numFmt w:val="decimal"/>
+      <w:lvlText w:val=""/>
+      <w:lvlJc w:val="left"/>
+    </w:lvl>
+    <w:lvl w:ilvl="3">
+      <w:numFmt w:val="decimal"/>
+      <w:lvlText w:val=""/>
+      <w:lvlJc w:val="left"/>
+    </w:lvl>
+    <w:lvl w:ilvl="4">
+      <w:numFmt w:val="decimal"/>
+      <w:lvlText w:val=""/>
+      <w:lvlJc w:val="left"/>
+    </w:lvl>
+    <w:lvl w:ilvl="5">
+      <w:numFmt w:val="decimal"/>
+      <w:lvlText w:val=""/>
+      <w:lvlJc w:val="left"/>
+    </w:lvl>
+    <w:lvl w:ilvl="6">
+      <w:numFmt w:val="decimal"/>
+      <w:lvlText w:val=""/>
+      <w:lvlJc w:val="left"/>
+    </w:lvl>
+    <w:lvl w:ilvl="7">
+      <w:numFmt w:val="decimal"/>
+      <w:lvlText w:val=""/>
+      <w:lvlJc w:val="left"/>
+    </w:lvl>
+    <w:lvl w:ilvl="8">
+      <w:numFmt w:val="decimal"/>
+      <w:lvlText w:val=""/>
+      <w:lvlJc w:val="left"/>
+    </w:lvl>
+  </w:abstractNum>
+  <w:abstractNum w:abstractNumId="27" w15:restartNumberingAfterBreak="0">
+    <w:nsid w:val="69D429F4"/>
+    <w:multiLevelType w:val="multilevel"/>
+    <w:tmpl w:val="66CE5ABC"/>
+    <w:lvl w:ilvl="0">
+      <w:start w:val="1"/>
+      <w:numFmt w:val="decimal"/>
+      <w:lvlText w:val="%1."/>
+      <w:lvlJc w:val="left"/>
+      <w:pPr>
+        <w:tabs>
+          <w:tab w:val="num" w:pos="0"/>
+        </w:tabs>
+        <w:ind w:left="648" w:hanging="360"/>
+      </w:pPr>
+    </w:lvl>
+    <w:lvl w:ilvl="1">
+      <w:numFmt w:val="decimal"/>
+      <w:lvlText w:val=""/>
+      <w:lvlJc w:val="left"/>
+    </w:lvl>
+    <w:lvl w:ilvl="2">
+      <w:numFmt w:val="decimal"/>
+      <w:lvlText w:val=""/>
+      <w:lvlJc w:val="left"/>
+    </w:lvl>
+    <w:lvl w:ilvl="3">
+      <w:numFmt w:val="decimal"/>
+      <w:lvlText w:val=""/>
+      <w:lvlJc w:val="left"/>
+    </w:lvl>
+    <w:lvl w:ilvl="4">
+      <w:numFmt w:val="decimal"/>
+      <w:lvlText w:val=""/>
+      <w:lvlJc w:val="left"/>
+    </w:lvl>
+    <w:lvl w:ilvl="5">
+      <w:numFmt w:val="decimal"/>
+      <w:lvlText w:val=""/>
+      <w:lvlJc w:val="left"/>
+    </w:lvl>
+    <w:lvl w:ilvl="6">
+      <w:numFmt w:val="decimal"/>
+      <w:lvlText w:val=""/>
+      <w:lvlJc w:val="left"/>
+    </w:lvl>
+    <w:lvl w:ilvl="7">
+      <w:numFmt w:val="decimal"/>
+      <w:lvlText w:val=""/>
+      <w:lvlJc w:val="left"/>
+    </w:lvl>
+    <w:lvl w:ilvl="8">
+      <w:numFmt w:val="decimal"/>
+      <w:lvlText w:val=""/>
+      <w:lvlJc w:val="left"/>
+    </w:lvl>
+  </w:abstractNum>
+  <w:abstractNum w:abstractNumId="28" w15:restartNumberingAfterBreak="0">
+    <w:nsid w:val="75F6250E"/>
+    <w:multiLevelType w:val="multilevel"/>
+    <w:tmpl w:val="642A13A2"/>
+    <w:lvl w:ilvl="0">
+      <w:start w:val="1"/>
+      <w:numFmt w:val="decimal"/>
+      <w:lvlText w:val="%1."/>
+      <w:lvlJc w:val="left"/>
+      <w:pPr>
+        <w:tabs>
+          <w:tab w:val="num" w:pos="0"/>
+        </w:tabs>
+        <w:ind w:left="648" w:hanging="360"/>
+      </w:pPr>
+    </w:lvl>
+    <w:lvl w:ilvl="1">
+      <w:numFmt w:val="decimal"/>
+      <w:lvlText w:val=""/>
+      <w:lvlJc w:val="left"/>
+    </w:lvl>
+    <w:lvl w:ilvl="2">
+      <w:numFmt w:val="decimal"/>
+      <w:lvlText w:val=""/>
+      <w:lvlJc w:val="left"/>
+    </w:lvl>
+    <w:lvl w:ilvl="3">
+      <w:numFmt w:val="decimal"/>
+      <w:lvlText w:val=""/>
+      <w:lvlJc w:val="left"/>
+    </w:lvl>
+    <w:lvl w:ilvl="4">
+      <w:numFmt w:val="decimal"/>
+      <w:lvlText w:val=""/>
+      <w:lvlJc w:val="left"/>
+    </w:lvl>
+    <w:lvl w:ilvl="5">
+      <w:numFmt w:val="decimal"/>
+      <w:lvlText w:val=""/>
+      <w:lvlJc w:val="left"/>
+    </w:lvl>
+    <w:lvl w:ilvl="6">
+      <w:numFmt w:val="decimal"/>
+      <w:lvlText w:val=""/>
+      <w:lvlJc w:val="left"/>
+    </w:lvl>
+    <w:lvl w:ilvl="7">
+      <w:numFmt w:val="decimal"/>
+      <w:lvlText w:val=""/>
+      <w:lvlJc w:val="left"/>
+    </w:lvl>
+    <w:lvl w:ilvl="8">
+      <w:numFmt w:val="decimal"/>
+      <w:lvlText w:val=""/>
+      <w:lvlJc w:val="left"/>
     </w:lvl>
   </w:abstractNum>
   <w:num w:numId="1">
+    <w:abstractNumId w:val="16"/>
+  </w:num>
+  <w:num w:numId="2">
+    <w:abstractNumId w:val="22"/>
+  </w:num>
+  <w:num w:numId="3">
+    <w:abstractNumId w:val="6"/>
+  </w:num>
+  <w:num w:numId="4">
+    <w:abstractNumId w:val="4"/>
+  </w:num>
+  <w:num w:numId="5">
+    <w:abstractNumId w:val="9"/>
+  </w:num>
+  <w:num w:numId="6">
     <w:abstractNumId w:val="12"/>
   </w:num>
-  <w:num w:numId="2">
-    <w:abstractNumId w:val="3"/>
-  </w:num>
-  <w:num w:numId="3">
-    <w:abstractNumId w:val="1"/>
-  </w:num>
-  <w:num w:numId="4">
-    <w:abstractNumId w:val="7"/>
-  </w:num>
-  <w:num w:numId="5">
-    <w:abstractNumId w:val="16"/>
-  </w:num>
-  <w:num w:numId="6">
-    <w:abstractNumId w:val="0"/>
-  </w:num>
   <w:num w:numId="7">
-    <w:abstractNumId w:val="13"/>
+    <w:abstractNumId w:val="23"/>
   </w:num>
   <w:num w:numId="8">
     <w:abstractNumId w:val="2"/>
   </w:num>
   <w:num w:numId="9">
-    <w:abstractNumId w:val="6"/>
+    <w:abstractNumId w:val="24"/>
   </w:num>
   <w:num w:numId="10">
-    <w:abstractNumId w:val="7"/>
+    <w:abstractNumId w:val="4"/>
     <w:lvlOverride w:ilvl="0">
       <w:startOverride w:val="1"/>
     </w:lvlOverride>
   </w:num>
   <w:num w:numId="11">
-    <w:abstractNumId w:val="13"/>
+    <w:abstractNumId w:val="23"/>
     <w:lvlOverride w:ilvl="0">
       <w:startOverride w:val="1"/>
     </w:lvlOverride>
   </w:num>
   <w:num w:numId="12">
-    <w:abstractNumId w:val="1"/>
+    <w:abstractNumId w:val="6"/>
     <w:lvlOverride w:ilvl="0">
       <w:startOverride w:val="1"/>
     </w:lvlOverride>
   </w:num>
   <w:num w:numId="13">
-    <w:abstractNumId w:val="6"/>
+    <w:abstractNumId w:val="24"/>
     <w:lvlOverride w:ilvl="0">
       <w:startOverride w:val="1"/>
     </w:lvlOverride>
   </w:num>
   <w:num w:numId="14">
-    <w:abstractNumId w:val="3"/>
+    <w:abstractNumId w:val="22"/>
     <w:lvlOverride w:ilvl="0">
       <w:startOverride w:val="1"/>
     </w:lvlOverride>
   </w:num>
   <w:num w:numId="15">
-    <w:abstractNumId w:val="15"/>
-    <w:lvlOverride w:ilvl="0">
-      <w:startOverride w:val="1"/>
-    </w:lvlOverride>
+    <w:abstractNumId w:val="19"/>
   </w:num>
   <w:num w:numId="16">
-    <w:abstractNumId w:val="14"/>
-    <w:lvlOverride w:ilvl="0">
-      <w:startOverride w:val="1"/>
-    </w:lvlOverride>
+    <w:abstractNumId w:val="3"/>
   </w:num>
   <w:num w:numId="17">
-    <w:abstractNumId w:val="4"/>
-    <w:lvlOverride w:ilvl="0">
-      <w:startOverride w:val="1"/>
-    </w:lvlOverride>
+    <w:abstractNumId w:val="26"/>
   </w:num>
   <w:num w:numId="18">
-    <w:abstractNumId w:val="11"/>
-    <w:lvlOverride w:ilvl="0">
-      <w:startOverride w:val="1"/>
-    </w:lvlOverride>
+    <w:abstractNumId w:val="25"/>
   </w:num>
   <w:num w:numId="19">
-    <w:abstractNumId w:val="5"/>
-    <w:lvlOverride w:ilvl="0">
-      <w:startOverride w:val="1"/>
-    </w:lvlOverride>
+    <w:abstractNumId w:val="27"/>
   </w:num>
   <w:num w:numId="20">
-    <w:abstractNumId w:val="9"/>
-    <w:lvlOverride w:ilvl="0">
-      <w:startOverride w:val="1"/>
-    </w:lvlOverride>
+    <w:abstractNumId w:val="10"/>
   </w:num>
   <w:num w:numId="21">
-    <w:abstractNumId w:val="10"/>
-    <w:lvlOverride w:ilvl="0">
-      <w:startOverride w:val="1"/>
-    </w:lvlOverride>
+    <w:abstractNumId w:val="17"/>
   </w:num>
   <w:num w:numId="22">
+    <w:abstractNumId w:val="21"/>
+  </w:num>
+  <w:num w:numId="23">
+    <w:abstractNumId w:val="11"/>
+  </w:num>
+  <w:num w:numId="24">
+    <w:abstractNumId w:val="0"/>
+  </w:num>
+  <w:num w:numId="25">
+    <w:abstractNumId w:val="18"/>
+  </w:num>
+  <w:num w:numId="26">
+    <w:abstractNumId w:val="7"/>
+  </w:num>
+  <w:num w:numId="27">
+    <w:abstractNumId w:val="1"/>
+  </w:num>
+  <w:num w:numId="28">
+    <w:abstractNumId w:val="13"/>
+  </w:num>
+  <w:num w:numId="29">
+    <w:abstractNumId w:val="28"/>
+  </w:num>
+  <w:num w:numId="30">
+    <w:abstractNumId w:val="14"/>
+  </w:num>
+  <w:num w:numId="31">
+    <w:abstractNumId w:val="20"/>
+  </w:num>
+  <w:num w:numId="32">
+    <w:abstractNumId w:val="5"/>
+  </w:num>
+  <w:num w:numId="33">
     <w:abstractNumId w:val="8"/>
-    <w:lvlOverride w:ilvl="0">
-      <w:startOverride w:val="1"/>
-    </w:lvlOverride>
+  </w:num>
+  <w:num w:numId="34">
+    <w:abstractNumId w:val="15"/>
   </w:num>
 </w:numbering>
 </file>
